--- a/doc/docx - format/08_DanhGiaVaRutKinhNghiem.docx
+++ b/doc/docx - format/08_DanhGiaVaRutKinhNghiem.docx
@@ -1,39 +1,72 @@
 
 <file path=word/document.xml><?xml version="1.0" encoding="utf-8"?>
-<w:document xmlns:wpc="http://schemas.microsoft.com/office/word/2010/wordprocessingCanvas" xmlns:mc="http://schemas.openxmlformats.org/markup-compatibility/2006" xmlns:o="urn:schemas-microsoft-com:office:office" xmlns:r="http://schemas.openxmlformats.org/officeDocument/2006/relationships" xmlns:m="http://schemas.openxmlformats.org/officeDocument/2006/math" xmlns:v="urn:schemas-microsoft-com:vml" xmlns:wp14="http://schemas.microsoft.com/office/word/2010/wordprocessingDrawing" xmlns:wp="http://schemas.openxmlformats.org/drawingml/2006/wordprocessingDrawing" xmlns:w10="urn:schemas-microsoft-com:office:word" xmlns:w="http://schemas.openxmlformats.org/wordprocessingml/2006/main" xmlns:w14="http://schemas.microsoft.com/office/word/2010/wordml" xmlns:w15="http://schemas.microsoft.com/office/word/2012/wordml" xmlns:wpg="http://schemas.microsoft.com/office/word/2010/wordprocessingGroup" xmlns:wpi="http://schemas.microsoft.com/office/word/2010/wordprocessingInk" xmlns:wne="http://schemas.microsoft.com/office/word/2006/wordml" xmlns:wps="http://schemas.microsoft.com/office/word/2010/wordprocessingShape" xmlns:cx="http://schemas.microsoft.com/office/drawing/2014/chartex" xmlns:cx1="http://schemas.microsoft.com/office/drawing/2015/9/8/chartex" xmlns:cx2="http://schemas.microsoft.com/office/drawing/2015/10/21/chartex" xmlns:cx3="http://schemas.microsoft.com/office/drawing/2016/5/9/chartex" xmlns:cx4="http://schemas.microsoft.com/office/drawing/2016/5/10/chartex" xmlns:cx5="http://schemas.microsoft.com/office/drawing/2016/5/11/chartex" xmlns:cx6="http://schemas.microsoft.com/office/drawing/2016/5/12/chartex" xmlns:cx7="http://schemas.microsoft.com/office/drawing/2016/5/13/chartex" xmlns:cx8="http://schemas.microsoft.com/office/drawing/2016/5/14/chartex" xmlns:aink="http://schemas.microsoft.com/office/drawing/2016/ink" xmlns:am3d="http://schemas.microsoft.com/office/drawing/2017/model3d" xmlns:w16cex="http://schemas.microsoft.com/office/word/2018/wordml/cex" xmlns:w16cid="http://schemas.microsoft.com/office/word/2016/wordml/cid" xmlns:w16="http://schemas.microsoft.com/office/word/2018/wordml" xmlns:w16sdtdh="http://schemas.microsoft.com/office/word/2020/wordml/sdtdatahash" xmlns:w16se="http://schemas.microsoft.com/office/word/2015/wordml/symex" mc:Ignorable="w14 w15 wp14">
+<w:document xmlns:wpc="http://schemas.microsoft.com/office/word/2010/wordprocessingCanvas" xmlns:cx="http://schemas.microsoft.com/office/drawing/2014/chartex" xmlns:cx1="http://schemas.microsoft.com/office/drawing/2015/9/8/chartex" xmlns:cx2="http://schemas.microsoft.com/office/drawing/2015/10/21/chartex" xmlns:cx3="http://schemas.microsoft.com/office/drawing/2016/5/9/chartex" xmlns:cx4="http://schemas.microsoft.com/office/drawing/2016/5/10/chartex" xmlns:cx5="http://schemas.microsoft.com/office/drawing/2016/5/11/chartex" xmlns:cx6="http://schemas.microsoft.com/office/drawing/2016/5/12/chartex" xmlns:cx7="http://schemas.microsoft.com/office/drawing/2016/5/13/chartex" xmlns:cx8="http://schemas.microsoft.com/office/drawing/2016/5/14/chartex" xmlns:mc="http://schemas.openxmlformats.org/markup-compatibility/2006" xmlns:aink="http://schemas.microsoft.com/office/drawing/2016/ink" xmlns:am3d="http://schemas.microsoft.com/office/drawing/2017/model3d" xmlns:o="urn:schemas-microsoft-com:office:office" xmlns:oel="http://schemas.microsoft.com/office/2019/extlst" xmlns:r="http://schemas.openxmlformats.org/officeDocument/2006/relationships" xmlns:m="http://schemas.openxmlformats.org/officeDocument/2006/math" xmlns:v="urn:schemas-microsoft-com:vml" xmlns:wp14="http://schemas.microsoft.com/office/word/2010/wordprocessingDrawing" xmlns:wp="http://schemas.openxmlformats.org/drawingml/2006/wordprocessingDrawing" xmlns:w10="urn:schemas-microsoft-com:office:word" xmlns:w="http://schemas.openxmlformats.org/wordprocessingml/2006/main" xmlns:w14="http://schemas.microsoft.com/office/word/2010/wordml" xmlns:w15="http://schemas.microsoft.com/office/word/2012/wordml" xmlns:w16cex="http://schemas.microsoft.com/office/word/2018/wordml/cex" xmlns:w16cid="http://schemas.microsoft.com/office/word/2016/wordml/cid" xmlns:w16="http://schemas.microsoft.com/office/word/2018/wordml" xmlns:w16du="http://schemas.microsoft.com/office/word/2023/wordml/word16du" xmlns:w16sdtdh="http://schemas.microsoft.com/office/word/2020/wordml/sdtdatahash" xmlns:w16sdtfl="http://schemas.microsoft.com/office/word/2024/wordml/sdtformatlock" xmlns:w16se="http://schemas.microsoft.com/office/word/2015/wordml/symex" xmlns:wpg="http://schemas.microsoft.com/office/word/2010/wordprocessingGroup" xmlns:wpi="http://schemas.microsoft.com/office/word/2010/wordprocessingInk" xmlns:wne="http://schemas.microsoft.com/office/word/2006/wordml" xmlns:wps="http://schemas.microsoft.com/office/word/2010/wordprocessingShape" mc:Ignorable="w14 w15 w16se w16cid w16 w16cex w16sdtdh w16sdtfl w16du wp14">
   <w:body>
     <w:p>
       <w:pPr>
-        <w:pStyle w:val="Heading1"/>
         <w:pStyle w:val="MdHeading1"/>
       </w:pPr>
       <w:r>
-        <w:t xml:space="preserve">TÀI LIỆU ĐÁNH GIÁ &amp; RÚT KINH NGHIỆM DỰ ÁN (PROJECT RETROSPECTIVE &amp; LESSONS LEARNED)</w:t>
-      </w:r>
-    </w:p>
-    <w:p>
-      <w:pPr>
-        <w:pStyle w:val="Heading2"/>
-        <w:pStyle w:val="MdHeading2"/>
-      </w:pPr>
-      <w:r>
-        <w:t xml:space="preserve">1. Mục đích Tài liệu</w:t>
+        <w:t>TÀI LIỆU ĐÁNH GIÁ &amp; RÚT KINH NGHIỆM DỰ ÁN (PROJECT RETROSPECTIVE &amp; LESSONS LEARNED)</w:t>
       </w:r>
     </w:p>
     <w:p>
       <w:pPr>
         <w:pStyle w:val="MdParagraph"/>
       </w:pPr>
-      <w:r>
-        <w:t xml:space="preserve">Tài liệu này được lập ra nhằm nhìn nhận lại toàn bộ vòng đời phát triển dự án Thương Mại Điện Tử của </w:t>
-      </w:r>
       <w:r>
         <w:rPr>
           <w:rStyle w:val="MdStrong"/>
-          <w:b/>
-          <w:bCs/>
         </w:rPr>
-        <w:t xml:space="preserve">Nhóm Thủy Lợi N5</w:t>
+        <w:t>Nhóm thực hiện:</w:t>
+      </w:r>
+      <w:r>
+        <w:t xml:space="preserve"> Thủy Lợi N5 </w:t>
+      </w:r>
+      <w:r>
+        <w:rPr>
+          <w:rStyle w:val="MdStrong"/>
+        </w:rPr>
+        <w:t>Môn học:</w:t>
+      </w:r>
+      <w:r>
+        <w:t xml:space="preserve"> Công Nghệ Phần Mềm</w:t>
+      </w:r>
+    </w:p>
+    <w:p>
+      <w:pPr>
+        <w:pStyle w:val="MdParagraph"/>
+      </w:pPr>
+      <w:r>
+        <w:rPr>
+          <w:rStyle w:val="MdStrong"/>
+        </w:rPr>
+        <w:t>Soạn thảo:</w:t>
+      </w:r>
+      <w:r>
+        <w:t xml:space="preserve"> Trần Khánh Trang, 32CNTT21 </w:t>
+      </w:r>
+    </w:p>
+    <w:p>
+      <w:pPr>
+        <w:pStyle w:val="MdHeading2"/>
+      </w:pPr>
+      <w:r>
+        <w:t>1. Mục đích Tài liệu</w:t>
+      </w:r>
+    </w:p>
+    <w:p>
+      <w:pPr>
+        <w:pStyle w:val="MdParagraph"/>
+      </w:pPr>
+      <w:r>
+        <w:t xml:space="preserve">Tài liệu này được lập ra nhằm nhìn nhận lại toàn bộ vòng đời phát triển dự án Thương Mại Điện Tử của </w:t>
+      </w:r>
+      <w:r>
+        <w:rPr>
+          <w:rStyle w:val="MdStrong"/>
+        </w:rPr>
+        <w:t>Nhóm Thủy Lợi N5</w:t>
       </w:r>
       <w:r>
         <w:t xml:space="preserve"> (từ 21/01/2025 đến 01/03/2026). Đây là bản tổng kết khách quan giúp phân tích các thành tựu đạt được, các thất bại hoặc độ trễ so với kế hoạch, từ đó đúc kết thành bài học kinh nghiệm quý giá cho các dự án phần mềm chuyên nghiệp trong tương lai.</w:t>
@@ -46,38 +79,22 @@
     </w:p>
     <w:p>
       <w:pPr>
-        <w:pStyle w:val="MdHr"/>
-        <w:pBdr>
-          <w:bottom w:val="single" w:color="auto" w:sz="6" w:space="1"/>
-        </w:pBdr>
-      </w:pPr>
-    </w:p>
-    <w:p>
-      <w:pPr>
-        <w:pStyle w:val="MdSpace"/>
-      </w:pPr>
-    </w:p>
-    <w:p>
-      <w:pPr>
-        <w:pStyle w:val="Heading2"/>
         <w:pStyle w:val="MdHeading2"/>
       </w:pPr>
       <w:r>
-        <w:t xml:space="preserve">2. Tổng kết &amp; Đánh giá Hiệu quả Dự án (Project Assessment)</w:t>
-      </w:r>
-    </w:p>
-    <w:p>
-      <w:pPr>
-        <w:pStyle w:val="Heading3"/>
+        <w:t>2. Tổng kết &amp; Đánh giá Hiệu quả Dự án (Project Assessment)</w:t>
+      </w:r>
+    </w:p>
+    <w:p>
+      <w:pPr>
         <w:pStyle w:val="MdHeading3"/>
       </w:pPr>
       <w:r>
-        <w:t xml:space="preserve">2.1 Đánh giá Tiến độ (Schedule &amp; Timeline)</w:t>
-      </w:r>
-    </w:p>
-    <w:p>
-      <w:pPr>
-        <w:pStyle w:val="ListParagraph"/>
+        <w:t>2.1 Đánh giá Tiến độ (Schedule &amp; Timeline)</w:t>
+      </w:r>
+    </w:p>
+    <w:p>
+      <w:pPr>
         <w:pStyle w:val="MdListItem"/>
         <w:numPr>
           <w:ilvl w:val="0"/>
@@ -87,18 +104,39 @@
       <w:r>
         <w:rPr>
           <w:rStyle w:val="MdStrong"/>
-          <w:b/>
-          <w:bCs/>
         </w:rPr>
-        <w:t xml:space="preserve">Kế hoạch đặt ra:</w:t>
-      </w:r>
-      <w:r>
-        <w:t xml:space="preserve"> Chạy 4 Sprints cốt lõi và đóng gói MVP vào ngày 31/08/2025 (Phase 1). Hoàn thiện chỉnh chu toàn bộ các tính năng mở rộng vào tháng 02/2026.</w:t>
-      </w:r>
-    </w:p>
-    <w:p>
-      <w:pPr>
-        <w:pStyle w:val="ListParagraph"/>
+        <w:t>Kế hoạch đặt ra:</w:t>
+      </w:r>
+      <w:r>
+        <w:t xml:space="preserve"> Chạy Sprints cốt lõi và đóng gói MVP vào ngày </w:t>
+      </w:r>
+      <w:r>
+        <w:t>05</w:t>
+      </w:r>
+      <w:r>
+        <w:t>/0</w:t>
+      </w:r>
+      <w:r>
+        <w:t>3</w:t>
+      </w:r>
+      <w:r>
+        <w:t>/202</w:t>
+      </w:r>
+      <w:r>
+        <w:t>6</w:t>
+      </w:r>
+      <w:r>
+        <w:t xml:space="preserve"> (Phase 1). Hoàn thiện chỉnh chu toàn bộ các tính năng mở rộng vào tháng 0</w:t>
+      </w:r>
+      <w:r>
+        <w:t>4</w:t>
+      </w:r>
+      <w:r>
+        <w:t>/2026.</w:t>
+      </w:r>
+    </w:p>
+    <w:p>
+      <w:pPr>
         <w:pStyle w:val="MdListItem"/>
         <w:numPr>
           <w:ilvl w:val="0"/>
@@ -108,18 +146,21 @@
       <w:r>
         <w:rPr>
           <w:rStyle w:val="MdStrong"/>
-          <w:b/>
-          <w:bCs/>
         </w:rPr>
-        <w:t xml:space="preserve">Thực tế thực hiện:</w:t>
-      </w:r>
-      <w:r>
-        <w:t xml:space="preserve"> Dự án đáp ứng được khoảng 95% thời hạn các Milestone quan trọng.</w:t>
-      </w:r>
-    </w:p>
-    <w:p>
-      <w:pPr>
-        <w:pStyle w:val="ListParagraph"/>
+        <w:t>Thực tế thực hiện:</w:t>
+      </w:r>
+      <w:r>
+        <w:t xml:space="preserve"> Dự án đáp ứng được khoảng 95% thời hạn các </w:t>
+      </w:r>
+      <w:r>
+        <w:t>mốc</w:t>
+      </w:r>
+      <w:r>
+        <w:t xml:space="preserve"> quan trọng.</w:t>
+      </w:r>
+    </w:p>
+    <w:p>
+      <w:pPr>
         <w:pStyle w:val="MdListItem"/>
         <w:numPr>
           <w:ilvl w:val="0"/>
@@ -129,10 +170,8 @@
       <w:r>
         <w:rPr>
           <w:rStyle w:val="MdStrong"/>
-          <w:b/>
-          <w:bCs/>
         </w:rPr>
-        <w:t xml:space="preserve">Đánh giá:</w:t>
+        <w:t>Đánh giá:</w:t>
       </w:r>
       <w:r>
         <w:t xml:space="preserve"> </w:t>
@@ -140,13 +179,23 @@
       <w:r>
         <w:rPr>
           <w:rStyle w:val="MdStrong"/>
-          <w:b/>
-          <w:bCs/>
         </w:rPr>
-        <w:t xml:space="preserve">TỐT</w:t>
-      </w:r>
-      <w:r>
-        <w:t xml:space="preserve">. Có một số độ trễ nhỏ xảy ra ở Sprint 3 (Chu trình Mua sắm) do các thành viên mới làm quen với luồng Redux Store để quản lý State Giỏ hàng, khiến tiến độ chậm khoảng 4 ngày so với dự kiến. Tuy nhiên, nhóm đã áp dụng chiến lược đẩy nhanh (Crashing) ở Sprint 4 nên vẫn kịp tiến độ nộp bài.</w:t>
+        <w:t>TỐT</w:t>
+      </w:r>
+      <w:r>
+        <w:t xml:space="preserve">. Có một số độ trễ nhỏ xảy ra ở Chu trình Mua sắm do các thành viên mới làm quen với luồng Redux Store để quản lý State Giỏ hàng, khiến tiến độ chậm khoảng </w:t>
+      </w:r>
+      <w:r>
+        <w:t>2</w:t>
+      </w:r>
+      <w:r>
+        <w:t xml:space="preserve"> ngày so với dự kiến. Tuy nhiên, nhóm đã áp dụng chiến lược đẩy nhanh ở </w:t>
+      </w:r>
+      <w:r>
+        <w:t>phần sau</w:t>
+      </w:r>
+      <w:r>
+        <w:t xml:space="preserve"> nên vẫn kịp tiến độ nộp bài.</w:t>
       </w:r>
     </w:p>
     <w:p>
@@ -156,16 +205,14 @@
     </w:p>
     <w:p>
       <w:pPr>
-        <w:pStyle w:val="Heading3"/>
         <w:pStyle w:val="MdHeading3"/>
       </w:pPr>
       <w:r>
-        <w:t xml:space="preserve">2.2 Đánh giá Chất lượng Phần mềm (Software Quality)</w:t>
-      </w:r>
-    </w:p>
-    <w:p>
-      <w:pPr>
-        <w:pStyle w:val="ListParagraph"/>
+        <w:t>2.2 Đánh giá Chất lượng Phần mềm (Software Quality)</w:t>
+      </w:r>
+    </w:p>
+    <w:p>
+      <w:pPr>
         <w:pStyle w:val="MdListItem"/>
         <w:numPr>
           <w:ilvl w:val="0"/>
@@ -175,10 +222,8 @@
       <w:r>
         <w:rPr>
           <w:rStyle w:val="MdStrong"/>
-          <w:b/>
-          <w:bCs/>
         </w:rPr>
-        <w:t xml:space="preserve">Giao diện (UI/UX):</w:t>
+        <w:t>Giao diện (UI/UX):</w:t>
       </w:r>
       <w:r>
         <w:t xml:space="preserve"> Giao diện tương đối trực quan, đáp ứng chuẩn Responsive trên màn hình Desktop và Tablet, tốc độ duyệt trang SPA (Single Page Application) bằng ReactJS diễn ra mượt mà, không bị chớp hay load lại trang.</w:t>
@@ -186,7 +231,6 @@
     </w:p>
     <w:p>
       <w:pPr>
-        <w:pStyle w:val="ListParagraph"/>
         <w:pStyle w:val="MdListItem"/>
         <w:numPr>
           <w:ilvl w:val="0"/>
@@ -196,10 +240,8 @@
       <w:r>
         <w:rPr>
           <w:rStyle w:val="MdStrong"/>
-          <w:b/>
-          <w:bCs/>
         </w:rPr>
-        <w:t xml:space="preserve">Tính năng (Functionality):</w:t>
+        <w:t>Tính năng (Functionality):</w:t>
       </w:r>
       <w:r>
         <w:t xml:space="preserve"> Cung cấp trọn vẹn luồng mua sắm điện tử (CRUD sản phẩm, Auth, Add-to-cart, Checkout, Dashboard KPI).</w:t>
@@ -207,7 +249,6 @@
     </w:p>
     <w:p>
       <w:pPr>
-        <w:pStyle w:val="ListParagraph"/>
         <w:pStyle w:val="MdListItem"/>
         <w:numPr>
           <w:ilvl w:val="0"/>
@@ -217,10 +258,8 @@
       <w:r>
         <w:rPr>
           <w:rStyle w:val="MdStrong"/>
-          <w:b/>
-          <w:bCs/>
         </w:rPr>
-        <w:t xml:space="preserve">Lỗi (Defects/Bugs):</w:t>
+        <w:t>Lỗi (Defects/Bugs):</w:t>
       </w:r>
       <w:r>
         <w:t xml:space="preserve"> Các bug logic nghiêm trọng (như đặt hàng với số lượng âm) đã được giải quyết triệt để tại khâu Validation Backend. Vẫn còn một số bug UI nhỏ ở các màn hình có độ phân giải lạ.</w:t>
@@ -228,7 +267,6 @@
     </w:p>
     <w:p>
       <w:pPr>
-        <w:pStyle w:val="ListParagraph"/>
         <w:pStyle w:val="MdListItem"/>
         <w:numPr>
           <w:ilvl w:val="0"/>
@@ -238,10 +276,8 @@
       <w:r>
         <w:rPr>
           <w:rStyle w:val="MdStrong"/>
-          <w:b/>
-          <w:bCs/>
         </w:rPr>
-        <w:t xml:space="preserve">Đánh giá:</w:t>
+        <w:t>Đánh giá:</w:t>
       </w:r>
       <w:r>
         <w:t xml:space="preserve"> </w:t>
@@ -249,13 +285,11 @@
       <w:r>
         <w:rPr>
           <w:rStyle w:val="MdStrong"/>
-          <w:b/>
-          <w:bCs/>
         </w:rPr>
-        <w:t xml:space="preserve">ĐẠT YÊU CẦU</w:t>
-      </w:r>
-      <w:r>
-        <w:t xml:space="preserve">. Kiến trúc MERN Stack chứng minh được sự trơn tru trong thao tác trao đổi Data (JSON) từ Client đến MongoDB.</w:t>
+        <w:t>ĐẠT YÊU CẦU</w:t>
+      </w:r>
+      <w:r>
+        <w:t>. Kiến trúc MERN Stack chứng minh được sự trơn tru trong thao tác trao đổi Data (JSON) từ Client đến MongoDB.</w:t>
       </w:r>
     </w:p>
     <w:p>
@@ -265,11 +299,11 @@
     </w:p>
     <w:p>
       <w:pPr>
-        <w:pStyle w:val="Heading3"/>
         <w:pStyle w:val="MdHeading3"/>
       </w:pPr>
       <w:r>
-        <w:t xml:space="preserve">2.3 Đánh giá Ngân sách / Nguồn lực dự án (Budget &amp; Resource Effort)</w:t>
+        <w:lastRenderedPageBreak/>
+        <w:t>2.3 Đánh giá Ngân sách / Nguồn lực dự án (Budget &amp; Resource Effort)</w:t>
       </w:r>
     </w:p>
     <w:p>
@@ -282,10 +316,8 @@
       <w:r>
         <w:rPr>
           <w:rStyle w:val="MdStrong"/>
-          <w:b/>
-          <w:bCs/>
         </w:rPr>
-        <w:t xml:space="preserve">Giờ làm việc (Man-hours)</w:t>
+        <w:t>Giờ làm việc (Man-hours)</w:t>
       </w:r>
       <w:r>
         <w:t xml:space="preserve"> và </w:t>
@@ -293,13 +325,11 @@
       <w:r>
         <w:rPr>
           <w:rStyle w:val="MdStrong"/>
-          <w:b/>
-          <w:bCs/>
         </w:rPr>
-        <w:t xml:space="preserve">Công nghệ sử dụng</w:t>
-      </w:r>
-      <w:r>
-        <w:t xml:space="preserve">.</w:t>
+        <w:t>Công nghệ sử dụng</w:t>
+      </w:r>
+      <w:r>
+        <w:t>.</w:t>
       </w:r>
     </w:p>
     <w:p>
@@ -309,7 +339,6 @@
     </w:p>
     <w:p>
       <w:pPr>
-        <w:pStyle w:val="ListParagraph"/>
         <w:pStyle w:val="MdListItem"/>
         <w:numPr>
           <w:ilvl w:val="0"/>
@@ -319,10 +348,8 @@
       <w:r>
         <w:rPr>
           <w:rStyle w:val="MdStrong"/>
-          <w:b/>
-          <w:bCs/>
         </w:rPr>
-        <w:t xml:space="preserve">Kế hoạch Effort:</w:t>
+        <w:t>Kế hoạch Effort:</w:t>
       </w:r>
       <w:r>
         <w:t xml:space="preserve"> Khoảng 150 giờ làm việc tổng cộng cho toàn đội.</w:t>
@@ -330,7 +357,6 @@
     </w:p>
     <w:p>
       <w:pPr>
-        <w:pStyle w:val="ListParagraph"/>
         <w:pStyle w:val="MdListItem"/>
         <w:numPr>
           <w:ilvl w:val="0"/>
@@ -340,10 +366,8 @@
       <w:r>
         <w:rPr>
           <w:rStyle w:val="MdStrong"/>
-          <w:b/>
-          <w:bCs/>
         </w:rPr>
-        <w:t xml:space="preserve">Thực tế tiêu hao (Actual Effort):</w:t>
+        <w:t>Thực tế tiêu hao (Actual Effort):</w:t>
       </w:r>
       <w:r>
         <w:t xml:space="preserve"> Khoảng 180 giờ do tốn kém thêm thời gian fix lỗi ghép nối API giữa Backend và Frontend (CORS Policy Error) ở những ngày đầu.</w:t>
@@ -351,7 +375,6 @@
     </w:p>
     <w:p>
       <w:pPr>
-        <w:pStyle w:val="ListParagraph"/>
         <w:pStyle w:val="MdListItem"/>
         <w:numPr>
           <w:ilvl w:val="0"/>
@@ -361,10 +384,8 @@
       <w:r>
         <w:rPr>
           <w:rStyle w:val="MdStrong"/>
-          <w:b/>
-          <w:bCs/>
         </w:rPr>
-        <w:t xml:space="preserve">Chi phí hạ tầng (Infrastructure Costs):</w:t>
+        <w:t>Chi phí hạ tầng (Infrastructure Costs):</w:t>
       </w:r>
       <w:r>
         <w:t xml:space="preserve"> $0. Thành công tận dụng triệt để các dịch vụ Free-tier (MongoDB Atlas lưu Database, Cloudinary lưu Ảnh, Git/Trello).</w:t>
@@ -372,7 +393,6 @@
     </w:p>
     <w:p>
       <w:pPr>
-        <w:pStyle w:val="ListParagraph"/>
         <w:pStyle w:val="MdListItem"/>
         <w:numPr>
           <w:ilvl w:val="0"/>
@@ -382,10 +402,8 @@
       <w:r>
         <w:rPr>
           <w:rStyle w:val="MdStrong"/>
-          <w:b/>
-          <w:bCs/>
         </w:rPr>
-        <w:t xml:space="preserve">Đánh giá:</w:t>
+        <w:t>Đánh giá:</w:t>
       </w:r>
       <w:r>
         <w:t xml:space="preserve"> </w:t>
@@ -393,13 +411,11 @@
       <w:r>
         <w:rPr>
           <w:rStyle w:val="MdStrong"/>
-          <w:b/>
-          <w:bCs/>
         </w:rPr>
-        <w:t xml:space="preserve">HIỆU QUẢ CAO</w:t>
-      </w:r>
-      <w:r>
-        <w:t xml:space="preserve">. Không phát sinh chi phí tiền mặt nhưng tài nguyên thời gian hơi vượt mức giới hạn.</w:t>
+        <w:t>HIỆU QUẢ CAO</w:t>
+      </w:r>
+      <w:r>
+        <w:t>. Không phát sinh chi phí tiền mặt nhưng tài nguyên thời gian hơi vượt mức giới hạn.</w:t>
       </w:r>
     </w:p>
     <w:p>
@@ -409,16 +425,14 @@
     </w:p>
     <w:p>
       <w:pPr>
-        <w:pStyle w:val="Heading3"/>
         <w:pStyle w:val="MdHeading3"/>
       </w:pPr>
       <w:r>
-        <w:t xml:space="preserve">2.4 Sự phối hợp &amp; Hiệu quả làm việc nhóm (Team Collaboration)</w:t>
-      </w:r>
-    </w:p>
-    <w:p>
-      <w:pPr>
-        <w:pStyle w:val="ListParagraph"/>
+        <w:t>2.4 Sự phối hợp &amp; Hiệu quả làm việc nhóm (Team Collaboration)</w:t>
+      </w:r>
+    </w:p>
+    <w:p>
+      <w:pPr>
         <w:pStyle w:val="MdListItem"/>
         <w:numPr>
           <w:ilvl w:val="0"/>
@@ -428,10 +442,8 @@
       <w:r>
         <w:rPr>
           <w:rStyle w:val="MdStrong"/>
-          <w:b/>
-          <w:bCs/>
         </w:rPr>
-        <w:t xml:space="preserve">Ưu điểm:</w:t>
+        <w:t>Ưu điểm:</w:t>
       </w:r>
       <w:r>
         <w:t xml:space="preserve"> Các thành viên biết chia sẻ công việc rõ rệt (Tách bạch người làm Front-end, người làm Back-end) nên ít khi bị Conflict code git đè lên nhau. Kỹ năng giao tiếp trong lúc review lỗi chéo trong các buổi Daily Meeting là khá tốt.</w:t>
@@ -439,7 +451,6 @@
     </w:p>
     <w:p>
       <w:pPr>
-        <w:pStyle w:val="ListParagraph"/>
         <w:pStyle w:val="MdListItem"/>
         <w:numPr>
           <w:ilvl w:val="0"/>
@@ -449,10 +460,8 @@
       <w:r>
         <w:rPr>
           <w:rStyle w:val="MdStrong"/>
-          <w:b/>
-          <w:bCs/>
         </w:rPr>
-        <w:t xml:space="preserve">Hạn chế:</w:t>
+        <w:t>Hạn chế:</w:t>
       </w:r>
       <w:r>
         <w:t xml:space="preserve"> Sự mất cân đối kiến thức ban đầu. Bạn phụ trách Front-end có lúc phải chờ Bạn Back-end làm xong API thì mới dám code, dẫn đến "nút thắt cổ chai" (Bottleneck) làm giảm hiệu suất tuần 3.</w:t>
@@ -465,42 +474,52 @@
     </w:p>
     <w:p>
       <w:pPr>
-        <w:pStyle w:val="Heading3"/>
         <w:pStyle w:val="MdHeading3"/>
       </w:pPr>
       <w:r>
-        <w:t xml:space="preserve">2.5 Bảng so sánh Kế hoạch vs. Thực tế theo Sprint (Planned vs. Actual)</w:t>
+        <w:t>2.5 Bảng so sánh Kế hoạch vs. Thực tế theo Sprint (Planned vs. Actual)</w:t>
       </w:r>
     </w:p>
     <w:tbl>
       <w:tblPr>
-        <w:tblStyle w:val="MdTable"/>
-        <w:tblW w:type="pct" w:w="100%"/>
+        <w:tblW w:w="5000" w:type="pct"/>
         <w:tblBorders>
-          <w:top w:val="single" w:color="auto" w:sz="4"/>
-          <w:left w:val="single" w:color="auto" w:sz="4"/>
-          <w:bottom w:val="single" w:color="auto" w:sz="4"/>
-          <w:right w:val="single" w:color="auto" w:sz="4"/>
-          <w:insideH w:val="single" w:color="auto" w:sz="4"/>
-          <w:insideV w:val="single" w:color="auto" w:sz="4"/>
+          <w:top w:val="single" w:sz="4" w:space="0" w:color="auto"/>
+          <w:left w:val="single" w:sz="4" w:space="0" w:color="auto"/>
+          <w:bottom w:val="single" w:sz="4" w:space="0" w:color="auto"/>
+          <w:right w:val="single" w:sz="4" w:space="0" w:color="auto"/>
+          <w:insideH w:val="single" w:sz="4" w:space="0" w:color="auto"/>
+          <w:insideV w:val="single" w:sz="4" w:space="0" w:color="auto"/>
         </w:tblBorders>
+        <w:tblCellMar>
+          <w:left w:w="10" w:type="dxa"/>
+          <w:right w:w="10" w:type="dxa"/>
+        </w:tblCellMar>
+        <w:tblLook w:val="04A0" w:firstRow="1" w:lastRow="0" w:firstColumn="1" w:lastColumn="0" w:noHBand="0" w:noVBand="1"/>
       </w:tblPr>
       <w:tblGrid>
-        <w:gridCol w:w="1666"/>
-        <w:gridCol w:w="1666"/>
-        <w:gridCol w:w="1666"/>
-        <w:gridCol w:w="1666"/>
-        <w:gridCol w:w="1666"/>
-        <w:gridCol w:w="1666"/>
+        <w:gridCol w:w="845"/>
+        <w:gridCol w:w="2202"/>
+        <w:gridCol w:w="880"/>
+        <w:gridCol w:w="862"/>
+        <w:gridCol w:w="996"/>
+        <w:gridCol w:w="3231"/>
       </w:tblGrid>
       <w:tr>
+        <w:tblPrEx>
+          <w:tblCellMar>
+            <w:top w:w="0" w:type="dxa"/>
+            <w:bottom w:w="0" w:type="dxa"/>
+          </w:tblCellMar>
+        </w:tblPrEx>
         <w:trPr>
           <w:cantSplit/>
           <w:tblHeader/>
         </w:trPr>
         <w:tc>
           <w:tcPr>
-            <w:shd w:fill="F2F2F2"/>
+            <w:tcW w:w="0" w:type="auto"/>
+            <w:shd w:val="clear" w:color="auto" w:fill="F2F2F2"/>
             <w:vAlign w:val="center"/>
           </w:tcPr>
           <w:p>
@@ -508,13 +527,14 @@
               <w:pStyle w:val="MdTableHeader"/>
             </w:pPr>
             <w:r>
-              <w:t xml:space="preserve">Sprint</w:t>
-            </w:r>
-          </w:p>
-        </w:tc>
-        <w:tc>
-          <w:tcPr>
-            <w:shd w:fill="F2F2F2"/>
+              <w:t>Sprint</w:t>
+            </w:r>
+          </w:p>
+        </w:tc>
+        <w:tc>
+          <w:tcPr>
+            <w:tcW w:w="0" w:type="auto"/>
+            <w:shd w:val="clear" w:color="auto" w:fill="F2F2F2"/>
             <w:vAlign w:val="center"/>
           </w:tcPr>
           <w:p>
@@ -522,13 +542,14 @@
               <w:pStyle w:val="MdTableHeader"/>
             </w:pPr>
             <w:r>
-              <w:t xml:space="preserve">Mục tiêu kế hoạch</w:t>
-            </w:r>
-          </w:p>
-        </w:tc>
-        <w:tc>
-          <w:tcPr>
-            <w:shd w:fill="F2F2F2"/>
+              <w:t>Mục tiêu kế hoạch</w:t>
+            </w:r>
+          </w:p>
+        </w:tc>
+        <w:tc>
+          <w:tcPr>
+            <w:tcW w:w="0" w:type="auto"/>
+            <w:shd w:val="clear" w:color="auto" w:fill="F2F2F2"/>
             <w:vAlign w:val="center"/>
           </w:tcPr>
           <w:p>
@@ -536,13 +557,14 @@
               <w:pStyle w:val="MdTableHeader"/>
             </w:pPr>
             <w:r>
-              <w:t xml:space="preserve">Effort dự kiến</w:t>
-            </w:r>
-          </w:p>
-        </w:tc>
-        <w:tc>
-          <w:tcPr>
-            <w:shd w:fill="F2F2F2"/>
+              <w:t>Effort dự kiến</w:t>
+            </w:r>
+          </w:p>
+        </w:tc>
+        <w:tc>
+          <w:tcPr>
+            <w:tcW w:w="0" w:type="auto"/>
+            <w:shd w:val="clear" w:color="auto" w:fill="F2F2F2"/>
             <w:vAlign w:val="center"/>
           </w:tcPr>
           <w:p>
@@ -550,13 +572,14 @@
               <w:pStyle w:val="MdTableHeader"/>
             </w:pPr>
             <w:r>
-              <w:t xml:space="preserve">Effort thực tế</w:t>
-            </w:r>
-          </w:p>
-        </w:tc>
-        <w:tc>
-          <w:tcPr>
-            <w:shd w:fill="F2F2F2"/>
+              <w:t>Effort thực tế</w:t>
+            </w:r>
+          </w:p>
+        </w:tc>
+        <w:tc>
+          <w:tcPr>
+            <w:tcW w:w="0" w:type="auto"/>
+            <w:shd w:val="clear" w:color="auto" w:fill="F2F2F2"/>
             <w:vAlign w:val="center"/>
           </w:tcPr>
           <w:p>
@@ -564,13 +587,14 @@
               <w:pStyle w:val="MdTableHeader"/>
             </w:pPr>
             <w:r>
-              <w:t xml:space="preserve">Kết quả đạt được</w:t>
-            </w:r>
-          </w:p>
-        </w:tc>
-        <w:tc>
-          <w:tcPr>
-            <w:shd w:fill="F2F2F2"/>
+              <w:t>Kết quả đạt được</w:t>
+            </w:r>
+          </w:p>
+        </w:tc>
+        <w:tc>
+          <w:tcPr>
+            <w:tcW w:w="0" w:type="auto"/>
+            <w:shd w:val="clear" w:color="auto" w:fill="F2F2F2"/>
             <w:vAlign w:val="center"/>
           </w:tcPr>
           <w:p>
@@ -578,17 +602,24 @@
               <w:pStyle w:val="MdTableHeader"/>
             </w:pPr>
             <w:r>
-              <w:t xml:space="preserve">Blockers / Độ trễ</w:t>
+              <w:t>Blockers / Độ trễ</w:t>
             </w:r>
           </w:p>
         </w:tc>
       </w:tr>
       <w:tr>
+        <w:tblPrEx>
+          <w:tblCellMar>
+            <w:top w:w="0" w:type="dxa"/>
+            <w:bottom w:w="0" w:type="dxa"/>
+          </w:tblCellMar>
+        </w:tblPrEx>
         <w:trPr>
           <w:cantSplit/>
         </w:trPr>
         <w:tc>
           <w:tcPr>
+            <w:tcW w:w="0" w:type="auto"/>
             <w:vAlign w:val="center"/>
           </w:tcPr>
           <w:p>
@@ -598,85 +629,101 @@
             <w:r>
               <w:rPr>
                 <w:rStyle w:val="MdStrong"/>
-                <w:b/>
-                <w:bCs/>
-              </w:rPr>
-              <w:t xml:space="preserve">Sprint 1</w:t>
-            </w:r>
-          </w:p>
-        </w:tc>
-        <w:tc>
-          <w:tcPr>
-            <w:vAlign w:val="center"/>
-          </w:tcPr>
-          <w:p>
-            <w:pPr>
-              <w:pStyle w:val="MdTableCell"/>
-            </w:pPr>
-            <w:r>
-              <w:t xml:space="preserve">Thiết lập nền tảng: Auth JWT, DB Schema, Git setup</w:t>
-            </w:r>
-          </w:p>
-        </w:tc>
-        <w:tc>
-          <w:tcPr>
-            <w:vAlign w:val="center"/>
-          </w:tcPr>
-          <w:p>
-            <w:pPr>
-              <w:pStyle w:val="MdTableCell"/>
-            </w:pPr>
-            <w:r>
-              <w:t xml:space="preserve">20 giờ</w:t>
-            </w:r>
-          </w:p>
-        </w:tc>
-        <w:tc>
-          <w:tcPr>
-            <w:vAlign w:val="center"/>
-          </w:tcPr>
-          <w:p>
-            <w:pPr>
-              <w:pStyle w:val="MdTableCell"/>
-            </w:pPr>
-            <w:r>
-              <w:t xml:space="preserve">22 giờ</w:t>
-            </w:r>
-          </w:p>
-        </w:tc>
-        <w:tc>
-          <w:tcPr>
-            <w:vAlign w:val="center"/>
-          </w:tcPr>
-          <w:p>
-            <w:pPr>
-              <w:pStyle w:val="MdTableCell"/>
-            </w:pPr>
-            <w:r>
-              <w:t xml:space="preserve">✅ Đầy đủ</w:t>
-            </w:r>
-          </w:p>
-        </w:tc>
-        <w:tc>
-          <w:tcPr>
-            <w:vAlign w:val="center"/>
-          </w:tcPr>
-          <w:p>
-            <w:pPr>
-              <w:pStyle w:val="MdTableCell"/>
-            </w:pPr>
-            <w:r>
-              <w:t xml:space="preserve">Mất thêm 2h cấu hình CORS lần đầu</w:t>
+              </w:rPr>
+              <w:t xml:space="preserve">Task </w:t>
+            </w:r>
+            <w:r>
+              <w:rPr>
+                <w:rStyle w:val="MdStrong"/>
+              </w:rPr>
+              <w:t>1</w:t>
+            </w:r>
+          </w:p>
+        </w:tc>
+        <w:tc>
+          <w:tcPr>
+            <w:tcW w:w="0" w:type="auto"/>
+            <w:vAlign w:val="center"/>
+          </w:tcPr>
+          <w:p>
+            <w:pPr>
+              <w:pStyle w:val="MdTableCell"/>
+            </w:pPr>
+            <w:r>
+              <w:t>Thiết lập nền tảng: Auth JWT, DB Schema, Git setup</w:t>
+            </w:r>
+          </w:p>
+        </w:tc>
+        <w:tc>
+          <w:tcPr>
+            <w:tcW w:w="0" w:type="auto"/>
+            <w:vAlign w:val="center"/>
+          </w:tcPr>
+          <w:p>
+            <w:pPr>
+              <w:pStyle w:val="MdTableCell"/>
+            </w:pPr>
+            <w:r>
+              <w:t>20 giờ</w:t>
+            </w:r>
+          </w:p>
+        </w:tc>
+        <w:tc>
+          <w:tcPr>
+            <w:tcW w:w="0" w:type="auto"/>
+            <w:vAlign w:val="center"/>
+          </w:tcPr>
+          <w:p>
+            <w:pPr>
+              <w:pStyle w:val="MdTableCell"/>
+            </w:pPr>
+            <w:r>
+              <w:t>22 giờ</w:t>
+            </w:r>
+          </w:p>
+        </w:tc>
+        <w:tc>
+          <w:tcPr>
+            <w:tcW w:w="0" w:type="auto"/>
+            <w:vAlign w:val="center"/>
+          </w:tcPr>
+          <w:p>
+            <w:pPr>
+              <w:pStyle w:val="MdTableCell"/>
+            </w:pPr>
+            <w:r>
+              <w:t>✅ Đầy đủ</w:t>
+            </w:r>
+          </w:p>
+        </w:tc>
+        <w:tc>
+          <w:tcPr>
+            <w:tcW w:w="0" w:type="auto"/>
+            <w:vAlign w:val="center"/>
+          </w:tcPr>
+          <w:p>
+            <w:pPr>
+              <w:pStyle w:val="MdTableCell"/>
+            </w:pPr>
+            <w:r>
+              <w:t>Mất thêm 2h cấu hình CORS lần đầu</w:t>
             </w:r>
           </w:p>
         </w:tc>
       </w:tr>
       <w:tr>
+        <w:tblPrEx>
+          <w:tblCellMar>
+            <w:top w:w="0" w:type="dxa"/>
+            <w:bottom w:w="0" w:type="dxa"/>
+          </w:tblCellMar>
+        </w:tblPrEx>
         <w:trPr>
           <w:cantSplit/>
         </w:trPr>
         <w:tc>
           <w:tcPr>
+            <w:tcW w:w="0" w:type="auto"/>
             <w:vAlign w:val="center"/>
           </w:tcPr>
           <w:p>
@@ -686,85 +733,101 @@
             <w:r>
               <w:rPr>
                 <w:rStyle w:val="MdStrong"/>
-                <w:b/>
-                <w:bCs/>
-              </w:rPr>
-              <w:t xml:space="preserve">Sprint 2</w:t>
-            </w:r>
-          </w:p>
-        </w:tc>
-        <w:tc>
-          <w:tcPr>
-            <w:vAlign w:val="center"/>
-          </w:tcPr>
-          <w:p>
-            <w:pPr>
-              <w:pStyle w:val="MdTableCell"/>
-            </w:pPr>
-            <w:r>
-              <w:t xml:space="preserve">CRUD Sản phẩm, Trang chủ, Tìm kiếm</w:t>
-            </w:r>
-          </w:p>
-        </w:tc>
-        <w:tc>
-          <w:tcPr>
-            <w:vAlign w:val="center"/>
-          </w:tcPr>
-          <w:p>
-            <w:pPr>
-              <w:pStyle w:val="MdTableCell"/>
-            </w:pPr>
-            <w:r>
-              <w:t xml:space="preserve">25 giờ</w:t>
-            </w:r>
-          </w:p>
-        </w:tc>
-        <w:tc>
-          <w:tcPr>
-            <w:vAlign w:val="center"/>
-          </w:tcPr>
-          <w:p>
-            <w:pPr>
-              <w:pStyle w:val="MdTableCell"/>
-            </w:pPr>
-            <w:r>
-              <w:t xml:space="preserve">26 giờ</w:t>
-            </w:r>
-          </w:p>
-        </w:tc>
-        <w:tc>
-          <w:tcPr>
-            <w:vAlign w:val="center"/>
-          </w:tcPr>
-          <w:p>
-            <w:pPr>
-              <w:pStyle w:val="MdTableCell"/>
-            </w:pPr>
-            <w:r>
-              <w:t xml:space="preserve">✅ Đầy đủ</w:t>
-            </w:r>
-          </w:p>
-        </w:tc>
-        <w:tc>
-          <w:tcPr>
-            <w:vAlign w:val="center"/>
-          </w:tcPr>
-          <w:p>
-            <w:pPr>
-              <w:pStyle w:val="MdTableCell"/>
-            </w:pPr>
-            <w:r>
-              <w:t xml:space="preserve">Upload ảnh Base64 làm phình DB → chuyển sang Cloudinary (+1h)</w:t>
+              </w:rPr>
+              <w:t>Task</w:t>
+            </w:r>
+            <w:r>
+              <w:rPr>
+                <w:rStyle w:val="MdStrong"/>
+              </w:rPr>
+              <w:t xml:space="preserve"> 2</w:t>
+            </w:r>
+          </w:p>
+        </w:tc>
+        <w:tc>
+          <w:tcPr>
+            <w:tcW w:w="0" w:type="auto"/>
+            <w:vAlign w:val="center"/>
+          </w:tcPr>
+          <w:p>
+            <w:pPr>
+              <w:pStyle w:val="MdTableCell"/>
+            </w:pPr>
+            <w:r>
+              <w:t>CRUD Sản phẩm, Trang chủ, Tìm kiếm</w:t>
+            </w:r>
+          </w:p>
+        </w:tc>
+        <w:tc>
+          <w:tcPr>
+            <w:tcW w:w="0" w:type="auto"/>
+            <w:vAlign w:val="center"/>
+          </w:tcPr>
+          <w:p>
+            <w:pPr>
+              <w:pStyle w:val="MdTableCell"/>
+            </w:pPr>
+            <w:r>
+              <w:t>25 giờ</w:t>
+            </w:r>
+          </w:p>
+        </w:tc>
+        <w:tc>
+          <w:tcPr>
+            <w:tcW w:w="0" w:type="auto"/>
+            <w:vAlign w:val="center"/>
+          </w:tcPr>
+          <w:p>
+            <w:pPr>
+              <w:pStyle w:val="MdTableCell"/>
+            </w:pPr>
+            <w:r>
+              <w:t>26 giờ</w:t>
+            </w:r>
+          </w:p>
+        </w:tc>
+        <w:tc>
+          <w:tcPr>
+            <w:tcW w:w="0" w:type="auto"/>
+            <w:vAlign w:val="center"/>
+          </w:tcPr>
+          <w:p>
+            <w:pPr>
+              <w:pStyle w:val="MdTableCell"/>
+            </w:pPr>
+            <w:r>
+              <w:t>✅ Đầy đủ</w:t>
+            </w:r>
+          </w:p>
+        </w:tc>
+        <w:tc>
+          <w:tcPr>
+            <w:tcW w:w="0" w:type="auto"/>
+            <w:vAlign w:val="center"/>
+          </w:tcPr>
+          <w:p>
+            <w:pPr>
+              <w:pStyle w:val="MdTableCell"/>
+            </w:pPr>
+            <w:r>
+              <w:t>Upload ảnh Base64 làm phình DB → chuyển sang Cloudinary (+1h)</w:t>
             </w:r>
           </w:p>
         </w:tc>
       </w:tr>
       <w:tr>
+        <w:tblPrEx>
+          <w:tblCellMar>
+            <w:top w:w="0" w:type="dxa"/>
+            <w:bottom w:w="0" w:type="dxa"/>
+          </w:tblCellMar>
+        </w:tblPrEx>
         <w:trPr>
           <w:cantSplit/>
         </w:trPr>
         <w:tc>
           <w:tcPr>
+            <w:tcW w:w="0" w:type="auto"/>
             <w:vAlign w:val="center"/>
           </w:tcPr>
           <w:p>
@@ -774,80 +837,99 @@
             <w:r>
               <w:rPr>
                 <w:rStyle w:val="MdStrong"/>
-                <w:b/>
-                <w:bCs/>
-              </w:rPr>
-              <w:t xml:space="preserve">Sprint 3</w:t>
-            </w:r>
-          </w:p>
-        </w:tc>
-        <w:tc>
-          <w:tcPr>
-            <w:vAlign w:val="center"/>
-          </w:tcPr>
-          <w:p>
-            <w:pPr>
-              <w:pStyle w:val="MdTableCell"/>
-            </w:pPr>
-            <w:r>
-              <w:t xml:space="preserve">Giỏ hàng (Redux), Checkout, Order API</w:t>
-            </w:r>
-          </w:p>
-        </w:tc>
-        <w:tc>
-          <w:tcPr>
-            <w:vAlign w:val="center"/>
-          </w:tcPr>
-          <w:p>
-            <w:pPr>
-              <w:pStyle w:val="MdTableCell"/>
-            </w:pPr>
-            <w:r>
-              <w:t xml:space="preserve">30 giờ</w:t>
-            </w:r>
-          </w:p>
-        </w:tc>
-        <w:tc>
-          <w:tcPr>
-            <w:vAlign w:val="center"/>
-          </w:tcPr>
-          <w:p>
-            <w:pPr>
-              <w:pStyle w:val="MdTableCell"/>
-            </w:pPr>
-            <w:r>
-              <w:t xml:space="preserve">34 giờ</w:t>
-            </w:r>
-          </w:p>
-        </w:tc>
-        <w:tc>
-          <w:tcPr>
-            <w:vAlign w:val="center"/>
-          </w:tcPr>
-          <w:p>
-            <w:pPr>
-              <w:pStyle w:val="MdTableCell"/>
-            </w:pPr>
-            <w:r>
-              <w:t xml:space="preserve">✅ Đầy đủ</w:t>
-            </w:r>
-          </w:p>
-        </w:tc>
-        <w:tc>
-          <w:tcPr>
-            <w:vAlign w:val="center"/>
-          </w:tcPr>
-          <w:p>
-            <w:pPr>
-              <w:pStyle w:val="MdTableCell"/>
-            </w:pPr>
+              </w:rPr>
+              <w:t xml:space="preserve">Task </w:t>
+            </w:r>
             <w:r>
               <w:rPr>
                 <w:rStyle w:val="MdStrong"/>
-                <w:b/>
-                <w:bCs/>
-              </w:rPr>
-              <w:t xml:space="preserve">Chậm 4 ngày</w:t>
+              </w:rPr>
+              <w:t>3</w:t>
+            </w:r>
+          </w:p>
+        </w:tc>
+        <w:tc>
+          <w:tcPr>
+            <w:tcW w:w="0" w:type="auto"/>
+            <w:vAlign w:val="center"/>
+          </w:tcPr>
+          <w:p>
+            <w:pPr>
+              <w:pStyle w:val="MdTableCell"/>
+            </w:pPr>
+            <w:r>
+              <w:t>Giỏ hàng (Redux), Checkout, Order API</w:t>
+            </w:r>
+          </w:p>
+        </w:tc>
+        <w:tc>
+          <w:tcPr>
+            <w:tcW w:w="0" w:type="auto"/>
+            <w:vAlign w:val="center"/>
+          </w:tcPr>
+          <w:p>
+            <w:pPr>
+              <w:pStyle w:val="MdTableCell"/>
+            </w:pPr>
+            <w:r>
+              <w:t>30 giờ</w:t>
+            </w:r>
+          </w:p>
+        </w:tc>
+        <w:tc>
+          <w:tcPr>
+            <w:tcW w:w="0" w:type="auto"/>
+            <w:vAlign w:val="center"/>
+          </w:tcPr>
+          <w:p>
+            <w:pPr>
+              <w:pStyle w:val="MdTableCell"/>
+            </w:pPr>
+            <w:r>
+              <w:t>34 giờ</w:t>
+            </w:r>
+          </w:p>
+        </w:tc>
+        <w:tc>
+          <w:tcPr>
+            <w:tcW w:w="0" w:type="auto"/>
+            <w:vAlign w:val="center"/>
+          </w:tcPr>
+          <w:p>
+            <w:pPr>
+              <w:pStyle w:val="MdTableCell"/>
+            </w:pPr>
+            <w:r>
+              <w:t>✅ Đầy đủ</w:t>
+            </w:r>
+          </w:p>
+        </w:tc>
+        <w:tc>
+          <w:tcPr>
+            <w:tcW w:w="0" w:type="auto"/>
+            <w:vAlign w:val="center"/>
+          </w:tcPr>
+          <w:p>
+            <w:pPr>
+              <w:pStyle w:val="MdTableCell"/>
+            </w:pPr>
+            <w:r>
+              <w:rPr>
+                <w:rStyle w:val="MdStrong"/>
+              </w:rPr>
+              <w:t xml:space="preserve">Chậm </w:t>
+            </w:r>
+            <w:r>
+              <w:rPr>
+                <w:rStyle w:val="MdStrong"/>
+              </w:rPr>
+              <w:t>1</w:t>
+            </w:r>
+            <w:r>
+              <w:rPr>
+                <w:rStyle w:val="MdStrong"/>
+              </w:rPr>
+              <w:t xml:space="preserve"> ngày</w:t>
             </w:r>
             <w:r>
               <w:t xml:space="preserve"> — FE chờ BE xong API cart; fix bug Redux state</w:t>
@@ -856,11 +938,18 @@
         </w:tc>
       </w:tr>
       <w:tr>
+        <w:tblPrEx>
+          <w:tblCellMar>
+            <w:top w:w="0" w:type="dxa"/>
+            <w:bottom w:w="0" w:type="dxa"/>
+          </w:tblCellMar>
+        </w:tblPrEx>
         <w:trPr>
           <w:cantSplit/>
         </w:trPr>
         <w:tc>
           <w:tcPr>
+            <w:tcW w:w="0" w:type="auto"/>
             <w:vAlign w:val="center"/>
           </w:tcPr>
           <w:p>
@@ -870,85 +959,101 @@
             <w:r>
               <w:rPr>
                 <w:rStyle w:val="MdStrong"/>
-                <w:b/>
-                <w:bCs/>
-              </w:rPr>
-              <w:t xml:space="preserve">Sprint 4</w:t>
-            </w:r>
-          </w:p>
-        </w:tc>
-        <w:tc>
-          <w:tcPr>
-            <w:vAlign w:val="center"/>
-          </w:tcPr>
-          <w:p>
-            <w:pPr>
-              <w:pStyle w:val="MdTableCell"/>
-            </w:pPr>
-            <w:r>
-              <w:t xml:space="preserve">Dashboard KPI, Export Excel, UI Polish</w:t>
-            </w:r>
-          </w:p>
-        </w:tc>
-        <w:tc>
-          <w:tcPr>
-            <w:vAlign w:val="center"/>
-          </w:tcPr>
-          <w:p>
-            <w:pPr>
-              <w:pStyle w:val="MdTableCell"/>
-            </w:pPr>
-            <w:r>
-              <w:t xml:space="preserve">25 giờ</w:t>
-            </w:r>
-          </w:p>
-        </w:tc>
-        <w:tc>
-          <w:tcPr>
-            <w:vAlign w:val="center"/>
-          </w:tcPr>
-          <w:p>
-            <w:pPr>
-              <w:pStyle w:val="MdTableCell"/>
-            </w:pPr>
-            <w:r>
-              <w:t xml:space="preserve">28 giờ</w:t>
-            </w:r>
-          </w:p>
-        </w:tc>
-        <w:tc>
-          <w:tcPr>
-            <w:vAlign w:val="center"/>
-          </w:tcPr>
-          <w:p>
-            <w:pPr>
-              <w:pStyle w:val="MdTableCell"/>
-            </w:pPr>
-            <w:r>
-              <w:t xml:space="preserve">✅ Đầy đủ</w:t>
-            </w:r>
-          </w:p>
-        </w:tc>
-        <w:tc>
-          <w:tcPr>
-            <w:vAlign w:val="center"/>
-          </w:tcPr>
-          <w:p>
-            <w:pPr>
-              <w:pStyle w:val="MdTableCell"/>
-            </w:pPr>
-            <w:r>
-              <w:t xml:space="preserve">Recharts config mất thêm ~3h; bù tiến độ Sprint 3</w:t>
+              </w:rPr>
+              <w:t xml:space="preserve">Task </w:t>
+            </w:r>
+            <w:r>
+              <w:rPr>
+                <w:rStyle w:val="MdStrong"/>
+              </w:rPr>
+              <w:t>4</w:t>
+            </w:r>
+          </w:p>
+        </w:tc>
+        <w:tc>
+          <w:tcPr>
+            <w:tcW w:w="0" w:type="auto"/>
+            <w:vAlign w:val="center"/>
+          </w:tcPr>
+          <w:p>
+            <w:pPr>
+              <w:pStyle w:val="MdTableCell"/>
+            </w:pPr>
+            <w:r>
+              <w:t>Dashboard KPI, Export Excel, UI Polish</w:t>
+            </w:r>
+          </w:p>
+        </w:tc>
+        <w:tc>
+          <w:tcPr>
+            <w:tcW w:w="0" w:type="auto"/>
+            <w:vAlign w:val="center"/>
+          </w:tcPr>
+          <w:p>
+            <w:pPr>
+              <w:pStyle w:val="MdTableCell"/>
+            </w:pPr>
+            <w:r>
+              <w:t>25 giờ</w:t>
+            </w:r>
+          </w:p>
+        </w:tc>
+        <w:tc>
+          <w:tcPr>
+            <w:tcW w:w="0" w:type="auto"/>
+            <w:vAlign w:val="center"/>
+          </w:tcPr>
+          <w:p>
+            <w:pPr>
+              <w:pStyle w:val="MdTableCell"/>
+            </w:pPr>
+            <w:r>
+              <w:t>28 giờ</w:t>
+            </w:r>
+          </w:p>
+        </w:tc>
+        <w:tc>
+          <w:tcPr>
+            <w:tcW w:w="0" w:type="auto"/>
+            <w:vAlign w:val="center"/>
+          </w:tcPr>
+          <w:p>
+            <w:pPr>
+              <w:pStyle w:val="MdTableCell"/>
+            </w:pPr>
+            <w:r>
+              <w:t>✅ Đầy đủ</w:t>
+            </w:r>
+          </w:p>
+        </w:tc>
+        <w:tc>
+          <w:tcPr>
+            <w:tcW w:w="0" w:type="auto"/>
+            <w:vAlign w:val="center"/>
+          </w:tcPr>
+          <w:p>
+            <w:pPr>
+              <w:pStyle w:val="MdTableCell"/>
+            </w:pPr>
+            <w:r>
+              <w:t>Recharts config mất thêm ~3h; bù tiến độ Sprint 3</w:t>
             </w:r>
           </w:p>
         </w:tc>
       </w:tr>
       <w:tr>
+        <w:tblPrEx>
+          <w:tblCellMar>
+            <w:top w:w="0" w:type="dxa"/>
+            <w:bottom w:w="0" w:type="dxa"/>
+          </w:tblCellMar>
+        </w:tblPrEx>
         <w:trPr>
           <w:cantSplit/>
         </w:trPr>
         <w:tc>
           <w:tcPr>
+            <w:tcW w:w="0" w:type="auto"/>
             <w:vAlign w:val="center"/>
           </w:tcPr>
           <w:p>
@@ -958,85 +1063,95 @@
             <w:r>
               <w:rPr>
                 <w:rStyle w:val="MdStrong"/>
-                <w:b/>
-                <w:bCs/>
-              </w:rPr>
-              <w:t xml:space="preserve">SQA / Patch</w:t>
-            </w:r>
-          </w:p>
-        </w:tc>
-        <w:tc>
-          <w:tcPr>
-            <w:vAlign w:val="center"/>
-          </w:tcPr>
-          <w:p>
-            <w:pPr>
-              <w:pStyle w:val="MdTableCell"/>
-            </w:pPr>
-            <w:r>
-              <w:t xml:space="preserve">Code review bảo mật, UAT, vá lỗi</w:t>
-            </w:r>
-          </w:p>
-        </w:tc>
-        <w:tc>
-          <w:tcPr>
-            <w:vAlign w:val="center"/>
-          </w:tcPr>
-          <w:p>
-            <w:pPr>
-              <w:pStyle w:val="MdTableCell"/>
-            </w:pPr>
-            <w:r>
-              <w:t xml:space="preserve">10 giờ</w:t>
-            </w:r>
-          </w:p>
-        </w:tc>
-        <w:tc>
-          <w:tcPr>
-            <w:vAlign w:val="center"/>
-          </w:tcPr>
-          <w:p>
-            <w:pPr>
-              <w:pStyle w:val="MdTableCell"/>
-            </w:pPr>
-            <w:r>
-              <w:t xml:space="preserve">12 giờ</w:t>
-            </w:r>
-          </w:p>
-        </w:tc>
-        <w:tc>
-          <w:tcPr>
-            <w:vAlign w:val="center"/>
-          </w:tcPr>
-          <w:p>
-            <w:pPr>
-              <w:pStyle w:val="MdTableCell"/>
-            </w:pPr>
-            <w:r>
-              <w:t xml:space="preserve">✅ 9/10 bug vá</w:t>
-            </w:r>
-          </w:p>
-        </w:tc>
-        <w:tc>
-          <w:tcPr>
-            <w:vAlign w:val="center"/>
-          </w:tcPr>
-          <w:p>
-            <w:pPr>
-              <w:pStyle w:val="MdTableCell"/>
-            </w:pPr>
-            <w:r>
-              <w:t xml:space="preserve">SEC_01→SEC_05: phát hiện thêm qua AI Code Review</w:t>
+              </w:rPr>
+              <w:t>SQA / Patch</w:t>
+            </w:r>
+          </w:p>
+        </w:tc>
+        <w:tc>
+          <w:tcPr>
+            <w:tcW w:w="0" w:type="auto"/>
+            <w:vAlign w:val="center"/>
+          </w:tcPr>
+          <w:p>
+            <w:pPr>
+              <w:pStyle w:val="MdTableCell"/>
+            </w:pPr>
+            <w:r>
+              <w:t>Code review bảo mật, UAT, vá lỗi</w:t>
+            </w:r>
+          </w:p>
+        </w:tc>
+        <w:tc>
+          <w:tcPr>
+            <w:tcW w:w="0" w:type="auto"/>
+            <w:vAlign w:val="center"/>
+          </w:tcPr>
+          <w:p>
+            <w:pPr>
+              <w:pStyle w:val="MdTableCell"/>
+            </w:pPr>
+            <w:r>
+              <w:t>10 giờ</w:t>
+            </w:r>
+          </w:p>
+        </w:tc>
+        <w:tc>
+          <w:tcPr>
+            <w:tcW w:w="0" w:type="auto"/>
+            <w:vAlign w:val="center"/>
+          </w:tcPr>
+          <w:p>
+            <w:pPr>
+              <w:pStyle w:val="MdTableCell"/>
+            </w:pPr>
+            <w:r>
+              <w:t>12 giờ</w:t>
+            </w:r>
+          </w:p>
+        </w:tc>
+        <w:tc>
+          <w:tcPr>
+            <w:tcW w:w="0" w:type="auto"/>
+            <w:vAlign w:val="center"/>
+          </w:tcPr>
+          <w:p>
+            <w:pPr>
+              <w:pStyle w:val="MdTableCell"/>
+            </w:pPr>
+            <w:r>
+              <w:t>✅ 9/10 bug vá</w:t>
+            </w:r>
+          </w:p>
+        </w:tc>
+        <w:tc>
+          <w:tcPr>
+            <w:tcW w:w="0" w:type="auto"/>
+            <w:vAlign w:val="center"/>
+          </w:tcPr>
+          <w:p>
+            <w:pPr>
+              <w:pStyle w:val="MdTableCell"/>
+            </w:pPr>
+            <w:r>
+              <w:t>SEC_01→SEC_05: phát hiện thêm qua AI Code Review</w:t>
             </w:r>
           </w:p>
         </w:tc>
       </w:tr>
       <w:tr>
+        <w:tblPrEx>
+          <w:tblCellMar>
+            <w:top w:w="0" w:type="dxa"/>
+            <w:bottom w:w="0" w:type="dxa"/>
+          </w:tblCellMar>
+        </w:tblPrEx>
         <w:trPr>
           <w:cantSplit/>
         </w:trPr>
         <w:tc>
           <w:tcPr>
+            <w:tcW w:w="0" w:type="auto"/>
             <w:vAlign w:val="center"/>
           </w:tcPr>
           <w:p>
@@ -1046,28 +1161,28 @@
             <w:r>
               <w:rPr>
                 <w:rStyle w:val="MdStrong"/>
-                <w:b/>
-                <w:bCs/>
-              </w:rPr>
-              <w:t xml:space="preserve">Tổng</w:t>
-            </w:r>
-          </w:p>
-        </w:tc>
-        <w:tc>
-          <w:tcPr>
-            <w:vAlign w:val="center"/>
-          </w:tcPr>
-          <w:p>
-            <w:pPr>
-              <w:pStyle w:val="MdTableCell"/>
-            </w:pPr>
-            <w:r>
-              <w:t xml:space="preserve">-</w:t>
-            </w:r>
-          </w:p>
-        </w:tc>
-        <w:tc>
-          <w:tcPr>
+              </w:rPr>
+              <w:t>Tổng</w:t>
+            </w:r>
+          </w:p>
+        </w:tc>
+        <w:tc>
+          <w:tcPr>
+            <w:tcW w:w="0" w:type="auto"/>
+            <w:vAlign w:val="center"/>
+          </w:tcPr>
+          <w:p>
+            <w:pPr>
+              <w:pStyle w:val="MdTableCell"/>
+            </w:pPr>
+            <w:r>
+              <w:t>-</w:t>
+            </w:r>
+          </w:p>
+        </w:tc>
+        <w:tc>
+          <w:tcPr>
+            <w:tcW w:w="0" w:type="auto"/>
             <w:vAlign w:val="center"/>
           </w:tcPr>
           <w:p>
@@ -1077,15 +1192,14 @@
             <w:r>
               <w:rPr>
                 <w:rStyle w:val="MdStrong"/>
-                <w:b/>
-                <w:bCs/>
-              </w:rPr>
-              <w:t xml:space="preserve">~110 giờ</w:t>
-            </w:r>
-          </w:p>
-        </w:tc>
-        <w:tc>
-          <w:tcPr>
+              </w:rPr>
+              <w:t>~110 giờ</w:t>
+            </w:r>
+          </w:p>
+        </w:tc>
+        <w:tc>
+          <w:tcPr>
+            <w:tcW w:w="0" w:type="auto"/>
             <w:vAlign w:val="center"/>
           </w:tcPr>
           <w:p>
@@ -1095,36 +1209,36 @@
             <w:r>
               <w:rPr>
                 <w:rStyle w:val="MdStrong"/>
-                <w:b/>
-                <w:bCs/>
-              </w:rPr>
-              <w:t xml:space="preserve">~122 giờ</w:t>
-            </w:r>
-          </w:p>
-        </w:tc>
-        <w:tc>
-          <w:tcPr>
-            <w:vAlign w:val="center"/>
-          </w:tcPr>
-          <w:p>
-            <w:pPr>
-              <w:pStyle w:val="MdTableCell"/>
-            </w:pPr>
-            <w:r>
-              <w:t xml:space="preserve">MVP v1.1 hoàn chỉnh</w:t>
-            </w:r>
-          </w:p>
-        </w:tc>
-        <w:tc>
-          <w:tcPr>
-            <w:vAlign w:val="center"/>
-          </w:tcPr>
-          <w:p>
-            <w:pPr>
-              <w:pStyle w:val="MdTableCell"/>
-            </w:pPr>
-            <w:r>
-              <w:t xml:space="preserve">Vượt ~11% effort so với kế hoạch</w:t>
+              </w:rPr>
+              <w:t>~122 giờ</w:t>
+            </w:r>
+          </w:p>
+        </w:tc>
+        <w:tc>
+          <w:tcPr>
+            <w:tcW w:w="0" w:type="auto"/>
+            <w:vAlign w:val="center"/>
+          </w:tcPr>
+          <w:p>
+            <w:pPr>
+              <w:pStyle w:val="MdTableCell"/>
+            </w:pPr>
+            <w:r>
+              <w:t>MVP v1.1 hoàn chỉnh</w:t>
+            </w:r>
+          </w:p>
+        </w:tc>
+        <w:tc>
+          <w:tcPr>
+            <w:tcW w:w="0" w:type="auto"/>
+            <w:vAlign w:val="center"/>
+          </w:tcPr>
+          <w:p>
+            <w:pPr>
+              <w:pStyle w:val="MdTableCell"/>
+            </w:pPr>
+            <w:r>
+              <w:t>Vượt ~11% effort so với kế hoạch</w:t>
             </w:r>
           </w:p>
         </w:tc>
@@ -1137,10 +1251,8 @@
       <w:r>
         <w:rPr>
           <w:rStyle w:val="MdStrong"/>
-          <w:b/>
-          <w:bCs/>
         </w:rPr>
-        <w:t xml:space="preserve">Nhận xét:</w:t>
+        <w:t>Nhận xét:</w:t>
       </w:r>
       <w:r>
         <w:t xml:space="preserve"> Mức vượt effort 11% là chấp nhận được (ngưỡng an toàn của ngành thường 15–20%). Sprint 3 là điểm rủi ro nhất — nhưng đã được khắc phục bằng chiến lược Crashing ở Sprint 4.</w:t>
@@ -1153,52 +1265,50 @@
     </w:p>
     <w:p>
       <w:pPr>
-        <w:pStyle w:val="MdHr"/>
-        <w:pBdr>
-          <w:bottom w:val="single" w:color="auto" w:sz="6" w:space="1"/>
-        </w:pBdr>
-      </w:pPr>
-    </w:p>
-    <w:p>
-      <w:pPr>
-        <w:pStyle w:val="MdSpace"/>
-      </w:pPr>
-    </w:p>
-    <w:p>
-      <w:pPr>
-        <w:pStyle w:val="Heading2"/>
         <w:pStyle w:val="MdHeading2"/>
       </w:pPr>
       <w:r>
-        <w:t xml:space="preserve">3. Khó khăn Gặp phải &amp; Cách giải quyết (Challenges &amp; Solutions)</w:t>
+        <w:lastRenderedPageBreak/>
+        <w:t>3. Khó khăn Gặp phải &amp; Cách giải quyết (Challenges &amp; Solutions)</w:t>
       </w:r>
     </w:p>
     <w:tbl>
       <w:tblPr>
-        <w:tblStyle w:val="MdTable"/>
-        <w:tblW w:type="pct" w:w="100%"/>
+        <w:tblW w:w="5000" w:type="pct"/>
         <w:tblBorders>
-          <w:top w:val="single" w:color="auto" w:sz="4"/>
-          <w:left w:val="single" w:color="auto" w:sz="4"/>
-          <w:bottom w:val="single" w:color="auto" w:sz="4"/>
-          <w:right w:val="single" w:color="auto" w:sz="4"/>
-          <w:insideH w:val="single" w:color="auto" w:sz="4"/>
-          <w:insideV w:val="single" w:color="auto" w:sz="4"/>
+          <w:top w:val="single" w:sz="4" w:space="0" w:color="auto"/>
+          <w:left w:val="single" w:sz="4" w:space="0" w:color="auto"/>
+          <w:bottom w:val="single" w:sz="4" w:space="0" w:color="auto"/>
+          <w:right w:val="single" w:sz="4" w:space="0" w:color="auto"/>
+          <w:insideH w:val="single" w:sz="4" w:space="0" w:color="auto"/>
+          <w:insideV w:val="single" w:sz="4" w:space="0" w:color="auto"/>
         </w:tblBorders>
+        <w:tblCellMar>
+          <w:left w:w="10" w:type="dxa"/>
+          <w:right w:w="10" w:type="dxa"/>
+        </w:tblCellMar>
+        <w:tblLook w:val="04A0" w:firstRow="1" w:lastRow="0" w:firstColumn="1" w:lastColumn="0" w:noHBand="0" w:noVBand="1"/>
       </w:tblPr>
       <w:tblGrid>
-        <w:gridCol w:w="3333"/>
-        <w:gridCol w:w="3333"/>
-        <w:gridCol w:w="3333"/>
+        <w:gridCol w:w="1128"/>
+        <w:gridCol w:w="2595"/>
+        <w:gridCol w:w="5293"/>
       </w:tblGrid>
       <w:tr>
+        <w:tblPrEx>
+          <w:tblCellMar>
+            <w:top w:w="0" w:type="dxa"/>
+            <w:bottom w:w="0" w:type="dxa"/>
+          </w:tblCellMar>
+        </w:tblPrEx>
         <w:trPr>
           <w:cantSplit/>
           <w:tblHeader/>
         </w:trPr>
         <w:tc>
           <w:tcPr>
-            <w:shd w:fill="F2F2F2"/>
+            <w:tcW w:w="0" w:type="auto"/>
+            <w:shd w:val="clear" w:color="auto" w:fill="F2F2F2"/>
             <w:vAlign w:val="center"/>
           </w:tcPr>
           <w:p>
@@ -1206,13 +1316,14 @@
               <w:pStyle w:val="MdTableHeader"/>
             </w:pPr>
             <w:r>
-              <w:t xml:space="preserve">Phân loại</w:t>
-            </w:r>
-          </w:p>
-        </w:tc>
-        <w:tc>
-          <w:tcPr>
-            <w:shd w:fill="F2F2F2"/>
+              <w:t>Phân loại</w:t>
+            </w:r>
+          </w:p>
+        </w:tc>
+        <w:tc>
+          <w:tcPr>
+            <w:tcW w:w="0" w:type="auto"/>
+            <w:shd w:val="clear" w:color="auto" w:fill="F2F2F2"/>
             <w:vAlign w:val="center"/>
           </w:tcPr>
           <w:p>
@@ -1220,13 +1331,14 @@
               <w:pStyle w:val="MdTableHeader"/>
             </w:pPr>
             <w:r>
-              <w:t xml:space="preserve">Khó khăn cụ thể gặp phải</w:t>
-            </w:r>
-          </w:p>
-        </w:tc>
-        <w:tc>
-          <w:tcPr>
-            <w:shd w:fill="F2F2F2"/>
+              <w:t>Khó khăn cụ thể gặp phải</w:t>
+            </w:r>
+          </w:p>
+        </w:tc>
+        <w:tc>
+          <w:tcPr>
+            <w:tcW w:w="0" w:type="auto"/>
+            <w:shd w:val="clear" w:color="auto" w:fill="F2F2F2"/>
             <w:vAlign w:val="center"/>
           </w:tcPr>
           <w:p>
@@ -1234,17 +1346,24 @@
               <w:pStyle w:val="MdTableHeader"/>
             </w:pPr>
             <w:r>
-              <w:t xml:space="preserve">Giải pháp nhóm đã áp dụng</w:t>
+              <w:t>Giải pháp nhóm đã áp dụng</w:t>
             </w:r>
           </w:p>
         </w:tc>
       </w:tr>
       <w:tr>
+        <w:tblPrEx>
+          <w:tblCellMar>
+            <w:top w:w="0" w:type="dxa"/>
+            <w:bottom w:w="0" w:type="dxa"/>
+          </w:tblCellMar>
+        </w:tblPrEx>
         <w:trPr>
           <w:cantSplit/>
         </w:trPr>
         <w:tc>
           <w:tcPr>
+            <w:tcW w:w="0" w:type="auto"/>
             <w:vAlign w:val="center"/>
           </w:tcPr>
           <w:p>
@@ -1254,15 +1373,14 @@
             <w:r>
               <w:rPr>
                 <w:rStyle w:val="MdStrong"/>
-                <w:b/>
-                <w:bCs/>
-              </w:rPr>
-              <w:t xml:space="preserve">Kỹ thuật (Tech)</w:t>
-            </w:r>
-          </w:p>
-        </w:tc>
-        <w:tc>
-          <w:tcPr>
+              </w:rPr>
+              <w:t>Kỹ thuật (Tech)</w:t>
+            </w:r>
+          </w:p>
+        </w:tc>
+        <w:tc>
+          <w:tcPr>
+            <w:tcW w:w="0" w:type="auto"/>
             <w:vAlign w:val="center"/>
           </w:tcPr>
           <w:p>
@@ -1275,10 +1393,8 @@
             <w:r>
               <w:rPr>
                 <w:rStyle w:val="MdStrong"/>
-                <w:b/>
-                <w:bCs/>
-              </w:rPr>
-              <w:t xml:space="preserve">CORS</w:t>
+              </w:rPr>
+              <w:t>CORS</w:t>
             </w:r>
             <w:r>
               <w:t xml:space="preserve"> (Cross-Origin Resource Sharing) khi React gọi sang cổng của Node.js bị chặn.</w:t>
@@ -1287,6 +1403,7 @@
         </w:tc>
         <w:tc>
           <w:tcPr>
+            <w:tcW w:w="0" w:type="auto"/>
             <w:vAlign w:val="center"/>
           </w:tcPr>
           <w:p>
@@ -1298,33 +1415,38 @@
             </w:r>
             <w:r>
               <w:rPr>
-                <w:rStyle w:val="MdCode"/>
                 <w:u w:val="single"/>
               </w:rPr>
-              <w:t xml:space="preserve">cors</w:t>
+              <w:t>cors</w:t>
             </w:r>
             <w:r>
               <w:t xml:space="preserve"> bên ExpressJS và cấu hình whitelist địa chỉ </w:t>
             </w:r>
             <w:r>
               <w:rPr>
-                <w:rStyle w:val="MdCode"/>
                 <w:u w:val="single"/>
               </w:rPr>
-              <w:t xml:space="preserve">http://khanhtrang:3000</w:t>
-            </w:r>
-            <w:r>
-              <w:t xml:space="preserve">.</w:t>
+              <w:t>http://khanhtrang:3000</w:t>
+            </w:r>
+            <w:r>
+              <w:t>.</w:t>
             </w:r>
           </w:p>
         </w:tc>
       </w:tr>
       <w:tr>
+        <w:tblPrEx>
+          <w:tblCellMar>
+            <w:top w:w="0" w:type="dxa"/>
+            <w:bottom w:w="0" w:type="dxa"/>
+          </w:tblCellMar>
+        </w:tblPrEx>
         <w:trPr>
           <w:cantSplit/>
         </w:trPr>
         <w:tc>
           <w:tcPr>
+            <w:tcW w:w="0" w:type="auto"/>
             <w:vAlign w:val="center"/>
           </w:tcPr>
           <w:p>
@@ -1334,28 +1456,28 @@
             <w:r>
               <w:rPr>
                 <w:rStyle w:val="MdStrong"/>
-                <w:b/>
-                <w:bCs/>
-              </w:rPr>
-              <w:t xml:space="preserve">Kỹ thuật (Tech)</w:t>
-            </w:r>
-          </w:p>
-        </w:tc>
-        <w:tc>
-          <w:tcPr>
-            <w:vAlign w:val="center"/>
-          </w:tcPr>
-          <w:p>
-            <w:pPr>
-              <w:pStyle w:val="MdTableCell"/>
-            </w:pPr>
-            <w:r>
-              <w:t xml:space="preserve">Up ảnh sản phẩm lên MongoDB làm Database phình to và nặng nhanh chóng, quá tải BSON size.</w:t>
-            </w:r>
-          </w:p>
-        </w:tc>
-        <w:tc>
-          <w:tcPr>
+              </w:rPr>
+              <w:t>Kỹ thuật (Tech)</w:t>
+            </w:r>
+          </w:p>
+        </w:tc>
+        <w:tc>
+          <w:tcPr>
+            <w:tcW w:w="0" w:type="auto"/>
+            <w:vAlign w:val="center"/>
+          </w:tcPr>
+          <w:p>
+            <w:pPr>
+              <w:pStyle w:val="MdTableCell"/>
+            </w:pPr>
+            <w:r>
+              <w:t>Up ảnh sản phẩm lên MongoDB làm Database phình to và nặng nhanh chóng, quá tải BSON size.</w:t>
+            </w:r>
+          </w:p>
+        </w:tc>
+        <w:tc>
+          <w:tcPr>
+            <w:tcW w:w="0" w:type="auto"/>
             <w:vAlign w:val="center"/>
           </w:tcPr>
           <w:p>
@@ -1368,30 +1490,34 @@
             <w:r>
               <w:rPr>
                 <w:rStyle w:val="MdStrong"/>
-                <w:b/>
-                <w:bCs/>
-              </w:rPr>
-              <w:t xml:space="preserve">Cloudinary</w:t>
+              </w:rPr>
+              <w:t>Cloudinary</w:t>
             </w:r>
             <w:r>
               <w:t xml:space="preserve">, sau đó DB chỉ cần lưu chuỗi đường dẫn URL </w:t>
             </w:r>
             <w:r>
               <w:rPr>
-                <w:rStyle w:val="MdCode"/>
                 <w:u w:val="single"/>
               </w:rPr>
-              <w:t xml:space="preserve">https://...</w:t>
+              <w:t>https://...</w:t>
             </w:r>
           </w:p>
         </w:tc>
       </w:tr>
       <w:tr>
+        <w:tblPrEx>
+          <w:tblCellMar>
+            <w:top w:w="0" w:type="dxa"/>
+            <w:bottom w:w="0" w:type="dxa"/>
+          </w:tblCellMar>
+        </w:tblPrEx>
         <w:trPr>
           <w:cantSplit/>
         </w:trPr>
         <w:tc>
           <w:tcPr>
+            <w:tcW w:w="0" w:type="auto"/>
             <w:vAlign w:val="center"/>
           </w:tcPr>
           <w:p>
@@ -1401,28 +1527,28 @@
             <w:r>
               <w:rPr>
                 <w:rStyle w:val="MdStrong"/>
-                <w:b/>
-                <w:bCs/>
-              </w:rPr>
-              <w:t xml:space="preserve">Quy trình (Process)</w:t>
-            </w:r>
-          </w:p>
-        </w:tc>
-        <w:tc>
-          <w:tcPr>
-            <w:vAlign w:val="center"/>
-          </w:tcPr>
-          <w:p>
-            <w:pPr>
-              <w:pStyle w:val="MdTableCell"/>
-            </w:pPr>
-            <w:r>
-              <w:t xml:space="preserve">Backend code chưa kịp xong, Frontend không có nguồn dữ liệu đổ vào màn hình phải ngồi chơi chờ vài ngày.</w:t>
-            </w:r>
-          </w:p>
-        </w:tc>
-        <w:tc>
-          <w:tcPr>
+              </w:rPr>
+              <w:t>Quy trình (Process)</w:t>
+            </w:r>
+          </w:p>
+        </w:tc>
+        <w:tc>
+          <w:tcPr>
+            <w:tcW w:w="0" w:type="auto"/>
+            <w:vAlign w:val="center"/>
+          </w:tcPr>
+          <w:p>
+            <w:pPr>
+              <w:pStyle w:val="MdTableCell"/>
+            </w:pPr>
+            <w:r>
+              <w:t>Backend code chưa kịp xong, Frontend không có nguồn dữ liệu đổ vào màn hình phải ngồi chơi chờ vài ngày.</w:t>
+            </w:r>
+          </w:p>
+        </w:tc>
+        <w:tc>
+          <w:tcPr>
+            <w:tcW w:w="0" w:type="auto"/>
             <w:vAlign w:val="center"/>
           </w:tcPr>
           <w:p>
@@ -1435,10 +1561,8 @@
             <w:r>
               <w:rPr>
                 <w:rStyle w:val="MdStrong"/>
-                <w:b/>
-                <w:bCs/>
-              </w:rPr>
-              <w:t xml:space="preserve">Fake Data (Mock API / Mock JSON)</w:t>
+              </w:rPr>
+              <w:t>Fake Data (Mock API / Mock JSON)</w:t>
             </w:r>
             <w:r>
               <w:t xml:space="preserve"> để gài vào thiết kế vẽ vời trước, khi nào Backend thật xong việc thì gỡ cái giả ra.</w:t>
@@ -1447,11 +1571,18 @@
         </w:tc>
       </w:tr>
       <w:tr>
+        <w:tblPrEx>
+          <w:tblCellMar>
+            <w:top w:w="0" w:type="dxa"/>
+            <w:bottom w:w="0" w:type="dxa"/>
+          </w:tblCellMar>
+        </w:tblPrEx>
         <w:trPr>
           <w:cantSplit/>
         </w:trPr>
         <w:tc>
           <w:tcPr>
+            <w:tcW w:w="0" w:type="auto"/>
             <w:vAlign w:val="center"/>
           </w:tcPr>
           <w:p>
@@ -1461,28 +1592,28 @@
             <w:r>
               <w:rPr>
                 <w:rStyle w:val="MdStrong"/>
-                <w:b/>
-                <w:bCs/>
-              </w:rPr>
-              <w:t xml:space="preserve">Nhân sự (People)</w:t>
-            </w:r>
-          </w:p>
-        </w:tc>
-        <w:tc>
-          <w:tcPr>
-            <w:vAlign w:val="center"/>
-          </w:tcPr>
-          <w:p>
-            <w:pPr>
-              <w:pStyle w:val="MdTableCell"/>
-            </w:pPr>
-            <w:r>
-              <w:t xml:space="preserve">Có bạn bận lịch thi học kỳ khác, xin phép nghỉ 1 vài ngày trong thời gian Sprint quan trọng.</w:t>
-            </w:r>
-          </w:p>
-        </w:tc>
-        <w:tc>
-          <w:tcPr>
+              </w:rPr>
+              <w:t>Nhân sự (People)</w:t>
+            </w:r>
+          </w:p>
+        </w:tc>
+        <w:tc>
+          <w:tcPr>
+            <w:tcW w:w="0" w:type="auto"/>
+            <w:vAlign w:val="center"/>
+          </w:tcPr>
+          <w:p>
+            <w:pPr>
+              <w:pStyle w:val="MdTableCell"/>
+            </w:pPr>
+            <w:r>
+              <w:t>Có bạn bận lịch thi học kỳ khác, xin phép nghỉ 1 vài ngày trong thời gian Sprint quan trọng.</w:t>
+            </w:r>
+          </w:p>
+        </w:tc>
+        <w:tc>
+          <w:tcPr>
+            <w:tcW w:w="0" w:type="auto"/>
             <w:vAlign w:val="center"/>
           </w:tcPr>
           <w:p>
@@ -1495,10 +1626,8 @@
             <w:r>
               <w:rPr>
                 <w:rStyle w:val="MdStrong"/>
-                <w:b/>
-                <w:bCs/>
-              </w:rPr>
-              <w:t xml:space="preserve">Pair-Programming</w:t>
+              </w:rPr>
+              <w:t>Pair-Programming</w:t>
             </w:r>
             <w:r>
               <w:t xml:space="preserve"> (2 người cùng quan sát 1 module), người này nghỉ thì người kia biết đường thay thế và fix bug liền.</w:t>
@@ -1509,24 +1638,15 @@
     </w:tbl>
     <w:p>
       <w:pPr>
-        <w:pStyle w:val="MdHr"/>
-        <w:pBdr>
-          <w:bottom w:val="single" w:color="auto" w:sz="6" w:space="1"/>
-        </w:pBdr>
-      </w:pPr>
-    </w:p>
-    <w:p>
-      <w:pPr>
         <w:pStyle w:val="MdSpace"/>
       </w:pPr>
     </w:p>
     <w:p>
       <w:pPr>
-        <w:pStyle w:val="Heading2"/>
         <w:pStyle w:val="MdHeading2"/>
       </w:pPr>
       <w:r>
-        <w:t xml:space="preserve">4. Retrospective — Phương pháp "4Ls" (Sprint Retrospective Framework)</w:t>
+        <w:t>4. Retrospective — Phương pháp "4Ls" (Sprint Retrospective Framework)</w:t>
       </w:r>
     </w:p>
     <w:p>
@@ -1539,10 +1659,8 @@
       <w:r>
         <w:rPr>
           <w:rStyle w:val="MdStrong"/>
-          <w:b/>
-          <w:bCs/>
         </w:rPr>
-        <w:t xml:space="preserve">4Ls Retrospective</w:t>
+        <w:t>4Ls Retrospective</w:t>
       </w:r>
       <w:r>
         <w:t xml:space="preserve"> được sử dụng rộng rãi trong Scrum Teams chuyên nghiệp, nhóm nhìn lại dự án theo 4 góc độ:</w:t>
@@ -1555,30 +1673,41 @@
     </w:p>
     <w:tbl>
       <w:tblPr>
-        <w:tblStyle w:val="MdTable"/>
-        <w:tblW w:type="pct" w:w="100%"/>
+        <w:tblW w:w="5000" w:type="pct"/>
         <w:tblBorders>
-          <w:top w:val="single" w:color="auto" w:sz="4"/>
-          <w:left w:val="single" w:color="auto" w:sz="4"/>
-          <w:bottom w:val="single" w:color="auto" w:sz="4"/>
-          <w:right w:val="single" w:color="auto" w:sz="4"/>
-          <w:insideH w:val="single" w:color="auto" w:sz="4"/>
-          <w:insideV w:val="single" w:color="auto" w:sz="4"/>
+          <w:top w:val="single" w:sz="4" w:space="0" w:color="auto"/>
+          <w:left w:val="single" w:sz="4" w:space="0" w:color="auto"/>
+          <w:bottom w:val="single" w:sz="4" w:space="0" w:color="auto"/>
+          <w:right w:val="single" w:sz="4" w:space="0" w:color="auto"/>
+          <w:insideH w:val="single" w:sz="4" w:space="0" w:color="auto"/>
+          <w:insideV w:val="single" w:sz="4" w:space="0" w:color="auto"/>
         </w:tblBorders>
+        <w:tblCellMar>
+          <w:left w:w="10" w:type="dxa"/>
+          <w:right w:w="10" w:type="dxa"/>
+        </w:tblCellMar>
+        <w:tblLook w:val="04A0" w:firstRow="1" w:lastRow="0" w:firstColumn="1" w:lastColumn="0" w:noHBand="0" w:noVBand="1"/>
       </w:tblPr>
       <w:tblGrid>
-        <w:gridCol w:w="3333"/>
-        <w:gridCol w:w="3333"/>
-        <w:gridCol w:w="3333"/>
+        <w:gridCol w:w="1312"/>
+        <w:gridCol w:w="1526"/>
+        <w:gridCol w:w="6178"/>
       </w:tblGrid>
       <w:tr>
+        <w:tblPrEx>
+          <w:tblCellMar>
+            <w:top w:w="0" w:type="dxa"/>
+            <w:bottom w:w="0" w:type="dxa"/>
+          </w:tblCellMar>
+        </w:tblPrEx>
         <w:trPr>
           <w:cantSplit/>
           <w:tblHeader/>
         </w:trPr>
         <w:tc>
           <w:tcPr>
-            <w:shd w:fill="F2F2F2"/>
+            <w:tcW w:w="0" w:type="auto"/>
+            <w:shd w:val="clear" w:color="auto" w:fill="F2F2F2"/>
             <w:vAlign w:val="center"/>
           </w:tcPr>
           <w:p>
@@ -1586,13 +1715,14 @@
               <w:pStyle w:val="MdTableHeader"/>
             </w:pPr>
             <w:r>
-              <w:t xml:space="preserve">Góc độ</w:t>
-            </w:r>
-          </w:p>
-        </w:tc>
-        <w:tc>
-          <w:tcPr>
-            <w:shd w:fill="F2F2F2"/>
+              <w:t>Góc độ</w:t>
+            </w:r>
+          </w:p>
+        </w:tc>
+        <w:tc>
+          <w:tcPr>
+            <w:tcW w:w="0" w:type="auto"/>
+            <w:shd w:val="clear" w:color="auto" w:fill="F2F2F2"/>
             <w:vAlign w:val="center"/>
           </w:tcPr>
           <w:p>
@@ -1600,13 +1730,14 @@
               <w:pStyle w:val="MdTableHeader"/>
             </w:pPr>
             <w:r>
-              <w:t xml:space="preserve">Ý nghĩa</w:t>
-            </w:r>
-          </w:p>
-        </w:tc>
-        <w:tc>
-          <w:tcPr>
-            <w:shd w:fill="F2F2F2"/>
+              <w:t>Ý nghĩa</w:t>
+            </w:r>
+          </w:p>
+        </w:tc>
+        <w:tc>
+          <w:tcPr>
+            <w:tcW w:w="0" w:type="auto"/>
+            <w:shd w:val="clear" w:color="auto" w:fill="F2F2F2"/>
             <w:vAlign w:val="center"/>
           </w:tcPr>
           <w:p>
@@ -1614,17 +1745,24 @@
               <w:pStyle w:val="MdTableHeader"/>
             </w:pPr>
             <w:r>
-              <w:t xml:space="preserve">Nội dung nhóm Thủy Lợi N5 đúc kết</w:t>
+              <w:t>Nội dung nhóm Thủy Lợi N5 đúc kết</w:t>
             </w:r>
           </w:p>
         </w:tc>
       </w:tr>
       <w:tr>
+        <w:tblPrEx>
+          <w:tblCellMar>
+            <w:top w:w="0" w:type="dxa"/>
+            <w:bottom w:w="0" w:type="dxa"/>
+          </w:tblCellMar>
+        </w:tblPrEx>
         <w:trPr>
           <w:cantSplit/>
         </w:trPr>
         <w:tc>
           <w:tcPr>
+            <w:tcW w:w="0" w:type="auto"/>
             <w:vAlign w:val="center"/>
           </w:tcPr>
           <w:p>
@@ -1637,10 +1775,8 @@
             <w:r>
               <w:rPr>
                 <w:rStyle w:val="MdStrong"/>
-                <w:b/>
-                <w:bCs/>
-              </w:rPr>
-              <w:t xml:space="preserve">Liked</w:t>
+              </w:rPr>
+              <w:t>Liked</w:t>
             </w:r>
             <w:r>
               <w:t xml:space="preserve"> (Hài lòng)</w:t>
@@ -1649,37 +1785,46 @@
         </w:tc>
         <w:tc>
           <w:tcPr>
-            <w:vAlign w:val="center"/>
-          </w:tcPr>
-          <w:p>
-            <w:pPr>
-              <w:pStyle w:val="MdTableCell"/>
-            </w:pPr>
-            <w:r>
-              <w:t xml:space="preserve">Những gì đã diễn ra tốt</w:t>
-            </w:r>
-          </w:p>
-        </w:tc>
-        <w:tc>
-          <w:tcPr>
-            <w:vAlign w:val="center"/>
-          </w:tcPr>
-          <w:p>
-            <w:pPr>
-              <w:pStyle w:val="MdTableCell"/>
-            </w:pPr>
-            <w:r>
-              <w:t xml:space="preserve">MERN Stack giúp dữ liệu JSON chạy mượt Client↔Server; Ant Design tiết kiệm đáng kể thời gian UI; Recharts render biểu đồ đẹp và tùy biến cao; Agile Scrum giúp phân công rõ ràng, không bị conflict git cập nhật.</w:t>
+            <w:tcW w:w="0" w:type="auto"/>
+            <w:vAlign w:val="center"/>
+          </w:tcPr>
+          <w:p>
+            <w:pPr>
+              <w:pStyle w:val="MdTableCell"/>
+            </w:pPr>
+            <w:r>
+              <w:t>Những gì đã diễn ra tốt</w:t>
+            </w:r>
+          </w:p>
+        </w:tc>
+        <w:tc>
+          <w:tcPr>
+            <w:tcW w:w="0" w:type="auto"/>
+            <w:vAlign w:val="center"/>
+          </w:tcPr>
+          <w:p>
+            <w:pPr>
+              <w:pStyle w:val="MdTableCell"/>
+            </w:pPr>
+            <w:r>
+              <w:t>MERN Stack giúp dữ liệu JSON chạy mượt Client↔Server; Ant Design tiết kiệm đáng kể thời gian UI; Recharts render biểu đồ đẹp và tùy biến cao; Agile Scrum giúp phân công rõ ràng, không bị conflict git cập nhật.</w:t>
             </w:r>
           </w:p>
         </w:tc>
       </w:tr>
       <w:tr>
+        <w:tblPrEx>
+          <w:tblCellMar>
+            <w:top w:w="0" w:type="dxa"/>
+            <w:bottom w:w="0" w:type="dxa"/>
+          </w:tblCellMar>
+        </w:tblPrEx>
         <w:trPr>
           <w:cantSplit/>
         </w:trPr>
         <w:tc>
           <w:tcPr>
+            <w:tcW w:w="0" w:type="auto"/>
             <w:vAlign w:val="center"/>
           </w:tcPr>
           <w:p>
@@ -1692,10 +1837,8 @@
             <w:r>
               <w:rPr>
                 <w:rStyle w:val="MdStrong"/>
-                <w:b/>
-                <w:bCs/>
-              </w:rPr>
-              <w:t xml:space="preserve">Learned</w:t>
+              </w:rPr>
+              <w:t>Learned</w:t>
             </w:r>
             <w:r>
               <w:t xml:space="preserve"> (Học được)</w:t>
@@ -1704,37 +1847,46 @@
         </w:tc>
         <w:tc>
           <w:tcPr>
-            <w:vAlign w:val="center"/>
-          </w:tcPr>
-          <w:p>
-            <w:pPr>
-              <w:pStyle w:val="MdTableCell"/>
-            </w:pPr>
-            <w:r>
-              <w:t xml:space="preserve">Kiến thức và kỹ năng mới thu nhận được</w:t>
-            </w:r>
-          </w:p>
-        </w:tc>
-        <w:tc>
-          <w:tcPr>
-            <w:vAlign w:val="center"/>
-          </w:tcPr>
-          <w:p>
-            <w:pPr>
-              <w:pStyle w:val="MdTableCell"/>
-            </w:pPr>
-            <w:r>
-              <w:t xml:space="preserve">Học cách vá lỗi bảo mật thực tế (null-check middleware, route auth); Hiểu sâu JWT lifecycle (access/refresh token); Nắm vững Mongoose aggregation pipeline để tính doanh thu; Biết dùng PowerShell Invoke-RestMethod để test API như Penetration Test cục bộ.</w:t>
+            <w:tcW w:w="0" w:type="auto"/>
+            <w:vAlign w:val="center"/>
+          </w:tcPr>
+          <w:p>
+            <w:pPr>
+              <w:pStyle w:val="MdTableCell"/>
+            </w:pPr>
+            <w:r>
+              <w:t>Kiến thức và kỹ năng mới thu nhận được</w:t>
+            </w:r>
+          </w:p>
+        </w:tc>
+        <w:tc>
+          <w:tcPr>
+            <w:tcW w:w="0" w:type="auto"/>
+            <w:vAlign w:val="center"/>
+          </w:tcPr>
+          <w:p>
+            <w:pPr>
+              <w:pStyle w:val="MdTableCell"/>
+            </w:pPr>
+            <w:r>
+              <w:t>Học cách vá lỗi bảo mật thực tế (null-check middleware, route auth); Hiểu sâu JWT lifecycle (access/refresh token); Nắm vững Mongoose aggregation pipeline để tính doanh thu; Biết dùng PowerShell Invoke-RestMethod để test API như Penetration Test cục bộ.</w:t>
             </w:r>
           </w:p>
         </w:tc>
       </w:tr>
       <w:tr>
+        <w:tblPrEx>
+          <w:tblCellMar>
+            <w:top w:w="0" w:type="dxa"/>
+            <w:bottom w:w="0" w:type="dxa"/>
+          </w:tblCellMar>
+        </w:tblPrEx>
         <w:trPr>
           <w:cantSplit/>
         </w:trPr>
         <w:tc>
           <w:tcPr>
+            <w:tcW w:w="0" w:type="auto"/>
             <w:vAlign w:val="center"/>
           </w:tcPr>
           <w:p>
@@ -1747,10 +1899,8 @@
             <w:r>
               <w:rPr>
                 <w:rStyle w:val="MdStrong"/>
-                <w:b/>
-                <w:bCs/>
-              </w:rPr>
-              <w:t xml:space="preserve">Lacked</w:t>
+              </w:rPr>
+              <w:t>Lacked</w:t>
             </w:r>
             <w:r>
               <w:t xml:space="preserve"> (Thiếu sót)</w:t>
@@ -1759,37 +1909,46 @@
         </w:tc>
         <w:tc>
           <w:tcPr>
-            <w:vAlign w:val="center"/>
-          </w:tcPr>
-          <w:p>
-            <w:pPr>
-              <w:pStyle w:val="MdTableCell"/>
-            </w:pPr>
-            <w:r>
-              <w:t xml:space="preserve">Những điều cần làm nhưng chưa làm được</w:t>
-            </w:r>
-          </w:p>
-        </w:tc>
-        <w:tc>
-          <w:tcPr>
-            <w:vAlign w:val="center"/>
-          </w:tcPr>
-          <w:p>
-            <w:pPr>
-              <w:pStyle w:val="MdTableCell"/>
-            </w:pPr>
-            <w:r>
-              <w:t xml:space="preserve">Chưa viết Unit Test tự động (Jest) nên mỗi lần sửa code đều test thủ công; Chưa có CI/CD nên deploy lên GitHub phải thủ công; 24 ESLint warnings tồn đọng chưa xử lý xong; Không có staging environment — test thẳng trên production local.</w:t>
+            <w:tcW w:w="0" w:type="auto"/>
+            <w:vAlign w:val="center"/>
+          </w:tcPr>
+          <w:p>
+            <w:pPr>
+              <w:pStyle w:val="MdTableCell"/>
+            </w:pPr>
+            <w:r>
+              <w:t>Những điều cần làm nhưng chưa làm được</w:t>
+            </w:r>
+          </w:p>
+        </w:tc>
+        <w:tc>
+          <w:tcPr>
+            <w:tcW w:w="0" w:type="auto"/>
+            <w:vAlign w:val="center"/>
+          </w:tcPr>
+          <w:p>
+            <w:pPr>
+              <w:pStyle w:val="MdTableCell"/>
+            </w:pPr>
+            <w:r>
+              <w:t>Chưa viết Unit Test tự động (Jest) nên mỗi lần sửa code đều test thủ công; Chưa có CI/CD nên deploy lên GitHub phải thủ công; 24 ESLint warnings tồn đọng chưa xử lý xong; Không có staging environment — test thẳng trên production local.</w:t>
             </w:r>
           </w:p>
         </w:tc>
       </w:tr>
       <w:tr>
+        <w:tblPrEx>
+          <w:tblCellMar>
+            <w:top w:w="0" w:type="dxa"/>
+            <w:bottom w:w="0" w:type="dxa"/>
+          </w:tblCellMar>
+        </w:tblPrEx>
         <w:trPr>
           <w:cantSplit/>
         </w:trPr>
         <w:tc>
           <w:tcPr>
+            <w:tcW w:w="0" w:type="auto"/>
             <w:vAlign w:val="center"/>
           </w:tcPr>
           <w:p>
@@ -1802,10 +1961,8 @@
             <w:r>
               <w:rPr>
                 <w:rStyle w:val="MdStrong"/>
-                <w:b/>
-                <w:bCs/>
-              </w:rPr>
-              <w:t xml:space="preserve">Longed for</w:t>
+              </w:rPr>
+              <w:t>Longed for</w:t>
             </w:r>
             <w:r>
               <w:t xml:space="preserve"> (Muốn có hơn)</w:t>
@@ -1814,27 +1971,29 @@
         </w:tc>
         <w:tc>
           <w:tcPr>
-            <w:vAlign w:val="center"/>
-          </w:tcPr>
-          <w:p>
-            <w:pPr>
-              <w:pStyle w:val="MdTableCell"/>
-            </w:pPr>
-            <w:r>
-              <w:t xml:space="preserve">Những điều ước có thêm nếu tài nguyên cho phép</w:t>
-            </w:r>
-          </w:p>
-        </w:tc>
-        <w:tc>
-          <w:tcPr>
-            <w:vAlign w:val="center"/>
-          </w:tcPr>
-          <w:p>
-            <w:pPr>
-              <w:pStyle w:val="MdTableCell"/>
-            </w:pPr>
-            <w:r>
-              <w:t xml:space="preserve">TypeScript thay JavaScript để bắt lỗi type ngay khi code; Câu hỏi backlog của Phase 2 (VNPAY, Review, Email); Một bộ component UI tùy chỉnh riêng thay vì phụ thuộc hoàn toàn vào Ant Design.</w:t>
+            <w:tcW w:w="0" w:type="auto"/>
+            <w:vAlign w:val="center"/>
+          </w:tcPr>
+          <w:p>
+            <w:pPr>
+              <w:pStyle w:val="MdTableCell"/>
+            </w:pPr>
+            <w:r>
+              <w:t>Những điều ước có thêm nếu tài nguyên cho phép</w:t>
+            </w:r>
+          </w:p>
+        </w:tc>
+        <w:tc>
+          <w:tcPr>
+            <w:tcW w:w="0" w:type="auto"/>
+            <w:vAlign w:val="center"/>
+          </w:tcPr>
+          <w:p>
+            <w:pPr>
+              <w:pStyle w:val="MdTableCell"/>
+            </w:pPr>
+            <w:r>
+              <w:t>TypeScript thay JavaScript để bắt lỗi type ngay khi code; Câu hỏi backlog của Phase 2 (VNPAY, Review, Email); Một bộ component UI tùy chỉnh riêng thay vì phụ thuộc hoàn toàn vào Ant Design.</w:t>
             </w:r>
           </w:p>
         </w:tc>
@@ -1842,24 +2001,16 @@
     </w:tbl>
     <w:p>
       <w:pPr>
-        <w:pStyle w:val="MdHr"/>
-        <w:pBdr>
-          <w:bottom w:val="single" w:color="auto" w:sz="6" w:space="1"/>
-        </w:pBdr>
-      </w:pPr>
-    </w:p>
-    <w:p>
-      <w:pPr>
         <w:pStyle w:val="MdSpace"/>
       </w:pPr>
     </w:p>
     <w:p>
       <w:pPr>
-        <w:pStyle w:val="Heading2"/>
         <w:pStyle w:val="MdHeading2"/>
       </w:pPr>
       <w:r>
-        <w:t xml:space="preserve">5. Đánh giá Công nghệ MERN Stack sau Dự án</w:t>
+        <w:lastRenderedPageBreak/>
+        <w:t>5. Đánh giá Công nghệ MERN Stack sau Dự án</w:t>
       </w:r>
     </w:p>
     <w:p>
@@ -1867,7 +2018,7 @@
         <w:pStyle w:val="MdParagraph"/>
       </w:pPr>
       <w:r>
-        <w:t xml:space="preserve">Sau quá trình phát triển thực tế, nhóm có đánh giá khách quan về sự lựa chọn công nghệ:</w:t>
+        <w:t>Sau quá trình phát triển thực tế, nhóm có đánh giá khách quan về sự lựa chọn công nghệ:</w:t>
       </w:r>
     </w:p>
     <w:p>
@@ -1877,32 +2028,43 @@
     </w:p>
     <w:tbl>
       <w:tblPr>
-        <w:tblStyle w:val="MdTable"/>
-        <w:tblW w:type="pct" w:w="100%"/>
+        <w:tblW w:w="5000" w:type="pct"/>
         <w:tblBorders>
-          <w:top w:val="single" w:color="auto" w:sz="4"/>
-          <w:left w:val="single" w:color="auto" w:sz="4"/>
-          <w:bottom w:val="single" w:color="auto" w:sz="4"/>
-          <w:right w:val="single" w:color="auto" w:sz="4"/>
-          <w:insideH w:val="single" w:color="auto" w:sz="4"/>
-          <w:insideV w:val="single" w:color="auto" w:sz="4"/>
+          <w:top w:val="single" w:sz="4" w:space="0" w:color="auto"/>
+          <w:left w:val="single" w:sz="4" w:space="0" w:color="auto"/>
+          <w:bottom w:val="single" w:sz="4" w:space="0" w:color="auto"/>
+          <w:right w:val="single" w:sz="4" w:space="0" w:color="auto"/>
+          <w:insideH w:val="single" w:sz="4" w:space="0" w:color="auto"/>
+          <w:insideV w:val="single" w:sz="4" w:space="0" w:color="auto"/>
         </w:tblBorders>
+        <w:tblCellMar>
+          <w:left w:w="10" w:type="dxa"/>
+          <w:right w:w="10" w:type="dxa"/>
+        </w:tblCellMar>
+        <w:tblLook w:val="04A0" w:firstRow="1" w:lastRow="0" w:firstColumn="1" w:lastColumn="0" w:noHBand="0" w:noVBand="1"/>
       </w:tblPr>
       <w:tblGrid>
-        <w:gridCol w:w="2000"/>
-        <w:gridCol w:w="2000"/>
-        <w:gridCol w:w="2000"/>
-        <w:gridCol w:w="2000"/>
-        <w:gridCol w:w="2000"/>
+        <w:gridCol w:w="1148"/>
+        <w:gridCol w:w="2240"/>
+        <w:gridCol w:w="1817"/>
+        <w:gridCol w:w="2145"/>
+        <w:gridCol w:w="1666"/>
       </w:tblGrid>
       <w:tr>
+        <w:tblPrEx>
+          <w:tblCellMar>
+            <w:top w:w="0" w:type="dxa"/>
+            <w:bottom w:w="0" w:type="dxa"/>
+          </w:tblCellMar>
+        </w:tblPrEx>
         <w:trPr>
           <w:cantSplit/>
           <w:tblHeader/>
         </w:trPr>
         <w:tc>
           <w:tcPr>
-            <w:shd w:fill="F2F2F2"/>
+            <w:tcW w:w="0" w:type="auto"/>
+            <w:shd w:val="clear" w:color="auto" w:fill="F2F2F2"/>
             <w:vAlign w:val="center"/>
           </w:tcPr>
           <w:p>
@@ -1910,13 +2072,14 @@
               <w:pStyle w:val="MdTableHeader"/>
             </w:pPr>
             <w:r>
-              <w:t xml:space="preserve">Hạng mục đánh giá</w:t>
-            </w:r>
-          </w:p>
-        </w:tc>
-        <w:tc>
-          <w:tcPr>
-            <w:shd w:fill="F2F2F2"/>
+              <w:t>Hạng mục đánh giá</w:t>
+            </w:r>
+          </w:p>
+        </w:tc>
+        <w:tc>
+          <w:tcPr>
+            <w:tcW w:w="0" w:type="auto"/>
+            <w:shd w:val="clear" w:color="auto" w:fill="F2F2F2"/>
             <w:vAlign w:val="center"/>
           </w:tcPr>
           <w:p>
@@ -1924,13 +2087,14 @@
               <w:pStyle w:val="MdTableHeader"/>
             </w:pPr>
             <w:r>
-              <w:t xml:space="preserve">MongoDB</w:t>
-            </w:r>
-          </w:p>
-        </w:tc>
-        <w:tc>
-          <w:tcPr>
-            <w:shd w:fill="F2F2F2"/>
+              <w:t>MongoDB</w:t>
+            </w:r>
+          </w:p>
+        </w:tc>
+        <w:tc>
+          <w:tcPr>
+            <w:tcW w:w="0" w:type="auto"/>
+            <w:shd w:val="clear" w:color="auto" w:fill="F2F2F2"/>
             <w:vAlign w:val="center"/>
           </w:tcPr>
           <w:p>
@@ -1938,13 +2102,14 @@
               <w:pStyle w:val="MdTableHeader"/>
             </w:pPr>
             <w:r>
-              <w:t xml:space="preserve">Express</w:t>
-            </w:r>
-          </w:p>
-        </w:tc>
-        <w:tc>
-          <w:tcPr>
-            <w:shd w:fill="F2F2F2"/>
+              <w:t>Express</w:t>
+            </w:r>
+          </w:p>
+        </w:tc>
+        <w:tc>
+          <w:tcPr>
+            <w:tcW w:w="0" w:type="auto"/>
+            <w:shd w:val="clear" w:color="auto" w:fill="F2F2F2"/>
             <w:vAlign w:val="center"/>
           </w:tcPr>
           <w:p>
@@ -1952,13 +2117,14 @@
               <w:pStyle w:val="MdTableHeader"/>
             </w:pPr>
             <w:r>
-              <w:t xml:space="preserve">ReactJS</w:t>
-            </w:r>
-          </w:p>
-        </w:tc>
-        <w:tc>
-          <w:tcPr>
-            <w:shd w:fill="F2F2F2"/>
+              <w:t>ReactJS</w:t>
+            </w:r>
+          </w:p>
+        </w:tc>
+        <w:tc>
+          <w:tcPr>
+            <w:tcW w:w="0" w:type="auto"/>
+            <w:shd w:val="clear" w:color="auto" w:fill="F2F2F2"/>
             <w:vAlign w:val="center"/>
           </w:tcPr>
           <w:p>
@@ -1966,17 +2132,24 @@
               <w:pStyle w:val="MdTableHeader"/>
             </w:pPr>
             <w:r>
-              <w:t xml:space="preserve">Node.js</w:t>
+              <w:t>Node.js</w:t>
             </w:r>
           </w:p>
         </w:tc>
       </w:tr>
       <w:tr>
+        <w:tblPrEx>
+          <w:tblCellMar>
+            <w:top w:w="0" w:type="dxa"/>
+            <w:bottom w:w="0" w:type="dxa"/>
+          </w:tblCellMar>
+        </w:tblPrEx>
         <w:trPr>
           <w:cantSplit/>
         </w:trPr>
         <w:tc>
           <w:tcPr>
+            <w:tcW w:w="0" w:type="auto"/>
             <w:vAlign w:val="center"/>
           </w:tcPr>
           <w:p>
@@ -1986,72 +2159,81 @@
             <w:r>
               <w:rPr>
                 <w:rStyle w:val="MdStrong"/>
-                <w:b/>
-                <w:bCs/>
-              </w:rPr>
-              <w:t xml:space="preserve">Phù hợp với bài toán</w:t>
-            </w:r>
-          </w:p>
-        </w:tc>
-        <w:tc>
-          <w:tcPr>
-            <w:vAlign w:val="center"/>
-          </w:tcPr>
-          <w:p>
-            <w:pPr>
-              <w:pStyle w:val="MdTableCell"/>
-            </w:pPr>
-            <w:r>
-              <w:t xml:space="preserve">✅ Tốt — dữ liệu sản phẩm linh hoạt, không cần schema cứng</w:t>
-            </w:r>
-          </w:p>
-        </w:tc>
-        <w:tc>
-          <w:tcPr>
-            <w:vAlign w:val="center"/>
-          </w:tcPr>
-          <w:p>
-            <w:pPr>
-              <w:pStyle w:val="MdTableCell"/>
-            </w:pPr>
-            <w:r>
-              <w:t xml:space="preserve">✅ Tốt — nhẹ, nhanh, routing rõ ràng</w:t>
-            </w:r>
-          </w:p>
-        </w:tc>
-        <w:tc>
-          <w:tcPr>
-            <w:vAlign w:val="center"/>
-          </w:tcPr>
-          <w:p>
-            <w:pPr>
-              <w:pStyle w:val="MdTableCell"/>
-            </w:pPr>
-            <w:r>
-              <w:t xml:space="preserve">✅ Rất tốt — SPA mượt, component tái sử dụng cao</w:t>
-            </w:r>
-          </w:p>
-        </w:tc>
-        <w:tc>
-          <w:tcPr>
-            <w:vAlign w:val="center"/>
-          </w:tcPr>
-          <w:p>
-            <w:pPr>
-              <w:pStyle w:val="MdTableCell"/>
-            </w:pPr>
-            <w:r>
-              <w:t xml:space="preserve">✅ Tốt — non-blocking I/O phù hợp API server</w:t>
+              </w:rPr>
+              <w:t>Phù hợp với bài toán</w:t>
+            </w:r>
+          </w:p>
+        </w:tc>
+        <w:tc>
+          <w:tcPr>
+            <w:tcW w:w="0" w:type="auto"/>
+            <w:vAlign w:val="center"/>
+          </w:tcPr>
+          <w:p>
+            <w:pPr>
+              <w:pStyle w:val="MdTableCell"/>
+            </w:pPr>
+            <w:r>
+              <w:t>✅ Tốt — dữ liệu sản phẩm linh hoạt, không cần schema cứng</w:t>
+            </w:r>
+          </w:p>
+        </w:tc>
+        <w:tc>
+          <w:tcPr>
+            <w:tcW w:w="0" w:type="auto"/>
+            <w:vAlign w:val="center"/>
+          </w:tcPr>
+          <w:p>
+            <w:pPr>
+              <w:pStyle w:val="MdTableCell"/>
+            </w:pPr>
+            <w:r>
+              <w:t>✅ Tốt — nhẹ, nhanh, routing rõ ràng</w:t>
+            </w:r>
+          </w:p>
+        </w:tc>
+        <w:tc>
+          <w:tcPr>
+            <w:tcW w:w="0" w:type="auto"/>
+            <w:vAlign w:val="center"/>
+          </w:tcPr>
+          <w:p>
+            <w:pPr>
+              <w:pStyle w:val="MdTableCell"/>
+            </w:pPr>
+            <w:r>
+              <w:t>✅ Rất tốt — SPA mượt, component tái sử dụng cao</w:t>
+            </w:r>
+          </w:p>
+        </w:tc>
+        <w:tc>
+          <w:tcPr>
+            <w:tcW w:w="0" w:type="auto"/>
+            <w:vAlign w:val="center"/>
+          </w:tcPr>
+          <w:p>
+            <w:pPr>
+              <w:pStyle w:val="MdTableCell"/>
+            </w:pPr>
+            <w:r>
+              <w:t>✅ Tốt — non-blocking I/O phù hợp API server</w:t>
             </w:r>
           </w:p>
         </w:tc>
       </w:tr>
       <w:tr>
+        <w:tblPrEx>
+          <w:tblCellMar>
+            <w:top w:w="0" w:type="dxa"/>
+            <w:bottom w:w="0" w:type="dxa"/>
+          </w:tblCellMar>
+        </w:tblPrEx>
         <w:trPr>
           <w:cantSplit/>
         </w:trPr>
         <w:tc>
           <w:tcPr>
+            <w:tcW w:w="0" w:type="auto"/>
             <w:vAlign w:val="center"/>
           </w:tcPr>
           <w:p>
@@ -2061,72 +2243,81 @@
             <w:r>
               <w:rPr>
                 <w:rStyle w:val="MdStrong"/>
-                <w:b/>
-                <w:bCs/>
-              </w:rPr>
-              <w:t xml:space="preserve">Đường cong học</w:t>
-            </w:r>
-          </w:p>
-        </w:tc>
-        <w:tc>
-          <w:tcPr>
-            <w:vAlign w:val="center"/>
-          </w:tcPr>
-          <w:p>
-            <w:pPr>
-              <w:pStyle w:val="MdTableCell"/>
-            </w:pPr>
-            <w:r>
-              <w:t xml:space="preserve">⚠️ Trung bình — Aggregation pipeline phức tạp</w:t>
-            </w:r>
-          </w:p>
-        </w:tc>
-        <w:tc>
-          <w:tcPr>
-            <w:vAlign w:val="center"/>
-          </w:tcPr>
-          <w:p>
-            <w:pPr>
-              <w:pStyle w:val="MdTableCell"/>
-            </w:pPr>
-            <w:r>
-              <w:t xml:space="preserve">✅ Thấp — cú pháp đơn giản</w:t>
-            </w:r>
-          </w:p>
-        </w:tc>
-        <w:tc>
-          <w:tcPr>
-            <w:vAlign w:val="center"/>
-          </w:tcPr>
-          <w:p>
-            <w:pPr>
-              <w:pStyle w:val="MdTableCell"/>
-            </w:pPr>
-            <w:r>
-              <w:t xml:space="preserve">⚠️ Trung bình — Redux và React Query mất thời gian nắm</w:t>
-            </w:r>
-          </w:p>
-        </w:tc>
-        <w:tc>
-          <w:tcPr>
-            <w:vAlign w:val="center"/>
-          </w:tcPr>
-          <w:p>
-            <w:pPr>
-              <w:pStyle w:val="MdTableCell"/>
-            </w:pPr>
-            <w:r>
-              <w:t xml:space="preserve">✅ Thấp nếu đã biết JS</w:t>
+              </w:rPr>
+              <w:t>Đường cong học</w:t>
+            </w:r>
+          </w:p>
+        </w:tc>
+        <w:tc>
+          <w:tcPr>
+            <w:tcW w:w="0" w:type="auto"/>
+            <w:vAlign w:val="center"/>
+          </w:tcPr>
+          <w:p>
+            <w:pPr>
+              <w:pStyle w:val="MdTableCell"/>
+            </w:pPr>
+            <w:r>
+              <w:t>⚠️ Trung bình — Aggregation pipeline phức tạp</w:t>
+            </w:r>
+          </w:p>
+        </w:tc>
+        <w:tc>
+          <w:tcPr>
+            <w:tcW w:w="0" w:type="auto"/>
+            <w:vAlign w:val="center"/>
+          </w:tcPr>
+          <w:p>
+            <w:pPr>
+              <w:pStyle w:val="MdTableCell"/>
+            </w:pPr>
+            <w:r>
+              <w:t>✅ Thấp — cú pháp đơn giản</w:t>
+            </w:r>
+          </w:p>
+        </w:tc>
+        <w:tc>
+          <w:tcPr>
+            <w:tcW w:w="0" w:type="auto"/>
+            <w:vAlign w:val="center"/>
+          </w:tcPr>
+          <w:p>
+            <w:pPr>
+              <w:pStyle w:val="MdTableCell"/>
+            </w:pPr>
+            <w:r>
+              <w:t>⚠️ Trung bình — Redux và React Query mất thời gian nắm</w:t>
+            </w:r>
+          </w:p>
+        </w:tc>
+        <w:tc>
+          <w:tcPr>
+            <w:tcW w:w="0" w:type="auto"/>
+            <w:vAlign w:val="center"/>
+          </w:tcPr>
+          <w:p>
+            <w:pPr>
+              <w:pStyle w:val="MdTableCell"/>
+            </w:pPr>
+            <w:r>
+              <w:t>✅ Thấp nếu đã biết JS</w:t>
             </w:r>
           </w:p>
         </w:tc>
       </w:tr>
       <w:tr>
+        <w:tblPrEx>
+          <w:tblCellMar>
+            <w:top w:w="0" w:type="dxa"/>
+            <w:bottom w:w="0" w:type="dxa"/>
+          </w:tblCellMar>
+        </w:tblPrEx>
         <w:trPr>
           <w:cantSplit/>
         </w:trPr>
         <w:tc>
           <w:tcPr>
+            <w:tcW w:w="0" w:type="auto"/>
             <w:vAlign w:val="center"/>
           </w:tcPr>
           <w:p>
@@ -2136,15 +2327,14 @@
             <w:r>
               <w:rPr>
                 <w:rStyle w:val="MdStrong"/>
-                <w:b/>
-                <w:bCs/>
-              </w:rPr>
-              <w:t xml:space="preserve">Nhược điểm gặp phải</w:t>
-            </w:r>
-          </w:p>
-        </w:tc>
-        <w:tc>
-          <w:tcPr>
+              </w:rPr>
+              <w:t>Nhược điểm gặp phải</w:t>
+            </w:r>
+          </w:p>
+        </w:tc>
+        <w:tc>
+          <w:tcPr>
+            <w:tcW w:w="0" w:type="auto"/>
             <w:vAlign w:val="center"/>
           </w:tcPr>
           <w:p>
@@ -2156,69 +2346,77 @@
             </w:r>
             <w:r>
               <w:rPr>
-                <w:rStyle w:val="MdCode"/>
                 <w:u w:val="single"/>
               </w:rPr>
-              <w:t xml:space="preserve">khanhtrang</w:t>
+              <w:t>khanhtrang</w:t>
             </w:r>
             <w:r>
               <w:t xml:space="preserve"> → phải dùng </w:t>
             </w:r>
             <w:r>
               <w:rPr>
-                <w:rStyle w:val="MdCode"/>
                 <w:u w:val="single"/>
               </w:rPr>
-              <w:t xml:space="preserve">127.0.0.1</w:t>
-            </w:r>
-          </w:p>
-        </w:tc>
-        <w:tc>
-          <w:tcPr>
-            <w:vAlign w:val="center"/>
-          </w:tcPr>
-          <w:p>
-            <w:pPr>
-              <w:pStyle w:val="MdTableCell"/>
-            </w:pPr>
-            <w:r>
-              <w:t xml:space="preserve">CORS configuration bắt đầu khó chịu</w:t>
-            </w:r>
-          </w:p>
-        </w:tc>
-        <w:tc>
-          <w:tcPr>
-            <w:vAlign w:val="center"/>
-          </w:tcPr>
-          <w:p>
-            <w:pPr>
-              <w:pStyle w:val="MdTableCell"/>
-            </w:pPr>
-            <w:r>
-              <w:t xml:space="preserve">Peer dependency conflicts (ajv, antd)</w:t>
-            </w:r>
-          </w:p>
-        </w:tc>
-        <w:tc>
-          <w:tcPr>
-            <w:vAlign w:val="center"/>
-          </w:tcPr>
-          <w:p>
-            <w:pPr>
-              <w:pStyle w:val="MdTableCell"/>
-            </w:pPr>
-            <w:r>
-              <w:t xml:space="preserve">N/A</w:t>
+              <w:t>127.0.0.1</w:t>
+            </w:r>
+          </w:p>
+        </w:tc>
+        <w:tc>
+          <w:tcPr>
+            <w:tcW w:w="0" w:type="auto"/>
+            <w:vAlign w:val="center"/>
+          </w:tcPr>
+          <w:p>
+            <w:pPr>
+              <w:pStyle w:val="MdTableCell"/>
+            </w:pPr>
+            <w:r>
+              <w:t>CORS configuration bắt đầu khó chịu</w:t>
+            </w:r>
+          </w:p>
+        </w:tc>
+        <w:tc>
+          <w:tcPr>
+            <w:tcW w:w="0" w:type="auto"/>
+            <w:vAlign w:val="center"/>
+          </w:tcPr>
+          <w:p>
+            <w:pPr>
+              <w:pStyle w:val="MdTableCell"/>
+            </w:pPr>
+            <w:r>
+              <w:t>Peer dependency conflicts (ajv, antd)</w:t>
+            </w:r>
+          </w:p>
+        </w:tc>
+        <w:tc>
+          <w:tcPr>
+            <w:tcW w:w="0" w:type="auto"/>
+            <w:vAlign w:val="center"/>
+          </w:tcPr>
+          <w:p>
+            <w:pPr>
+              <w:pStyle w:val="MdTableCell"/>
+            </w:pPr>
+            <w:r>
+              <w:t>N/A</w:t>
             </w:r>
           </w:p>
         </w:tc>
       </w:tr>
       <w:tr>
+        <w:tblPrEx>
+          <w:tblCellMar>
+            <w:top w:w="0" w:type="dxa"/>
+            <w:bottom w:w="0" w:type="dxa"/>
+          </w:tblCellMar>
+        </w:tblPrEx>
         <w:trPr>
           <w:cantSplit/>
         </w:trPr>
         <w:tc>
           <w:tcPr>
+            <w:tcW w:w="0" w:type="auto"/>
             <w:vAlign w:val="center"/>
           </w:tcPr>
           <w:p>
@@ -2228,62 +2426,64 @@
             <w:r>
               <w:rPr>
                 <w:rStyle w:val="MdStrong"/>
-                <w:b/>
-                <w:bCs/>
-              </w:rPr>
-              <w:t xml:space="preserve">Khuyến nghị tương lai</w:t>
-            </w:r>
-          </w:p>
-        </w:tc>
-        <w:tc>
-          <w:tcPr>
-            <w:vAlign w:val="center"/>
-          </w:tcPr>
-          <w:p>
-            <w:pPr>
-              <w:pStyle w:val="MdTableCell"/>
-            </w:pPr>
-            <w:r>
-              <w:t xml:space="preserve">Thêm Mongoose-sanitize bảo mật</w:t>
-            </w:r>
-          </w:p>
-        </w:tc>
-        <w:tc>
-          <w:tcPr>
-            <w:vAlign w:val="center"/>
-          </w:tcPr>
-          <w:p>
-            <w:pPr>
-              <w:pStyle w:val="MdTableCell"/>
-            </w:pPr>
-            <w:r>
-              <w:t xml:space="preserve">Thêm Helmet.js, express-validator</w:t>
-            </w:r>
-          </w:p>
-        </w:tc>
-        <w:tc>
-          <w:tcPr>
-            <w:vAlign w:val="center"/>
-          </w:tcPr>
-          <w:p>
-            <w:pPr>
-              <w:pStyle w:val="MdTableCell"/>
-            </w:pPr>
-            <w:r>
-              <w:t xml:space="preserve">Migrate sang TypeScript</w:t>
-            </w:r>
-          </w:p>
-        </w:tc>
-        <w:tc>
-          <w:tcPr>
-            <w:vAlign w:val="center"/>
-          </w:tcPr>
-          <w:p>
-            <w:pPr>
-              <w:pStyle w:val="MdTableCell"/>
-            </w:pPr>
-            <w:r>
-              <w:t xml:space="preserve">(giữ nguyên)</w:t>
+              </w:rPr>
+              <w:t>Khuyến nghị tương lai</w:t>
+            </w:r>
+          </w:p>
+        </w:tc>
+        <w:tc>
+          <w:tcPr>
+            <w:tcW w:w="0" w:type="auto"/>
+            <w:vAlign w:val="center"/>
+          </w:tcPr>
+          <w:p>
+            <w:pPr>
+              <w:pStyle w:val="MdTableCell"/>
+            </w:pPr>
+            <w:r>
+              <w:t>Thêm Mongoose-sanitize bảo mật</w:t>
+            </w:r>
+          </w:p>
+        </w:tc>
+        <w:tc>
+          <w:tcPr>
+            <w:tcW w:w="0" w:type="auto"/>
+            <w:vAlign w:val="center"/>
+          </w:tcPr>
+          <w:p>
+            <w:pPr>
+              <w:pStyle w:val="MdTableCell"/>
+            </w:pPr>
+            <w:r>
+              <w:t>Thêm Helmet.js, express-validator</w:t>
+            </w:r>
+          </w:p>
+        </w:tc>
+        <w:tc>
+          <w:tcPr>
+            <w:tcW w:w="0" w:type="auto"/>
+            <w:vAlign w:val="center"/>
+          </w:tcPr>
+          <w:p>
+            <w:pPr>
+              <w:pStyle w:val="MdTableCell"/>
+            </w:pPr>
+            <w:r>
+              <w:t>Migrate sang TypeScript</w:t>
+            </w:r>
+          </w:p>
+        </w:tc>
+        <w:tc>
+          <w:tcPr>
+            <w:tcW w:w="0" w:type="auto"/>
+            <w:vAlign w:val="center"/>
+          </w:tcPr>
+          <w:p>
+            <w:pPr>
+              <w:pStyle w:val="MdTableCell"/>
+            </w:pPr>
+            <w:r>
+              <w:t>(giữ nguyên)</w:t>
             </w:r>
           </w:p>
         </w:tc>
@@ -2296,10 +2496,8 @@
       <w:r>
         <w:rPr>
           <w:rStyle w:val="MdStrong"/>
-          <w:b/>
-          <w:bCs/>
         </w:rPr>
-        <w:t xml:space="preserve">Kết luận:</w:t>
+        <w:t>Kết luận:</w:t>
       </w:r>
       <w:r>
         <w:t xml:space="preserve"> MERN Stack </w:t>
@@ -2307,10 +2505,8 @@
       <w:r>
         <w:rPr>
           <w:rStyle w:val="MdStrong"/>
-          <w:b/>
-          <w:bCs/>
         </w:rPr>
-        <w:t xml:space="preserve">phù hợp</w:t>
+        <w:t>phù hợp</w:t>
       </w:r>
       <w:r>
         <w:t xml:space="preserve"> cho quy mô dự án này. Tuy nhiên đối với dự án cần dữ liệu quan hệ chặt chẽ (ví dụ tài chính, kế toán), nên cân nhắc PostgreSQL + Prisma ORM thay cho MongoDB.</w:t>
@@ -2323,24 +2519,15 @@
     </w:p>
     <w:p>
       <w:pPr>
-        <w:pStyle w:val="MdHr"/>
-        <w:pBdr>
-          <w:bottom w:val="single" w:color="auto" w:sz="6" w:space="1"/>
-        </w:pBdr>
-      </w:pPr>
-    </w:p>
-    <w:p>
-      <w:pPr>
         <w:pStyle w:val="MdSpace"/>
       </w:pPr>
     </w:p>
     <w:p>
       <w:pPr>
-        <w:pStyle w:val="Heading2"/>
         <w:pStyle w:val="MdHeading2"/>
       </w:pPr>
       <w:r>
-        <w:t xml:space="preserve">6. Bài học Rút kinh nghiệm (Lessons Learned)</w:t>
+        <w:t>6. Bài học Rút kinh nghiệm (Lessons Learned)</w:t>
       </w:r>
     </w:p>
     <w:p>
@@ -2348,7 +2535,7 @@
         <w:pStyle w:val="MdParagraph"/>
       </w:pPr>
       <w:r>
-        <w:t xml:space="preserve">Sau khi hoàn tất, đây là những đúc kết nhóm nhận được để làm hành trang cho kỹ sư phần mềm chuyên nghiệp lúc đi làm thực tế:</w:t>
+        <w:t>Sau khi hoàn tất, đây là những đúc kết nhóm nhận được để làm hành trang cho kỹ sư phần mềm chuyên nghiệp lúc đi làm thực tế:</w:t>
       </w:r>
     </w:p>
     <w:p>
@@ -2367,15 +2554,12 @@
       <w:r>
         <w:rPr>
           <w:rStyle w:val="MdStrong"/>
-          <w:b/>
-          <w:bCs/>
         </w:rPr>
-        <w:t xml:space="preserve">Hiểu rõ "Mock API (Dữ liệu giả lập)" là vị cứu tinh của quy trình:</w:t>
-      </w:r>
-    </w:p>
-    <w:p>
-      <w:pPr>
-        <w:pStyle w:val="ListParagraph"/>
+        <w:t>Hiểu rõ "Mock API (Dữ liệu giả lập)" là vị cứu tinh của quy trình:</w:t>
+      </w:r>
+    </w:p>
+    <w:p>
+      <w:pPr>
         <w:pStyle w:val="MdListItem"/>
         <w:numPr>
           <w:ilvl w:val="1"/>
@@ -2383,7 +2567,7 @@
         </w:numPr>
       </w:pPr>
       <w:r>
-        <w:t xml:space="preserve">Đừng để thiết kế giao diện bên Frontend phải ngồi gõ nhịp tay chờ Backend code xong. Ngay từ khâu làm Đặc tả (SRS), hai bên nên chốt sẵn với nhau định dạng cấu trúc tệp dữ liệu chung, ai làm bài người nấy chạy và xài dữ liệu giữ chỗ ban đầu.</w:t>
+        <w:t>Đừng để thiết kế giao diện bên Frontend phải ngồi gõ nhịp tay chờ Backend code xong. Ngay từ khâu làm Đặc tả (SRS), hai bên nên chốt sẵn với nhau định dạng cấu trúc tệp dữ liệu chung, ai làm bài người nấy chạy và xài dữ liệu giữ chỗ ban đầu.</w:t>
       </w:r>
     </w:p>
     <w:p>
@@ -2397,15 +2581,12 @@
       <w:r>
         <w:rPr>
           <w:rStyle w:val="MdStrong"/>
-          <w:b/>
-          <w:bCs/>
         </w:rPr>
-        <w:t xml:space="preserve">Không cố gắng sáng tạo lại Bánh xe (Don't Reinvent the Wheel):</w:t>
-      </w:r>
-    </w:p>
-    <w:p>
-      <w:pPr>
-        <w:pStyle w:val="ListParagraph"/>
+        <w:t>Không cố gắng sáng tạo lại Bánh xe (Don't Reinvent the Wheel):</w:t>
+      </w:r>
+    </w:p>
+    <w:p>
+      <w:pPr>
         <w:pStyle w:val="MdListItem"/>
         <w:numPr>
           <w:ilvl w:val="1"/>
@@ -2417,10 +2598,9 @@
       </w:r>
       <w:r>
         <w:rPr>
-          <w:rStyle w:val="MdCode"/>
           <w:u w:val="single"/>
         </w:rPr>
-        <w:t xml:space="preserve">Recharts.js</w:t>
+        <w:t>Recharts.js</w:t>
       </w:r>
       <w:r>
         <w:t xml:space="preserve"> về xài đã trút bớt 80% sức lực. Bài học: Nếu đã có thứ người ta làm sẵn (Third-party) cực đẹp và ổn định, hãy sử dụng trước tiên.</w:t>
@@ -2437,15 +2617,12 @@
       <w:r>
         <w:rPr>
           <w:rStyle w:val="MdStrong"/>
-          <w:b/>
-          <w:bCs/>
         </w:rPr>
-        <w:t xml:space="preserve">Phải lưu tâm đến luồng dữ liệu lỗi (Negative Test Cases):</w:t>
-      </w:r>
-    </w:p>
-    <w:p>
-      <w:pPr>
-        <w:pStyle w:val="ListParagraph"/>
+        <w:t>Phải lưu tâm đến luồng dữ liệu lỗi (Negative Test Cases):</w:t>
+      </w:r>
+    </w:p>
+    <w:p>
+      <w:pPr>
         <w:pStyle w:val="MdListItem"/>
         <w:numPr>
           <w:ilvl w:val="1"/>
@@ -2453,7 +2630,7 @@
         </w:numPr>
       </w:pPr>
       <w:r>
-        <w:t xml:space="preserve">Lập trình viên mới thường chỉ viết luồng đúng (Happy Path). Validation phải chặn ở 2 lớp: tại Input Frontend và tại Controller Backend. Bảo mật cũng phải kiểm tra cả các tình huống thiếu header, thiếu token, thiếu return.</w:t>
+        <w:t>Lập trình viên mới thường chỉ viết luồng đúng (Happy Path). Validation phải chặn ở 2 lớp: tại Input Frontend và tại Controller Backend. Bảo mật cũng phải kiểm tra cả các tình huống thiếu header, thiếu token, thiếu return.</w:t>
       </w:r>
     </w:p>
     <w:p>
@@ -2467,15 +2644,12 @@
       <w:r>
         <w:rPr>
           <w:rStyle w:val="MdStrong"/>
-          <w:b/>
-          <w:bCs/>
         </w:rPr>
-        <w:t xml:space="preserve">Viết Documentation (Đặc tả) không phải việc dư thừa:</w:t>
-      </w:r>
-    </w:p>
-    <w:p>
-      <w:pPr>
-        <w:pStyle w:val="ListParagraph"/>
+        <w:t>Viết Documentation (Đặc tả) không phải việc dư thừa:</w:t>
+      </w:r>
+    </w:p>
+    <w:p>
+      <w:pPr>
         <w:pStyle w:val="MdListItem"/>
         <w:numPr>
           <w:ilvl w:val="1"/>
@@ -2483,7 +2657,8 @@
         </w:numPr>
       </w:pPr>
       <w:r>
-        <w:t xml:space="preserve">Việc sở hữu hệ thống URD, SRS chi tiết chính xác là cái phao cứu sinh để cãi lý lúc Review sản phẩm và xác định phạm vi (chức năng nào nằm trong Phase 1, cái nào chưa).</w:t>
+        <w:lastRenderedPageBreak/>
+        <w:t>Việc sở hữu hệ thống URD, SRS chi tiết chính xác là cái phao cứu sinh để cãi lý lúc Review sản phẩm và xác định phạm vi (chức năng nào nằm trong Phase 1, cái nào chưa).</w:t>
       </w:r>
     </w:p>
     <w:p>
@@ -2497,15 +2672,12 @@
       <w:r>
         <w:rPr>
           <w:rStyle w:val="MdStrong"/>
-          <w:b/>
-          <w:bCs/>
         </w:rPr>
-        <w:t xml:space="preserve">Bảo mật không phải việc thêm vào cuối — phải làm từ đầu:</w:t>
-      </w:r>
-    </w:p>
-    <w:p>
-      <w:pPr>
-        <w:pStyle w:val="ListParagraph"/>
+        <w:t>Bảo mật không phải việc thêm vào cuối — phải làm từ đầu:</w:t>
+      </w:r>
+    </w:p>
+    <w:p>
+      <w:pPr>
         <w:pStyle w:val="MdListItem"/>
         <w:numPr>
           <w:ilvl w:val="1"/>
@@ -2517,10 +2689,9 @@
       </w:r>
       <w:r>
         <w:rPr>
-          <w:rStyle w:val="MdCode"/>
           <w:u w:val="single"/>
         </w:rPr>
-        <w:t xml:space="preserve">return</w:t>
+        <w:t>return</w:t>
       </w:r>
       <w:r>
         <w:t xml:space="preserve"> trong service phải được kiểm tra ngay từ Sprint 1, không đợi đến cuối dự án.</w:t>
@@ -2533,24 +2704,15 @@
     </w:p>
     <w:p>
       <w:pPr>
-        <w:pStyle w:val="MdHr"/>
-        <w:pBdr>
-          <w:bottom w:val="single" w:color="auto" w:sz="6" w:space="1"/>
-        </w:pBdr>
-      </w:pPr>
-    </w:p>
-    <w:p>
-      <w:pPr>
         <w:pStyle w:val="MdSpace"/>
       </w:pPr>
     </w:p>
     <w:p>
       <w:pPr>
-        <w:pStyle w:val="Heading2"/>
         <w:pStyle w:val="MdHeading2"/>
       </w:pPr>
       <w:r>
-        <w:t xml:space="preserve">7. Đề xuất Cải tiến cho Dự án tương lai (Future Improvements)</w:t>
+        <w:t>7. Đề xuất Cải tiến cho Dự án tương lai (Future Improvements)</w:t>
       </w:r>
     </w:p>
     <w:p>
@@ -2558,7 +2720,7 @@
         <w:pStyle w:val="MdParagraph"/>
       </w:pPr>
       <w:r>
-        <w:t xml:space="preserve">Dựa trên sự đánh giá phương pháp luận và kết quả thực tế từ dự án CNPM, nhóm hướng đến thực hiện các cải tiến sau:</w:t>
+        <w:t>Dựa trên sự đánh giá phương pháp luận và kết quả thực tế từ dự án CNPM, nhóm hướng đến thực hiện các cải tiến sau:</w:t>
       </w:r>
     </w:p>
     <w:p>
@@ -2568,30 +2730,41 @@
     </w:p>
     <w:tbl>
       <w:tblPr>
-        <w:tblStyle w:val="MdTable"/>
-        <w:tblW w:type="pct" w:w="100%"/>
+        <w:tblW w:w="5000" w:type="pct"/>
         <w:tblBorders>
-          <w:top w:val="single" w:color="auto" w:sz="4"/>
-          <w:left w:val="single" w:color="auto" w:sz="4"/>
-          <w:bottom w:val="single" w:color="auto" w:sz="4"/>
-          <w:right w:val="single" w:color="auto" w:sz="4"/>
-          <w:insideH w:val="single" w:color="auto" w:sz="4"/>
-          <w:insideV w:val="single" w:color="auto" w:sz="4"/>
+          <w:top w:val="single" w:sz="4" w:space="0" w:color="auto"/>
+          <w:left w:val="single" w:sz="4" w:space="0" w:color="auto"/>
+          <w:bottom w:val="single" w:sz="4" w:space="0" w:color="auto"/>
+          <w:right w:val="single" w:sz="4" w:space="0" w:color="auto"/>
+          <w:insideH w:val="single" w:sz="4" w:space="0" w:color="auto"/>
+          <w:insideV w:val="single" w:sz="4" w:space="0" w:color="auto"/>
         </w:tblBorders>
+        <w:tblCellMar>
+          <w:left w:w="10" w:type="dxa"/>
+          <w:right w:w="10" w:type="dxa"/>
+        </w:tblCellMar>
+        <w:tblLook w:val="04A0" w:firstRow="1" w:lastRow="0" w:firstColumn="1" w:lastColumn="0" w:noHBand="0" w:noVBand="1"/>
       </w:tblPr>
       <w:tblGrid>
-        <w:gridCol w:w="3333"/>
-        <w:gridCol w:w="3333"/>
-        <w:gridCol w:w="3333"/>
+        <w:gridCol w:w="1485"/>
+        <w:gridCol w:w="4943"/>
+        <w:gridCol w:w="2588"/>
       </w:tblGrid>
       <w:tr>
+        <w:tblPrEx>
+          <w:tblCellMar>
+            <w:top w:w="0" w:type="dxa"/>
+            <w:bottom w:w="0" w:type="dxa"/>
+          </w:tblCellMar>
+        </w:tblPrEx>
         <w:trPr>
           <w:cantSplit/>
           <w:tblHeader/>
         </w:trPr>
         <w:tc>
           <w:tcPr>
-            <w:shd w:fill="F2F2F2"/>
+            <w:tcW w:w="0" w:type="auto"/>
+            <w:shd w:val="clear" w:color="auto" w:fill="F2F2F2"/>
             <w:vAlign w:val="center"/>
           </w:tcPr>
           <w:p>
@@ -2599,13 +2772,14 @@
               <w:pStyle w:val="MdTableHeader"/>
             </w:pPr>
             <w:r>
-              <w:t xml:space="preserve">Hạng mục</w:t>
-            </w:r>
-          </w:p>
-        </w:tc>
-        <w:tc>
-          <w:tcPr>
-            <w:shd w:fill="F2F2F2"/>
+              <w:t>Hạng mục</w:t>
+            </w:r>
+          </w:p>
+        </w:tc>
+        <w:tc>
+          <w:tcPr>
+            <w:tcW w:w="0" w:type="auto"/>
+            <w:shd w:val="clear" w:color="auto" w:fill="F2F2F2"/>
             <w:vAlign w:val="center"/>
           </w:tcPr>
           <w:p>
@@ -2613,13 +2787,14 @@
               <w:pStyle w:val="MdTableHeader"/>
             </w:pPr>
             <w:r>
-              <w:t xml:space="preserve">Giải pháp cụ thể</w:t>
-            </w:r>
-          </w:p>
-        </w:tc>
-        <w:tc>
-          <w:tcPr>
-            <w:shd w:fill="F2F2F2"/>
+              <w:t>Giải pháp cụ thể</w:t>
+            </w:r>
+          </w:p>
+        </w:tc>
+        <w:tc>
+          <w:tcPr>
+            <w:tcW w:w="0" w:type="auto"/>
+            <w:shd w:val="clear" w:color="auto" w:fill="F2F2F2"/>
             <w:vAlign w:val="center"/>
           </w:tcPr>
           <w:p>
@@ -2627,17 +2802,24 @@
               <w:pStyle w:val="MdTableHeader"/>
             </w:pPr>
             <w:r>
-              <w:t xml:space="preserve">Lợi ích kỳ vọng</w:t>
+              <w:t>Lợi ích kỳ vọng</w:t>
             </w:r>
           </w:p>
         </w:tc>
       </w:tr>
       <w:tr>
+        <w:tblPrEx>
+          <w:tblCellMar>
+            <w:top w:w="0" w:type="dxa"/>
+            <w:bottom w:w="0" w:type="dxa"/>
+          </w:tblCellMar>
+        </w:tblPrEx>
         <w:trPr>
           <w:cantSplit/>
         </w:trPr>
         <w:tc>
           <w:tcPr>
+            <w:tcW w:w="0" w:type="auto"/>
             <w:vAlign w:val="center"/>
           </w:tcPr>
           <w:p>
@@ -2647,15 +2829,14 @@
             <w:r>
               <w:rPr>
                 <w:rStyle w:val="MdStrong"/>
-                <w:b/>
-                <w:bCs/>
-              </w:rPr>
-              <w:t xml:space="preserve">Quản lý effort chính xác hơn</w:t>
-            </w:r>
-          </w:p>
-        </w:tc>
-        <w:tc>
-          <w:tcPr>
+              </w:rPr>
+              <w:t>Quản lý effort chính xác hơn</w:t>
+            </w:r>
+          </w:p>
+        </w:tc>
+        <w:tc>
+          <w:tcPr>
+            <w:tcW w:w="0" w:type="auto"/>
             <w:vAlign w:val="center"/>
           </w:tcPr>
           <w:p>
@@ -2668,10 +2849,8 @@
             <w:r>
               <w:rPr>
                 <w:rStyle w:val="MdStrong"/>
-                <w:b/>
-                <w:bCs/>
-              </w:rPr>
-              <w:t xml:space="preserve">Story Points</w:t>
+              </w:rPr>
+              <w:t>Story Points</w:t>
             </w:r>
             <w:r>
               <w:t xml:space="preserve"> (Fibonacci: 1, 2, 3, 5, 8, 13) để ước lượng task; duy trì </w:t>
@@ -2679,10 +2858,8 @@
             <w:r>
               <w:rPr>
                 <w:rStyle w:val="MdStrong"/>
-                <w:b/>
-                <w:bCs/>
-              </w:rPr>
-              <w:t xml:space="preserve">Velocity Chart</w:t>
+              </w:rPr>
+              <w:t>Velocity Chart</w:t>
             </w:r>
             <w:r>
               <w:t xml:space="preserve"> theo dõi tốc độ thực tế qua từng Sprint</w:t>
@@ -2691,24 +2868,32 @@
         </w:tc>
         <w:tc>
           <w:tcPr>
-            <w:vAlign w:val="center"/>
-          </w:tcPr>
-          <w:p>
-            <w:pPr>
-              <w:pStyle w:val="MdTableCell"/>
-            </w:pPr>
-            <w:r>
-              <w:t xml:space="preserve">Dự báo tiến độ chính xác hơn; cảnh báo sớm khi team overload</w:t>
+            <w:tcW w:w="0" w:type="auto"/>
+            <w:vAlign w:val="center"/>
+          </w:tcPr>
+          <w:p>
+            <w:pPr>
+              <w:pStyle w:val="MdTableCell"/>
+            </w:pPr>
+            <w:r>
+              <w:t>Dự báo tiến độ chính xác hơn; cảnh báo sớm khi team overload</w:t>
             </w:r>
           </w:p>
         </w:tc>
       </w:tr>
       <w:tr>
+        <w:tblPrEx>
+          <w:tblCellMar>
+            <w:top w:w="0" w:type="dxa"/>
+            <w:bottom w:w="0" w:type="dxa"/>
+          </w:tblCellMar>
+        </w:tblPrEx>
         <w:trPr>
           <w:cantSplit/>
         </w:trPr>
         <w:tc>
           <w:tcPr>
+            <w:tcW w:w="0" w:type="auto"/>
             <w:vAlign w:val="center"/>
           </w:tcPr>
           <w:p>
@@ -2718,15 +2903,14 @@
             <w:r>
               <w:rPr>
                 <w:rStyle w:val="MdStrong"/>
-                <w:b/>
-                <w:bCs/>
-              </w:rPr>
-              <w:t xml:space="preserve">Nâng cấp Stack</w:t>
-            </w:r>
-          </w:p>
-        </w:tc>
-        <w:tc>
-          <w:tcPr>
+              </w:rPr>
+              <w:t>Nâng cấp Stack</w:t>
+            </w:r>
+          </w:p>
+        </w:tc>
+        <w:tc>
+          <w:tcPr>
+            <w:tcW w:w="0" w:type="auto"/>
             <w:vAlign w:val="center"/>
           </w:tcPr>
           <w:p>
@@ -2739,53 +2923,57 @@
             <w:r>
               <w:rPr>
                 <w:rStyle w:val="MdStrong"/>
-                <w:b/>
-                <w:bCs/>
-              </w:rPr>
-              <w:t xml:space="preserve">TypeScript</w:t>
+              </w:rPr>
+              <w:t>TypeScript</w:t>
             </w:r>
             <w:r>
               <w:t xml:space="preserve"> (FE + BE); thêm </w:t>
             </w:r>
             <w:r>
               <w:rPr>
-                <w:rStyle w:val="MdCode"/>
                 <w:u w:val="single"/>
               </w:rPr>
-              <w:t xml:space="preserve">mongoose-sanitize</w:t>
+              <w:t>mongoose-sanitize</w:t>
             </w:r>
             <w:r>
               <w:t xml:space="preserve"> và </w:t>
             </w:r>
             <w:r>
               <w:rPr>
-                <w:rStyle w:val="MdCode"/>
                 <w:u w:val="single"/>
               </w:rPr>
-              <w:t xml:space="preserve">helmet.js</w:t>
-            </w:r>
-          </w:p>
-        </w:tc>
-        <w:tc>
-          <w:tcPr>
-            <w:vAlign w:val="center"/>
-          </w:tcPr>
-          <w:p>
-            <w:pPr>
-              <w:pStyle w:val="MdTableCell"/>
-            </w:pPr>
-            <w:r>
-              <w:t xml:space="preserve">Bắt lỗi type ngay khi code; giảm Technical Debt; tăng bảo mật</w:t>
+              <w:t>helmet.js</w:t>
+            </w:r>
+          </w:p>
+        </w:tc>
+        <w:tc>
+          <w:tcPr>
+            <w:tcW w:w="0" w:type="auto"/>
+            <w:vAlign w:val="center"/>
+          </w:tcPr>
+          <w:p>
+            <w:pPr>
+              <w:pStyle w:val="MdTableCell"/>
+            </w:pPr>
+            <w:r>
+              <w:t>Bắt lỗi type ngay khi code; giảm Technical Debt; tăng bảo mật</w:t>
             </w:r>
           </w:p>
         </w:tc>
       </w:tr>
       <w:tr>
+        <w:tblPrEx>
+          <w:tblCellMar>
+            <w:top w:w="0" w:type="dxa"/>
+            <w:bottom w:w="0" w:type="dxa"/>
+          </w:tblCellMar>
+        </w:tblPrEx>
         <w:trPr>
           <w:cantSplit/>
         </w:trPr>
         <w:tc>
           <w:tcPr>
+            <w:tcW w:w="0" w:type="auto"/>
             <w:vAlign w:val="center"/>
           </w:tcPr>
           <w:p>
@@ -2795,15 +2983,14 @@
             <w:r>
               <w:rPr>
                 <w:rStyle w:val="MdStrong"/>
-                <w:b/>
-                <w:bCs/>
-              </w:rPr>
-              <w:t xml:space="preserve">Kiểm thử tự động</w:t>
-            </w:r>
-          </w:p>
-        </w:tc>
-        <w:tc>
-          <w:tcPr>
+              </w:rPr>
+              <w:t>Kiểm thử tự động</w:t>
+            </w:r>
+          </w:p>
+        </w:tc>
+        <w:tc>
+          <w:tcPr>
+            <w:tcW w:w="0" w:type="auto"/>
             <w:vAlign w:val="center"/>
           </w:tcPr>
           <w:p>
@@ -2816,10 +3003,8 @@
             <w:r>
               <w:rPr>
                 <w:rStyle w:val="MdStrong"/>
-                <w:b/>
-                <w:bCs/>
-              </w:rPr>
-              <w:t xml:space="preserve">Jest</w:t>
+              </w:rPr>
+              <w:t>Jest</w:t>
             </w:r>
             <w:r>
               <w:t xml:space="preserve"> (BE) + </w:t>
@@ -2827,10 +3012,8 @@
             <w:r>
               <w:rPr>
                 <w:rStyle w:val="MdStrong"/>
-                <w:b/>
-                <w:bCs/>
-              </w:rPr>
-              <w:t xml:space="preserve">React Testing Library</w:t>
+              </w:rPr>
+              <w:t>React Testing Library</w:t>
             </w:r>
             <w:r>
               <w:t xml:space="preserve"> (FE) để viết Unit Tests; </w:t>
@@ -2838,10 +3021,8 @@
             <w:r>
               <w:rPr>
                 <w:rStyle w:val="MdStrong"/>
-                <w:b/>
-                <w:bCs/>
-              </w:rPr>
-              <w:t xml:space="preserve">k6</w:t>
+              </w:rPr>
+              <w:t>k6</w:t>
             </w:r>
             <w:r>
               <w:t xml:space="preserve"> cho Load Test</w:t>
@@ -2850,24 +3031,32 @@
         </w:tc>
         <w:tc>
           <w:tcPr>
-            <w:vAlign w:val="center"/>
-          </w:tcPr>
-          <w:p>
-            <w:pPr>
-              <w:pStyle w:val="MdTableCell"/>
-            </w:pPr>
-            <w:r>
-              <w:t xml:space="preserve">Mỗi lần sửa code có safety net tự động; phát hiện regression sớm</w:t>
+            <w:tcW w:w="0" w:type="auto"/>
+            <w:vAlign w:val="center"/>
+          </w:tcPr>
+          <w:p>
+            <w:pPr>
+              <w:pStyle w:val="MdTableCell"/>
+            </w:pPr>
+            <w:r>
+              <w:t>Mỗi lần sửa code có safety net tự động; phát hiện regression sớm</w:t>
             </w:r>
           </w:p>
         </w:tc>
       </w:tr>
       <w:tr>
+        <w:tblPrEx>
+          <w:tblCellMar>
+            <w:top w:w="0" w:type="dxa"/>
+            <w:bottom w:w="0" w:type="dxa"/>
+          </w:tblCellMar>
+        </w:tblPrEx>
         <w:trPr>
           <w:cantSplit/>
         </w:trPr>
         <w:tc>
           <w:tcPr>
+            <w:tcW w:w="0" w:type="auto"/>
             <w:vAlign w:val="center"/>
           </w:tcPr>
           <w:p>
@@ -2877,15 +3066,14 @@
             <w:r>
               <w:rPr>
                 <w:rStyle w:val="MdStrong"/>
-                <w:b/>
-                <w:bCs/>
-              </w:rPr>
-              <w:t xml:space="preserve">CI/CD Pipeline</w:t>
-            </w:r>
-          </w:p>
-        </w:tc>
-        <w:tc>
-          <w:tcPr>
+              </w:rPr>
+              <w:t>CI/CD Pipeline</w:t>
+            </w:r>
+          </w:p>
+        </w:tc>
+        <w:tc>
+          <w:tcPr>
+            <w:tcW w:w="0" w:type="auto"/>
             <w:vAlign w:val="center"/>
           </w:tcPr>
           <w:p>
@@ -2898,43 +3086,48 @@
             <w:r>
               <w:rPr>
                 <w:rStyle w:val="MdStrong"/>
-                <w:b/>
-                <w:bCs/>
-              </w:rPr>
-              <w:t xml:space="preserve">GitHub Actions</w:t>
+              </w:rPr>
+              <w:t>GitHub Actions</w:t>
             </w:r>
             <w:r>
               <w:t xml:space="preserve">: tự động chạy ESLint + Jest khi PR; tự động deploy lên Render/Railway khi merge vào </w:t>
             </w:r>
             <w:r>
               <w:rPr>
-                <w:rStyle w:val="MdCode"/>
                 <w:u w:val="single"/>
               </w:rPr>
-              <w:t xml:space="preserve">main</w:t>
-            </w:r>
-          </w:p>
-        </w:tc>
-        <w:tc>
-          <w:tcPr>
-            <w:vAlign w:val="center"/>
-          </w:tcPr>
-          <w:p>
-            <w:pPr>
-              <w:pStyle w:val="MdTableCell"/>
-            </w:pPr>
-            <w:r>
-              <w:t xml:space="preserve">Giảm lỗi thủ công; chu trình release nhanh hơn</w:t>
+              <w:t>main</w:t>
+            </w:r>
+          </w:p>
+        </w:tc>
+        <w:tc>
+          <w:tcPr>
+            <w:tcW w:w="0" w:type="auto"/>
+            <w:vAlign w:val="center"/>
+          </w:tcPr>
+          <w:p>
+            <w:pPr>
+              <w:pStyle w:val="MdTableCell"/>
+            </w:pPr>
+            <w:r>
+              <w:t>Giảm lỗi thủ công; chu trình release nhanh hơn</w:t>
             </w:r>
           </w:p>
         </w:tc>
       </w:tr>
       <w:tr>
+        <w:tblPrEx>
+          <w:tblCellMar>
+            <w:top w:w="0" w:type="dxa"/>
+            <w:bottom w:w="0" w:type="dxa"/>
+          </w:tblCellMar>
+        </w:tblPrEx>
         <w:trPr>
           <w:cantSplit/>
         </w:trPr>
         <w:tc>
           <w:tcPr>
+            <w:tcW w:w="0" w:type="auto"/>
             <w:vAlign w:val="center"/>
           </w:tcPr>
           <w:p>
@@ -2944,15 +3137,14 @@
             <w:r>
               <w:rPr>
                 <w:rStyle w:val="MdStrong"/>
-                <w:b/>
-                <w:bCs/>
-              </w:rPr>
-              <w:t xml:space="preserve">Bảo mật nâng cao</w:t>
-            </w:r>
-          </w:p>
-        </w:tc>
-        <w:tc>
-          <w:tcPr>
+              </w:rPr>
+              <w:t>Bảo mật nâng cao</w:t>
+            </w:r>
+          </w:p>
+        </w:tc>
+        <w:tc>
+          <w:tcPr>
+            <w:tcW w:w="0" w:type="auto"/>
             <w:vAlign w:val="center"/>
           </w:tcPr>
           <w:p>
@@ -2965,46 +3157,51 @@
             <w:r>
               <w:rPr>
                 <w:rStyle w:val="MdStrong"/>
-                <w:b/>
-                <w:bCs/>
-              </w:rPr>
-              <w:t xml:space="preserve">OWASP Top 10</w:t>
+              </w:rPr>
+              <w:t>OWASP Top 10</w:t>
             </w:r>
             <w:r>
               <w:t xml:space="preserve"> checklist; thêm rate limiting cho </w:t>
             </w:r>
             <w:r>
               <w:rPr>
-                <w:rStyle w:val="MdCode"/>
                 <w:u w:val="single"/>
               </w:rPr>
-              <w:t xml:space="preserve">/sign-in</w:t>
-            </w:r>
-            <w:r>
-              <w:t xml:space="preserve">; CORS whitelist chặt chẽ hơn khi deploy production</w:t>
-            </w:r>
-          </w:p>
-        </w:tc>
-        <w:tc>
-          <w:tcPr>
-            <w:vAlign w:val="center"/>
-          </w:tcPr>
-          <w:p>
-            <w:pPr>
-              <w:pStyle w:val="MdTableCell"/>
-            </w:pPr>
-            <w:r>
-              <w:t xml:space="preserve">Đạt chuẩn bảo mật ứng dụng web cơ bản</w:t>
+              <w:t>/sign-in</w:t>
+            </w:r>
+            <w:r>
+              <w:t>; CORS whitelist chặt chẽ hơn khi deploy production</w:t>
+            </w:r>
+          </w:p>
+        </w:tc>
+        <w:tc>
+          <w:tcPr>
+            <w:tcW w:w="0" w:type="auto"/>
+            <w:vAlign w:val="center"/>
+          </w:tcPr>
+          <w:p>
+            <w:pPr>
+              <w:pStyle w:val="MdTableCell"/>
+            </w:pPr>
+            <w:r>
+              <w:t>Đạt chuẩn bảo mật ứng dụng web cơ bản</w:t>
             </w:r>
           </w:p>
         </w:tc>
       </w:tr>
       <w:tr>
+        <w:tblPrEx>
+          <w:tblCellMar>
+            <w:top w:w="0" w:type="dxa"/>
+            <w:bottom w:w="0" w:type="dxa"/>
+          </w:tblCellMar>
+        </w:tblPrEx>
         <w:trPr>
           <w:cantSplit/>
         </w:trPr>
         <w:tc>
           <w:tcPr>
+            <w:tcW w:w="0" w:type="auto"/>
             <w:vAlign w:val="center"/>
           </w:tcPr>
           <w:p>
@@ -3014,134 +3211,59 @@
             <w:r>
               <w:rPr>
                 <w:rStyle w:val="MdStrong"/>
-                <w:b/>
-                <w:bCs/>
-              </w:rPr>
-              <w:t xml:space="preserve">Phát triển Phase 2</w:t>
-            </w:r>
-          </w:p>
-        </w:tc>
-        <w:tc>
-          <w:tcPr>
-            <w:vAlign w:val="center"/>
-          </w:tcPr>
-          <w:p>
-            <w:pPr>
-              <w:pStyle w:val="MdTableCell"/>
-            </w:pPr>
-            <w:r>
-              <w:t xml:space="preserve">VNPAY/MoMo Sandbox; Đánh giá sản phẩm; Gửi Email hóa đơn qua Nodemailer; Voucher Engine</w:t>
-            </w:r>
-          </w:p>
-        </w:tc>
-        <w:tc>
-          <w:tcPr>
-            <w:vAlign w:val="center"/>
-          </w:tcPr>
-          <w:p>
-            <w:pPr>
-              <w:pStyle w:val="MdTableCell"/>
-            </w:pPr>
-            <w:r>
-              <w:t xml:space="preserve">Hoàn thiện hành trình khách hàng end-to-end</w:t>
+              </w:rPr>
+              <w:t>Phát triển Phase 2</w:t>
+            </w:r>
+          </w:p>
+        </w:tc>
+        <w:tc>
+          <w:tcPr>
+            <w:tcW w:w="0" w:type="auto"/>
+            <w:vAlign w:val="center"/>
+          </w:tcPr>
+          <w:p>
+            <w:pPr>
+              <w:pStyle w:val="MdTableCell"/>
+            </w:pPr>
+            <w:r>
+              <w:t>VNPAY/MoMo Sandbox; Đánh giá sản phẩm; Gửi Email hóa đơn qua Nodemailer; Voucher Engine</w:t>
+            </w:r>
+          </w:p>
+        </w:tc>
+        <w:tc>
+          <w:tcPr>
+            <w:tcW w:w="0" w:type="auto"/>
+            <w:vAlign w:val="center"/>
+          </w:tcPr>
+          <w:p>
+            <w:pPr>
+              <w:pStyle w:val="MdTableCell"/>
+            </w:pPr>
+            <w:r>
+              <w:t>Hoàn thiện hành trình khách hàng end-to-end</w:t>
             </w:r>
           </w:p>
         </w:tc>
       </w:tr>
     </w:tbl>
+    <w:p/>
     <w:sectPr>
-      <w:pgSz w:w="11906" w:h="16838" w:orient="portrait"/>
+      <w:pgSz w:w="11906" w:h="16838"/>
       <w:pgMar w:top="1440" w:right="1440" w:bottom="1440" w:left="1440" w:header="708" w:footer="708" w:gutter="0"/>
-      <w:pgNumType/>
+      <w:cols w:space="720"/>
       <w:docGrid w:linePitch="360"/>
     </w:sectPr>
   </w:body>
 </w:document>
 </file>
 
-<file path=word/comments.xml><?xml version="1.0" encoding="utf-8"?>
-<w:comments xmlns:cx="http://schemas.microsoft.com/office/drawing/2014/chartex" xmlns:cx1="http://schemas.microsoft.com/office/drawing/2015/9/8/chartex" xmlns:cx2="http://schemas.microsoft.com/office/drawing/2015/10/21/chartex" xmlns:cx3="http://schemas.microsoft.com/office/drawing/2016/5/9/chartex" xmlns:cx4="http://schemas.microsoft.com/office/drawing/2016/5/10/chartex" xmlns:cx5="http://schemas.microsoft.com/office/drawing/2016/5/11/chartex" xmlns:cx6="http://schemas.microsoft.com/office/drawing/2016/5/12/chartex" xmlns:cx7="http://schemas.microsoft.com/office/drawing/2016/5/13/chartex" xmlns:cx8="http://schemas.microsoft.com/office/drawing/2016/5/14/chartex" xmlns:mc="http://schemas.openxmlformats.org/markup-compatibility/2006" xmlns:aink="http://schemas.microsoft.com/office/drawing/2016/ink" xmlns:am3d="http://schemas.microsoft.com/office/drawing/2017/model3d" xmlns:o="urn:schemas-microsoft-com:office:office" xmlns:r="http://schemas.openxmlformats.org/officeDocument/2006/relationships" xmlns:m="http://schemas.openxmlformats.org/officeDocument/2006/math" xmlns:v="urn:schemas-microsoft-com:vml" xmlns:wp14="http://schemas.microsoft.com/office/word/2010/wordprocessingDrawing" xmlns:wp="http://schemas.openxmlformats.org/drawingml/2006/wordprocessingDrawing" xmlns:w10="urn:schemas-microsoft-com:office:word" xmlns:w="http://schemas.openxmlformats.org/wordprocessingml/2006/main" xmlns:w14="http://schemas.microsoft.com/office/word/2010/wordml" xmlns:w15="http://schemas.microsoft.com/office/word/2012/wordml" xmlns:w16cex="http://schemas.microsoft.com/office/word/2018/wordml/cex" xmlns:w16cid="http://schemas.microsoft.com/office/word/2016/wordml/cid" xmlns:w16="http://schemas.microsoft.com/office/word/2018/wordml" xmlns:w16sdtdh="http://schemas.microsoft.com/office/word/2020/wordml/sdtdatahash" xmlns:w16se="http://schemas.microsoft.com/office/word/2015/wordml/symex" xmlns:wpg="http://schemas.microsoft.com/office/word/2010/wordprocessingGroup" xmlns:wpi="http://schemas.microsoft.com/office/word/2010/wordprocessingInk" xmlns:wne="http://schemas.microsoft.com/office/word/2006/wordml" xmlns:wps="http://schemas.microsoft.com/office/word/2010/wordprocessingShape"/>
-</file>
-
-<file path=word/endnotes.xml><?xml version="1.0" encoding="utf-8"?>
-<w:endnotes xmlns:wpc="http://schemas.microsoft.com/office/word/2010/wordprocessingCanvas" xmlns:mc="http://schemas.openxmlformats.org/markup-compatibility/2006" xmlns:o="urn:schemas-microsoft-com:office:office" xmlns:r="http://schemas.openxmlformats.org/officeDocument/2006/relationships" xmlns:m="http://schemas.openxmlformats.org/officeDocument/2006/math" xmlns:v="urn:schemas-microsoft-com:vml" xmlns:wp14="http://schemas.microsoft.com/office/word/2010/wordprocessingDrawing" xmlns:wp="http://schemas.openxmlformats.org/drawingml/2006/wordprocessingDrawing" xmlns:w10="urn:schemas-microsoft-com:office:word" xmlns:w="http://schemas.openxmlformats.org/wordprocessingml/2006/main" xmlns:w14="http://schemas.microsoft.com/office/word/2010/wordml" xmlns:w15="http://schemas.microsoft.com/office/word/2012/wordml" xmlns:wpg="http://schemas.microsoft.com/office/word/2010/wordprocessingGroup" xmlns:wpi="http://schemas.microsoft.com/office/word/2010/wordprocessingInk" xmlns:wne="http://schemas.microsoft.com/office/word/2006/wordml" xmlns:wps="http://schemas.microsoft.com/office/word/2010/wordprocessingShape" mc:Ignorable="w14 w15 wp14">
-  <w:endnote w:type="separator" w:id="-1">
-    <w:p>
-      <w:pPr>
-        <w:spacing w:after="0" w:line="240" w:lineRule="auto"/>
-      </w:pPr>
-      <w:r>
-        <w:rPr>
-          <w:rStyle w:val="EndnoteReference"/>
-        </w:rPr>
-        <w:endnoteRef/>
-      </w:r>
-      <w:r>
-        <w:separator/>
-      </w:r>
-    </w:p>
-  </w:endnote>
-  <w:endnote w:type="continuationSeparator" w:id="0">
-    <w:p>
-      <w:pPr>
-        <w:spacing w:after="0" w:line="240" w:lineRule="auto"/>
-      </w:pPr>
-      <w:r>
-        <w:rPr>
-          <w:rStyle w:val="EndnoteReference"/>
-        </w:rPr>
-        <w:endnoteRef/>
-      </w:r>
-      <w:r>
-        <w:continuationSeparator/>
-      </w:r>
-    </w:p>
-  </w:endnote>
-</w:endnotes>
-</file>
-
-<file path=word/footnotes.xml><?xml version="1.0" encoding="utf-8"?>
-<w:footnotes xmlns:wpc="http://schemas.microsoft.com/office/word/2010/wordprocessingCanvas" xmlns:mc="http://schemas.openxmlformats.org/markup-compatibility/2006" xmlns:o="urn:schemas-microsoft-com:office:office" xmlns:r="http://schemas.openxmlformats.org/officeDocument/2006/relationships" xmlns:m="http://schemas.openxmlformats.org/officeDocument/2006/math" xmlns:v="urn:schemas-microsoft-com:vml" xmlns:wp14="http://schemas.microsoft.com/office/word/2010/wordprocessingDrawing" xmlns:wp="http://schemas.openxmlformats.org/drawingml/2006/wordprocessingDrawing" xmlns:w10="urn:schemas-microsoft-com:office:word" xmlns:w="http://schemas.openxmlformats.org/wordprocessingml/2006/main" xmlns:w14="http://schemas.microsoft.com/office/word/2010/wordml" xmlns:w15="http://schemas.microsoft.com/office/word/2012/wordml" xmlns:wpg="http://schemas.microsoft.com/office/word/2010/wordprocessingGroup" xmlns:wpi="http://schemas.microsoft.com/office/word/2010/wordprocessingInk" xmlns:wne="http://schemas.microsoft.com/office/word/2006/wordml" xmlns:wps="http://schemas.microsoft.com/office/word/2010/wordprocessingShape" mc:Ignorable="w14 w15 wp14">
-  <w:footnote w:type="separator" w:id="-1">
-    <w:p>
-      <w:pPr>
-        <w:spacing w:after="0" w:line="240" w:lineRule="auto"/>
-      </w:pPr>
-      <w:r>
-        <w:rPr>
-          <w:rStyle w:val="FootnoteReference"/>
-        </w:rPr>
-        <w:footnoteRef/>
-      </w:r>
-      <w:r>
-        <w:separator/>
-      </w:r>
-    </w:p>
-  </w:footnote>
-  <w:footnote w:type="continuationSeparator" w:id="0">
-    <w:p>
-      <w:pPr>
-        <w:spacing w:after="0" w:line="240" w:lineRule="auto"/>
-      </w:pPr>
-      <w:r>
-        <w:rPr>
-          <w:rStyle w:val="FootnoteReference"/>
-        </w:rPr>
-        <w:footnoteRef/>
-      </w:r>
-      <w:r>
-        <w:continuationSeparator/>
-      </w:r>
-    </w:p>
-  </w:footnote>
-</w:footnotes>
-</file>
-
 <file path=word/numbering.xml><?xml version="1.0" encoding="utf-8"?>
-<w:numbering xmlns:wpc="http://schemas.microsoft.com/office/word/2010/wordprocessingCanvas" xmlns:mc="http://schemas.openxmlformats.org/markup-compatibility/2006" xmlns:o="urn:schemas-microsoft-com:office:office" xmlns:r="http://schemas.openxmlformats.org/officeDocument/2006/relationships" xmlns:m="http://schemas.openxmlformats.org/officeDocument/2006/math" xmlns:v="urn:schemas-microsoft-com:vml" xmlns:wp14="http://schemas.microsoft.com/office/word/2010/wordprocessingDrawing" xmlns:wp="http://schemas.openxmlformats.org/drawingml/2006/wordprocessingDrawing" xmlns:w10="urn:schemas-microsoft-com:office:word" xmlns:w="http://schemas.openxmlformats.org/wordprocessingml/2006/main" xmlns:w14="http://schemas.microsoft.com/office/word/2010/wordml" xmlns:w15="http://schemas.microsoft.com/office/word/2012/wordml" xmlns:wpg="http://schemas.microsoft.com/office/word/2010/wordprocessingGroup" xmlns:wpi="http://schemas.microsoft.com/office/word/2010/wordprocessingInk" xmlns:wne="http://schemas.microsoft.com/office/word/2006/wordml" xmlns:wps="http://schemas.microsoft.com/office/word/2010/wordprocessingShape" mc:Ignorable="w14 w15 wp14">
-  <w:abstractNum w:abstractNumId="1" w15:restartNumberingAfterBreak="0">
+<w:numbering xmlns:wpc="http://schemas.microsoft.com/office/word/2010/wordprocessingCanvas" xmlns:cx="http://schemas.microsoft.com/office/drawing/2014/chartex" xmlns:cx1="http://schemas.microsoft.com/office/drawing/2015/9/8/chartex" xmlns:cx2="http://schemas.microsoft.com/office/drawing/2015/10/21/chartex" xmlns:cx3="http://schemas.microsoft.com/office/drawing/2016/5/9/chartex" xmlns:cx4="http://schemas.microsoft.com/office/drawing/2016/5/10/chartex" xmlns:cx5="http://schemas.microsoft.com/office/drawing/2016/5/11/chartex" xmlns:cx6="http://schemas.microsoft.com/office/drawing/2016/5/12/chartex" xmlns:cx7="http://schemas.microsoft.com/office/drawing/2016/5/13/chartex" xmlns:cx8="http://schemas.microsoft.com/office/drawing/2016/5/14/chartex" xmlns:mc="http://schemas.openxmlformats.org/markup-compatibility/2006" xmlns:aink="http://schemas.microsoft.com/office/drawing/2016/ink" xmlns:am3d="http://schemas.microsoft.com/office/drawing/2017/model3d" xmlns:o="urn:schemas-microsoft-com:office:office" xmlns:oel="http://schemas.microsoft.com/office/2019/extlst" xmlns:r="http://schemas.openxmlformats.org/officeDocument/2006/relationships" xmlns:m="http://schemas.openxmlformats.org/officeDocument/2006/math" xmlns:v="urn:schemas-microsoft-com:vml" xmlns:wp14="http://schemas.microsoft.com/office/word/2010/wordprocessingDrawing" xmlns:wp="http://schemas.openxmlformats.org/drawingml/2006/wordprocessingDrawing" xmlns:w10="urn:schemas-microsoft-com:office:word" xmlns:w="http://schemas.openxmlformats.org/wordprocessingml/2006/main" xmlns:w14="http://schemas.microsoft.com/office/word/2010/wordml" xmlns:w15="http://schemas.microsoft.com/office/word/2012/wordml" xmlns:w16cex="http://schemas.microsoft.com/office/word/2018/wordml/cex" xmlns:w16cid="http://schemas.microsoft.com/office/word/2016/wordml/cid" xmlns:w16="http://schemas.microsoft.com/office/word/2018/wordml" xmlns:w16du="http://schemas.microsoft.com/office/word/2023/wordml/word16du" xmlns:w16sdtdh="http://schemas.microsoft.com/office/word/2020/wordml/sdtdatahash" xmlns:w16sdtfl="http://schemas.microsoft.com/office/word/2024/wordml/sdtformatlock" xmlns:w16se="http://schemas.microsoft.com/office/word/2015/wordml/symex" xmlns:wpg="http://schemas.microsoft.com/office/word/2010/wordprocessingGroup" xmlns:wpi="http://schemas.microsoft.com/office/word/2010/wordprocessingInk" xmlns:wne="http://schemas.microsoft.com/office/word/2006/wordml" xmlns:wps="http://schemas.microsoft.com/office/word/2010/wordprocessingShape" mc:Ignorable="w14 w15 w16se w16cid w16 w16cex w16sdtdh w16sdtfl w16du wp14">
+  <w:abstractNum w:abstractNumId="0" w15:restartNumberingAfterBreak="0">
+    <w:nsid w:val="001E3581"/>
     <w:multiLevelType w:val="hybridMultilevel"/>
-    <w:lvl w:ilvl="0" w15:tentative="1">
+    <w:tmpl w:val="CCB00B42"/>
+    <w:lvl w:ilvl="0" w:tplc="52781508">
       <w:start w:val="1"/>
       <w:numFmt w:val="bullet"/>
       <w:lvlText w:val="●"/>
@@ -3150,7 +3272,7 @@
         <w:ind w:left="720" w:hanging="360"/>
       </w:pPr>
     </w:lvl>
-    <w:lvl w:ilvl="1" w15:tentative="1">
+    <w:lvl w:ilvl="1" w:tplc="4D9EF498">
       <w:start w:val="1"/>
       <w:numFmt w:val="bullet"/>
       <w:lvlText w:val="○"/>
@@ -3159,7 +3281,7 @@
         <w:ind w:left="1440" w:hanging="360"/>
       </w:pPr>
     </w:lvl>
-    <w:lvl w:ilvl="2" w15:tentative="1">
+    <w:lvl w:ilvl="2" w:tplc="F26EF7A0">
       <w:start w:val="1"/>
       <w:numFmt w:val="bullet"/>
       <w:lvlText w:val="■"/>
@@ -3168,7 +3290,7 @@
         <w:ind w:left="2160" w:hanging="360"/>
       </w:pPr>
     </w:lvl>
-    <w:lvl w:ilvl="3" w15:tentative="1">
+    <w:lvl w:ilvl="3" w:tplc="73028E60">
       <w:start w:val="1"/>
       <w:numFmt w:val="bullet"/>
       <w:lvlText w:val="●"/>
@@ -3177,7 +3299,7 @@
         <w:ind w:left="2880" w:hanging="360"/>
       </w:pPr>
     </w:lvl>
-    <w:lvl w:ilvl="4" w15:tentative="1">
+    <w:lvl w:ilvl="4" w:tplc="6A3C2110">
       <w:start w:val="1"/>
       <w:numFmt w:val="bullet"/>
       <w:lvlText w:val="○"/>
@@ -3186,7 +3308,7 @@
         <w:ind w:left="3600" w:hanging="360"/>
       </w:pPr>
     </w:lvl>
-    <w:lvl w:ilvl="5" w15:tentative="1">
+    <w:lvl w:ilvl="5" w:tplc="A49EF3E8">
       <w:start w:val="1"/>
       <w:numFmt w:val="bullet"/>
       <w:lvlText w:val="■"/>
@@ -3195,7 +3317,7 @@
         <w:ind w:left="4320" w:hanging="360"/>
       </w:pPr>
     </w:lvl>
-    <w:lvl w:ilvl="6" w15:tentative="1">
+    <w:lvl w:ilvl="6" w:tplc="BFD285EE">
       <w:start w:val="1"/>
       <w:numFmt w:val="bullet"/>
       <w:lvlText w:val="●"/>
@@ -3204,7 +3326,7 @@
         <w:ind w:left="5040" w:hanging="360"/>
       </w:pPr>
     </w:lvl>
-    <w:lvl w:ilvl="7" w15:tentative="1">
+    <w:lvl w:ilvl="7" w:tplc="6040F1A8">
       <w:start w:val="1"/>
       <w:numFmt w:val="bullet"/>
       <w:lvlText w:val="●"/>
@@ -3213,7 +3335,7 @@
         <w:ind w:left="5760" w:hanging="360"/>
       </w:pPr>
     </w:lvl>
-    <w:lvl w:ilvl="8" w15:tentative="1">
+    <w:lvl w:ilvl="8" w:tplc="489ABE6C">
       <w:start w:val="1"/>
       <w:numFmt w:val="bullet"/>
       <w:lvlText w:val="●"/>
@@ -3223,116 +3345,130 @@
       </w:pPr>
     </w:lvl>
   </w:abstractNum>
-  <w:abstractNum w:abstractNumId="2" w15:restartNumberingAfterBreak="0">
-    <w:multiLevelType w:val="hybridMultilevel"/>
-    <w:lvl w:ilvl="0" w15:tentative="1">
+  <w:abstractNum w:abstractNumId="1" w15:restartNumberingAfterBreak="0">
+    <w:nsid w:val="387F2D4E"/>
+    <w:multiLevelType w:val="multilevel"/>
+    <w:tmpl w:val="5D3C1BE0"/>
+    <w:lvl w:ilvl="0">
       <w:start w:val="1"/>
       <w:numFmt w:val="decimal"/>
       <w:lvlText w:val="%1"/>
-      <w:lvlJc w:val="start"/>
+      <w:lvlJc w:val="left"/>
     </w:lvl>
-    <w:lvl w:ilvl="1" w15:tentative="1">
+    <w:lvl w:ilvl="1">
       <w:start w:val="1"/>
       <w:numFmt w:val="decimal"/>
       <w:lvlText w:val="%1.%2"/>
-      <w:lvlJc w:val="start"/>
+      <w:lvlJc w:val="left"/>
     </w:lvl>
-    <w:lvl w:ilvl="2" w15:tentative="1">
+    <w:lvl w:ilvl="2">
       <w:start w:val="1"/>
       <w:numFmt w:val="decimal"/>
       <w:lvlText w:val="%1.%2.%3"/>
-      <w:lvlJc w:val="start"/>
+      <w:lvlJc w:val="left"/>
     </w:lvl>
-    <w:lvl w:ilvl="3" w15:tentative="1">
+    <w:lvl w:ilvl="3">
       <w:start w:val="1"/>
       <w:numFmt w:val="decimal"/>
       <w:lvlText w:val="%4)"/>
-      <w:lvlJc w:val="start"/>
+      <w:lvlJc w:val="left"/>
     </w:lvl>
-    <w:lvl w:ilvl="4" w15:tentative="1">
+    <w:lvl w:ilvl="4">
       <w:start w:val="1"/>
       <w:numFmt w:val="decimal"/>
       <w:lvlText w:val="%5)"/>
-      <w:lvlJc w:val="start"/>
+      <w:lvlJc w:val="left"/>
     </w:lvl>
-    <w:lvl w:ilvl="5" w15:tentative="1">
+    <w:lvl w:ilvl="5">
       <w:start w:val="1"/>
       <w:numFmt w:val="decimal"/>
       <w:lvlText w:val="%6)"/>
-      <w:lvlJc w:val="start"/>
+      <w:lvlJc w:val="left"/>
     </w:lvl>
-    <w:lvl w:ilvl="6" w15:tentative="1">
+    <w:lvl w:ilvl="6">
       <w:start w:val="1"/>
       <w:numFmt w:val="decimal"/>
       <w:lvlText w:val="%7)"/>
-      <w:lvlJc w:val="start"/>
+      <w:lvlJc w:val="left"/>
     </w:lvl>
-    <w:lvl w:ilvl="7" w15:tentative="1">
+    <w:lvl w:ilvl="7">
       <w:start w:val="1"/>
       <w:numFmt w:val="decimal"/>
       <w:lvlText w:val="%8)"/>
-      <w:lvlJc w:val="start"/>
+      <w:lvlJc w:val="left"/>
     </w:lvl>
-    <w:lvl w:ilvl="8" w15:tentative="1">
+    <w:lvl w:ilvl="8">
       <w:start w:val="1"/>
       <w:numFmt w:val="decimal"/>
       <w:lvlText w:val="%9)"/>
-      <w:lvlJc w:val="start"/>
+      <w:lvlJc w:val="left"/>
     </w:lvl>
   </w:abstractNum>
-  <w:abstractNum w:abstractNumId="3" w15:restartNumberingAfterBreak="0">
+  <w:abstractNum w:abstractNumId="2" w15:restartNumberingAfterBreak="0">
+    <w:nsid w:val="6D995F47"/>
     <w:multiLevelType w:val="hybridMultilevel"/>
-    <w:lvl w:ilvl="0" w15:tentative="1">
+    <w:tmpl w:val="D6949076"/>
+    <w:lvl w:ilvl="0" w:tplc="737603A6">
       <w:start w:val="1"/>
       <w:numFmt w:val="bullet"/>
       <w:lvlText w:val="•"/>
-      <w:lvlJc w:val="start"/>
+      <w:lvlJc w:val="left"/>
     </w:lvl>
-    <w:lvl w:ilvl="1" w15:tentative="1">
+    <w:lvl w:ilvl="1" w:tplc="4C6403C6">
       <w:start w:val="1"/>
       <w:numFmt w:val="bullet"/>
       <w:lvlText w:val="■"/>
-      <w:lvlJc w:val="start"/>
+      <w:lvlJc w:val="left"/>
     </w:lvl>
-    <w:lvl w:ilvl="2" w15:tentative="1">
+    <w:lvl w:ilvl="2" w:tplc="3B6CF9C8">
       <w:start w:val="1"/>
       <w:numFmt w:val="bullet"/>
       <w:lvlText w:val="▶"/>
-      <w:lvlJc w:val="start"/>
+      <w:lvlJc w:val="left"/>
     </w:lvl>
-    <w:lvl w:ilvl="3" w15:tentative="1">
+    <w:lvl w:ilvl="3" w:tplc="0E2E7306">
       <w:start w:val="1"/>
       <w:numFmt w:val="bullet"/>
       <w:lvlText w:val="▲"/>
-      <w:lvlJc w:val="start"/>
+      <w:lvlJc w:val="left"/>
     </w:lvl>
-    <w:lvl w:ilvl="4" w15:tentative="1">
+    <w:lvl w:ilvl="4" w:tplc="38DA7C9E">
       <w:start w:val="1"/>
       <w:numFmt w:val="bullet"/>
       <w:lvlText w:val="◆"/>
-      <w:lvlJc w:val="start"/>
+      <w:lvlJc w:val="left"/>
     </w:lvl>
-    <w:lvl w:ilvl="5" w15:tentative="1">
+    <w:lvl w:ilvl="5" w:tplc="344A7714">
       <w:start w:val="1"/>
       <w:numFmt w:val="bullet"/>
       <w:lvlText w:val="●"/>
-      <w:lvlJc w:val="start"/>
+      <w:lvlJc w:val="left"/>
     </w:lvl>
-    <w:lvl w:ilvl="6" w15:tentative="1">
+    <w:lvl w:ilvl="6" w:tplc="BEC8B89E">
       <w:start w:val="1"/>
       <w:numFmt w:val="bullet"/>
       <w:lvlText w:val="□"/>
-      <w:lvlJc w:val="start"/>
+      <w:lvlJc w:val="left"/>
+    </w:lvl>
+    <w:lvl w:ilvl="7" w:tplc="04E2CA68">
+      <w:numFmt w:val="decimal"/>
+      <w:lvlText w:val=""/>
+      <w:lvlJc w:val="left"/>
+    </w:lvl>
+    <w:lvl w:ilvl="8" w:tplc="B22CEF30">
+      <w:numFmt w:val="decimal"/>
+      <w:lvlText w:val=""/>
+      <w:lvlJc w:val="left"/>
     </w:lvl>
   </w:abstractNum>
-  <w:num w:numId="1">
-    <w:abstractNumId w:val="1"/>
+  <w:num w:numId="1" w16cid:durableId="705252751">
+    <w:abstractNumId w:val="0"/>
     <w:lvlOverride w:ilvl="0">
       <w:startOverride w:val="1"/>
     </w:lvlOverride>
   </w:num>
-  <w:num w:numId="2">
-    <w:abstractNumId w:val="2"/>
+  <w:num w:numId="2" w16cid:durableId="136411166">
+    <w:abstractNumId w:val="1"/>
     <w:lvlOverride w:ilvl="0">
       <w:startOverride w:val="1"/>
     </w:lvlOverride>
@@ -3341,38 +3477,407 @@
 </file>
 
 <file path=word/styles.xml><?xml version="1.0" encoding="utf-8"?>
-<w:styles xmlns:mc="http://schemas.openxmlformats.org/markup-compatibility/2006" xmlns:r="http://schemas.openxmlformats.org/officeDocument/2006/relationships" xmlns:w="http://schemas.openxmlformats.org/wordprocessingml/2006/main" xmlns:w14="http://schemas.microsoft.com/office/word/2010/wordml" xmlns:w15="http://schemas.microsoft.com/office/word/2012/wordml" mc:Ignorable="w14 w15">
+<w:styles xmlns:mc="http://schemas.openxmlformats.org/markup-compatibility/2006" xmlns:r="http://schemas.openxmlformats.org/officeDocument/2006/relationships" xmlns:w="http://schemas.openxmlformats.org/wordprocessingml/2006/main" xmlns:w14="http://schemas.microsoft.com/office/word/2010/wordml" xmlns:w15="http://schemas.microsoft.com/office/word/2012/wordml" xmlns:w16cex="http://schemas.microsoft.com/office/word/2018/wordml/cex" xmlns:w16cid="http://schemas.microsoft.com/office/word/2016/wordml/cid" xmlns:w16="http://schemas.microsoft.com/office/word/2018/wordml" xmlns:w16du="http://schemas.microsoft.com/office/word/2023/wordml/word16du" xmlns:w16sdtdh="http://schemas.microsoft.com/office/word/2020/wordml/sdtdatahash" xmlns:w16sdtfl="http://schemas.microsoft.com/office/word/2024/wordml/sdtformatlock" xmlns:w16se="http://schemas.microsoft.com/office/word/2015/wordml/symex" mc:Ignorable="w14 w15 w16se w16cid w16 w16cex w16sdtdh w16sdtfl w16du">
   <w:docDefaults>
     <w:rPrDefault>
       <w:rPr>
+        <w:rFonts w:ascii="Times New Roman" w:eastAsia="Times New Roman" w:hAnsi="Times New Roman" w:cs="Times New Roman"/>
         <w:sz w:val="24"/>
         <w:szCs w:val="24"/>
+        <w:lang w:val="en-US" w:eastAsia="en-US" w:bidi="ar-SA"/>
       </w:rPr>
     </w:rPrDefault>
-    <w:pPrDefault>
-      <w:pPr>
-        <w:spacing w:lineRule="auto"/>
-      </w:pPr>
-    </w:pPrDefault>
+    <w:pPrDefault/>
   </w:docDefaults>
-  <w:style w:type="paragraph" w:styleId="Title">
-    <w:name w:val="Title"/>
-    <w:basedOn w:val="Normal"/>
-    <w:next w:val="Normal"/>
+  <w:latentStyles w:defLockedState="0" w:defUIPriority="99" w:defSemiHidden="0" w:defUnhideWhenUsed="0" w:defQFormat="0" w:count="376">
+    <w:lsdException w:name="Normal" w:uiPriority="0" w:qFormat="1"/>
+    <w:lsdException w:name="heading 1" w:uiPriority="9" w:qFormat="1"/>
+    <w:lsdException w:name="heading 2" w:semiHidden="1" w:uiPriority="9" w:unhideWhenUsed="1" w:qFormat="1"/>
+    <w:lsdException w:name="heading 3" w:semiHidden="1" w:uiPriority="9" w:unhideWhenUsed="1" w:qFormat="1"/>
+    <w:lsdException w:name="heading 4" w:semiHidden="1" w:uiPriority="9" w:unhideWhenUsed="1" w:qFormat="1"/>
+    <w:lsdException w:name="heading 5" w:semiHidden="1" w:uiPriority="9" w:unhideWhenUsed="1" w:qFormat="1"/>
+    <w:lsdException w:name="heading 6" w:semiHidden="1" w:uiPriority="9" w:unhideWhenUsed="1" w:qFormat="1"/>
+    <w:lsdException w:name="heading 7" w:semiHidden="1" w:uiPriority="9" w:unhideWhenUsed="1" w:qFormat="1"/>
+    <w:lsdException w:name="heading 8" w:semiHidden="1" w:uiPriority="9" w:unhideWhenUsed="1" w:qFormat="1"/>
+    <w:lsdException w:name="heading 9" w:semiHidden="1" w:uiPriority="9" w:unhideWhenUsed="1" w:qFormat="1"/>
+    <w:lsdException w:name="index 1" w:semiHidden="1" w:unhideWhenUsed="1"/>
+    <w:lsdException w:name="index 2" w:semiHidden="1" w:unhideWhenUsed="1"/>
+    <w:lsdException w:name="index 3" w:semiHidden="1" w:unhideWhenUsed="1"/>
+    <w:lsdException w:name="index 4" w:semiHidden="1" w:unhideWhenUsed="1"/>
+    <w:lsdException w:name="index 5" w:semiHidden="1" w:unhideWhenUsed="1"/>
+    <w:lsdException w:name="index 6" w:semiHidden="1" w:unhideWhenUsed="1"/>
+    <w:lsdException w:name="index 7" w:semiHidden="1" w:unhideWhenUsed="1"/>
+    <w:lsdException w:name="index 8" w:semiHidden="1" w:unhideWhenUsed="1"/>
+    <w:lsdException w:name="index 9" w:semiHidden="1" w:unhideWhenUsed="1"/>
+    <w:lsdException w:name="toc 1" w:semiHidden="1" w:uiPriority="39" w:unhideWhenUsed="1"/>
+    <w:lsdException w:name="toc 2" w:semiHidden="1" w:uiPriority="39" w:unhideWhenUsed="1"/>
+    <w:lsdException w:name="toc 3" w:semiHidden="1" w:uiPriority="39" w:unhideWhenUsed="1"/>
+    <w:lsdException w:name="toc 4" w:semiHidden="1" w:uiPriority="39" w:unhideWhenUsed="1"/>
+    <w:lsdException w:name="toc 5" w:semiHidden="1" w:uiPriority="39" w:unhideWhenUsed="1"/>
+    <w:lsdException w:name="toc 6" w:semiHidden="1" w:uiPriority="39" w:unhideWhenUsed="1"/>
+    <w:lsdException w:name="toc 7" w:semiHidden="1" w:uiPriority="39" w:unhideWhenUsed="1"/>
+    <w:lsdException w:name="toc 8" w:semiHidden="1" w:uiPriority="39" w:unhideWhenUsed="1"/>
+    <w:lsdException w:name="toc 9" w:semiHidden="1" w:uiPriority="39" w:unhideWhenUsed="1"/>
+    <w:lsdException w:name="Normal Indent" w:semiHidden="1" w:unhideWhenUsed="1"/>
+    <w:lsdException w:name="footnote text" w:semiHidden="1" w:unhideWhenUsed="1"/>
+    <w:lsdException w:name="annotation text" w:semiHidden="1" w:unhideWhenUsed="1"/>
+    <w:lsdException w:name="header" w:semiHidden="1" w:unhideWhenUsed="1"/>
+    <w:lsdException w:name="footer" w:semiHidden="1" w:unhideWhenUsed="1"/>
+    <w:lsdException w:name="index heading" w:semiHidden="1" w:unhideWhenUsed="1"/>
+    <w:lsdException w:name="caption" w:semiHidden="1" w:uiPriority="35" w:unhideWhenUsed="1" w:qFormat="1"/>
+    <w:lsdException w:name="table of figures" w:semiHidden="1" w:unhideWhenUsed="1"/>
+    <w:lsdException w:name="envelope address" w:semiHidden="1" w:unhideWhenUsed="1"/>
+    <w:lsdException w:name="envelope return" w:semiHidden="1" w:unhideWhenUsed="1"/>
+    <w:lsdException w:name="footnote reference" w:semiHidden="1" w:unhideWhenUsed="1"/>
+    <w:lsdException w:name="annotation reference" w:semiHidden="1" w:unhideWhenUsed="1"/>
+    <w:lsdException w:name="line number" w:semiHidden="1" w:unhideWhenUsed="1"/>
+    <w:lsdException w:name="page number" w:semiHidden="1" w:unhideWhenUsed="1"/>
+    <w:lsdException w:name="endnote reference" w:semiHidden="1" w:unhideWhenUsed="1"/>
+    <w:lsdException w:name="endnote text" w:semiHidden="1" w:unhideWhenUsed="1"/>
+    <w:lsdException w:name="table of authorities" w:semiHidden="1" w:unhideWhenUsed="1"/>
+    <w:lsdException w:name="macro" w:semiHidden="1" w:unhideWhenUsed="1"/>
+    <w:lsdException w:name="toa heading" w:semiHidden="1" w:unhideWhenUsed="1"/>
+    <w:lsdException w:name="List" w:semiHidden="1" w:unhideWhenUsed="1"/>
+    <w:lsdException w:name="List Bullet" w:semiHidden="1" w:unhideWhenUsed="1"/>
+    <w:lsdException w:name="List Number" w:semiHidden="1" w:unhideWhenUsed="1"/>
+    <w:lsdException w:name="List 2" w:semiHidden="1" w:unhideWhenUsed="1"/>
+    <w:lsdException w:name="List 3" w:semiHidden="1" w:unhideWhenUsed="1"/>
+    <w:lsdException w:name="List 4" w:semiHidden="1" w:unhideWhenUsed="1"/>
+    <w:lsdException w:name="List 5" w:semiHidden="1" w:unhideWhenUsed="1"/>
+    <w:lsdException w:name="List Bullet 2" w:semiHidden="1" w:unhideWhenUsed="1"/>
+    <w:lsdException w:name="List Bullet 3" w:semiHidden="1" w:unhideWhenUsed="1"/>
+    <w:lsdException w:name="List Bullet 4" w:semiHidden="1" w:unhideWhenUsed="1"/>
+    <w:lsdException w:name="List Bullet 5" w:semiHidden="1" w:unhideWhenUsed="1"/>
+    <w:lsdException w:name="List Number 2" w:semiHidden="1" w:unhideWhenUsed="1"/>
+    <w:lsdException w:name="List Number 3" w:semiHidden="1" w:unhideWhenUsed="1"/>
+    <w:lsdException w:name="List Number 4" w:semiHidden="1" w:unhideWhenUsed="1"/>
+    <w:lsdException w:name="List Number 5" w:semiHidden="1" w:unhideWhenUsed="1"/>
+    <w:lsdException w:name="Title" w:uiPriority="10" w:qFormat="1"/>
+    <w:lsdException w:name="Closing" w:semiHidden="1" w:unhideWhenUsed="1"/>
+    <w:lsdException w:name="Signature" w:semiHidden="1" w:unhideWhenUsed="1"/>
+    <w:lsdException w:name="Default Paragraph Font" w:semiHidden="1" w:uiPriority="1" w:unhideWhenUsed="1"/>
+    <w:lsdException w:name="Body Text" w:semiHidden="1" w:unhideWhenUsed="1"/>
+    <w:lsdException w:name="Body Text Indent" w:semiHidden="1" w:unhideWhenUsed="1"/>
+    <w:lsdException w:name="List Continue" w:semiHidden="1" w:unhideWhenUsed="1"/>
+    <w:lsdException w:name="List Continue 2" w:semiHidden="1" w:unhideWhenUsed="1"/>
+    <w:lsdException w:name="List Continue 3" w:semiHidden="1" w:unhideWhenUsed="1"/>
+    <w:lsdException w:name="List Continue 4" w:semiHidden="1" w:unhideWhenUsed="1"/>
+    <w:lsdException w:name="List Continue 5" w:semiHidden="1" w:unhideWhenUsed="1"/>
+    <w:lsdException w:name="Message Header" w:semiHidden="1" w:unhideWhenUsed="1"/>
+    <w:lsdException w:name="Subtitle" w:uiPriority="11" w:qFormat="1"/>
+    <w:lsdException w:name="Salutation" w:semiHidden="1" w:unhideWhenUsed="1"/>
+    <w:lsdException w:name="Date" w:semiHidden="1" w:unhideWhenUsed="1"/>
+    <w:lsdException w:name="Body Text First Indent" w:semiHidden="1" w:unhideWhenUsed="1"/>
+    <w:lsdException w:name="Body Text First Indent 2" w:semiHidden="1" w:unhideWhenUsed="1"/>
+    <w:lsdException w:name="Note Heading" w:semiHidden="1" w:unhideWhenUsed="1"/>
+    <w:lsdException w:name="Body Text 2" w:semiHidden="1" w:unhideWhenUsed="1"/>
+    <w:lsdException w:name="Body Text 3" w:semiHidden="1" w:unhideWhenUsed="1"/>
+    <w:lsdException w:name="Body Text Indent 2" w:semiHidden="1" w:unhideWhenUsed="1"/>
+    <w:lsdException w:name="Body Text Indent 3" w:semiHidden="1" w:unhideWhenUsed="1"/>
+    <w:lsdException w:name="Block Text" w:semiHidden="1" w:unhideWhenUsed="1"/>
+    <w:lsdException w:name="Hyperlink" w:semiHidden="1" w:unhideWhenUsed="1"/>
+    <w:lsdException w:name="FollowedHyperlink" w:semiHidden="1" w:unhideWhenUsed="1"/>
+    <w:lsdException w:name="Strong" w:uiPriority="22" w:qFormat="1"/>
+    <w:lsdException w:name="Emphasis" w:uiPriority="20" w:qFormat="1"/>
+    <w:lsdException w:name="Document Map" w:semiHidden="1" w:unhideWhenUsed="1"/>
+    <w:lsdException w:name="Plain Text" w:semiHidden="1" w:unhideWhenUsed="1"/>
+    <w:lsdException w:name="E-mail Signature" w:semiHidden="1" w:unhideWhenUsed="1"/>
+    <w:lsdException w:name="HTML Top of Form" w:semiHidden="1" w:unhideWhenUsed="1"/>
+    <w:lsdException w:name="HTML Bottom of Form" w:semiHidden="1" w:unhideWhenUsed="1"/>
+    <w:lsdException w:name="Normal (Web)" w:semiHidden="1" w:unhideWhenUsed="1"/>
+    <w:lsdException w:name="HTML Acronym" w:semiHidden="1" w:unhideWhenUsed="1"/>
+    <w:lsdException w:name="HTML Address" w:semiHidden="1" w:unhideWhenUsed="1"/>
+    <w:lsdException w:name="HTML Cite" w:semiHidden="1" w:unhideWhenUsed="1"/>
+    <w:lsdException w:name="HTML Code" w:semiHidden="1" w:unhideWhenUsed="1"/>
+    <w:lsdException w:name="HTML Definition" w:semiHidden="1" w:unhideWhenUsed="1"/>
+    <w:lsdException w:name="HTML Keyboard" w:semiHidden="1" w:unhideWhenUsed="1"/>
+    <w:lsdException w:name="HTML Preformatted" w:semiHidden="1" w:unhideWhenUsed="1"/>
+    <w:lsdException w:name="HTML Sample" w:semiHidden="1" w:unhideWhenUsed="1"/>
+    <w:lsdException w:name="HTML Typewriter" w:semiHidden="1" w:unhideWhenUsed="1"/>
+    <w:lsdException w:name="HTML Variable" w:semiHidden="1" w:unhideWhenUsed="1"/>
+    <w:lsdException w:name="Normal Table" w:semiHidden="1" w:unhideWhenUsed="1"/>
+    <w:lsdException w:name="annotation subject" w:semiHidden="1" w:unhideWhenUsed="1"/>
+    <w:lsdException w:name="No List" w:semiHidden="1" w:unhideWhenUsed="1"/>
+    <w:lsdException w:name="Outline List 1" w:semiHidden="1" w:unhideWhenUsed="1"/>
+    <w:lsdException w:name="Outline List 2" w:semiHidden="1" w:unhideWhenUsed="1"/>
+    <w:lsdException w:name="Outline List 3" w:semiHidden="1" w:unhideWhenUsed="1"/>
+    <w:lsdException w:name="Table Simple 1" w:semiHidden="1" w:unhideWhenUsed="1"/>
+    <w:lsdException w:name="Table Simple 2" w:semiHidden="1" w:unhideWhenUsed="1"/>
+    <w:lsdException w:name="Table Simple 3" w:semiHidden="1" w:unhideWhenUsed="1"/>
+    <w:lsdException w:name="Table Classic 1" w:semiHidden="1" w:unhideWhenUsed="1"/>
+    <w:lsdException w:name="Table Classic 2" w:semiHidden="1" w:unhideWhenUsed="1"/>
+    <w:lsdException w:name="Table Classic 3" w:semiHidden="1" w:unhideWhenUsed="1"/>
+    <w:lsdException w:name="Table Classic 4" w:semiHidden="1" w:unhideWhenUsed="1"/>
+    <w:lsdException w:name="Table Colorful 1" w:semiHidden="1" w:unhideWhenUsed="1"/>
+    <w:lsdException w:name="Table Colorful 2" w:semiHidden="1" w:unhideWhenUsed="1"/>
+    <w:lsdException w:name="Table Colorful 3" w:semiHidden="1" w:unhideWhenUsed="1"/>
+    <w:lsdException w:name="Table Columns 1" w:semiHidden="1" w:unhideWhenUsed="1"/>
+    <w:lsdException w:name="Table Columns 2" w:semiHidden="1" w:unhideWhenUsed="1"/>
+    <w:lsdException w:name="Table Columns 3" w:semiHidden="1" w:unhideWhenUsed="1"/>
+    <w:lsdException w:name="Table Columns 4" w:semiHidden="1" w:unhideWhenUsed="1"/>
+    <w:lsdException w:name="Table Columns 5" w:semiHidden="1" w:unhideWhenUsed="1"/>
+    <w:lsdException w:name="Table Grid 1" w:semiHidden="1" w:unhideWhenUsed="1"/>
+    <w:lsdException w:name="Table Grid 2" w:semiHidden="1" w:unhideWhenUsed="1"/>
+    <w:lsdException w:name="Table Grid 3" w:semiHidden="1" w:unhideWhenUsed="1"/>
+    <w:lsdException w:name="Table Grid 4" w:semiHidden="1" w:unhideWhenUsed="1"/>
+    <w:lsdException w:name="Table Grid 5" w:semiHidden="1" w:unhideWhenUsed="1"/>
+    <w:lsdException w:name="Table Grid 6" w:semiHidden="1" w:unhideWhenUsed="1"/>
+    <w:lsdException w:name="Table Grid 7" w:semiHidden="1" w:unhideWhenUsed="1"/>
+    <w:lsdException w:name="Table Grid 8" w:semiHidden="1" w:unhideWhenUsed="1"/>
+    <w:lsdException w:name="Table List 1" w:semiHidden="1" w:unhideWhenUsed="1"/>
+    <w:lsdException w:name="Table List 2" w:semiHidden="1" w:unhideWhenUsed="1"/>
+    <w:lsdException w:name="Table List 3" w:semiHidden="1" w:unhideWhenUsed="1"/>
+    <w:lsdException w:name="Table List 4" w:semiHidden="1" w:unhideWhenUsed="1"/>
+    <w:lsdException w:name="Table List 5" w:semiHidden="1" w:unhideWhenUsed="1"/>
+    <w:lsdException w:name="Table List 6" w:semiHidden="1" w:unhideWhenUsed="1"/>
+    <w:lsdException w:name="Table List 7" w:semiHidden="1" w:unhideWhenUsed="1"/>
+    <w:lsdException w:name="Table List 8" w:semiHidden="1" w:unhideWhenUsed="1"/>
+    <w:lsdException w:name="Table 3D effects 1" w:semiHidden="1" w:unhideWhenUsed="1"/>
+    <w:lsdException w:name="Table 3D effects 2" w:semiHidden="1" w:unhideWhenUsed="1"/>
+    <w:lsdException w:name="Table 3D effects 3" w:semiHidden="1" w:unhideWhenUsed="1"/>
+    <w:lsdException w:name="Table Contemporary" w:semiHidden="1" w:unhideWhenUsed="1"/>
+    <w:lsdException w:name="Table Elegant" w:semiHidden="1" w:unhideWhenUsed="1"/>
+    <w:lsdException w:name="Table Professional" w:semiHidden="1" w:unhideWhenUsed="1"/>
+    <w:lsdException w:name="Table Subtle 1" w:semiHidden="1" w:unhideWhenUsed="1"/>
+    <w:lsdException w:name="Table Subtle 2" w:semiHidden="1" w:unhideWhenUsed="1"/>
+    <w:lsdException w:name="Table Web 1" w:semiHidden="1" w:unhideWhenUsed="1"/>
+    <w:lsdException w:name="Table Web 2" w:semiHidden="1" w:unhideWhenUsed="1"/>
+    <w:lsdException w:name="Table Web 3" w:semiHidden="1" w:unhideWhenUsed="1"/>
+    <w:lsdException w:name="Balloon Text" w:semiHidden="1" w:unhideWhenUsed="1"/>
+    <w:lsdException w:name="Table Grid" w:uiPriority="39"/>
+    <w:lsdException w:name="Table Theme" w:semiHidden="1" w:unhideWhenUsed="1"/>
+    <w:lsdException w:name="Placeholder Text" w:semiHidden="1"/>
+    <w:lsdException w:name="No Spacing" w:uiPriority="1" w:qFormat="1"/>
+    <w:lsdException w:name="Light Shading" w:uiPriority="60"/>
+    <w:lsdException w:name="Light List" w:uiPriority="61"/>
+    <w:lsdException w:name="Light Grid" w:uiPriority="62"/>
+    <w:lsdException w:name="Medium Shading 1" w:uiPriority="63"/>
+    <w:lsdException w:name="Medium Shading 2" w:uiPriority="64"/>
+    <w:lsdException w:name="Medium List 1" w:uiPriority="65"/>
+    <w:lsdException w:name="Medium List 2" w:uiPriority="66"/>
+    <w:lsdException w:name="Medium Grid 1" w:uiPriority="67"/>
+    <w:lsdException w:name="Medium Grid 2" w:uiPriority="68"/>
+    <w:lsdException w:name="Medium Grid 3" w:uiPriority="69"/>
+    <w:lsdException w:name="Dark List" w:uiPriority="70"/>
+    <w:lsdException w:name="Colorful Shading" w:uiPriority="71"/>
+    <w:lsdException w:name="Colorful List" w:uiPriority="72"/>
+    <w:lsdException w:name="Colorful Grid" w:uiPriority="73"/>
+    <w:lsdException w:name="Light Shading Accent 1" w:uiPriority="60"/>
+    <w:lsdException w:name="Light List Accent 1" w:uiPriority="61"/>
+    <w:lsdException w:name="Light Grid Accent 1" w:uiPriority="62"/>
+    <w:lsdException w:name="Medium Shading 1 Accent 1" w:uiPriority="63"/>
+    <w:lsdException w:name="Medium Shading 2 Accent 1" w:uiPriority="64"/>
+    <w:lsdException w:name="Medium List 1 Accent 1" w:uiPriority="65"/>
+    <w:lsdException w:name="Revision" w:semiHidden="1"/>
+    <w:lsdException w:name="List Paragraph" w:uiPriority="34" w:qFormat="1"/>
+    <w:lsdException w:name="Quote" w:uiPriority="29" w:qFormat="1"/>
+    <w:lsdException w:name="Intense Quote" w:uiPriority="30" w:qFormat="1"/>
+    <w:lsdException w:name="Medium List 2 Accent 1" w:uiPriority="66"/>
+    <w:lsdException w:name="Medium Grid 1 Accent 1" w:uiPriority="67"/>
+    <w:lsdException w:name="Medium Grid 2 Accent 1" w:uiPriority="68"/>
+    <w:lsdException w:name="Medium Grid 3 Accent 1" w:uiPriority="69"/>
+    <w:lsdException w:name="Dark List Accent 1" w:uiPriority="70"/>
+    <w:lsdException w:name="Colorful Shading Accent 1" w:uiPriority="71"/>
+    <w:lsdException w:name="Colorful List Accent 1" w:uiPriority="72"/>
+    <w:lsdException w:name="Colorful Grid Accent 1" w:uiPriority="73"/>
+    <w:lsdException w:name="Light Shading Accent 2" w:uiPriority="60"/>
+    <w:lsdException w:name="Light List Accent 2" w:uiPriority="61"/>
+    <w:lsdException w:name="Light Grid Accent 2" w:uiPriority="62"/>
+    <w:lsdException w:name="Medium Shading 1 Accent 2" w:uiPriority="63"/>
+    <w:lsdException w:name="Medium Shading 2 Accent 2" w:uiPriority="64"/>
+    <w:lsdException w:name="Medium List 1 Accent 2" w:uiPriority="65"/>
+    <w:lsdException w:name="Medium List 2 Accent 2" w:uiPriority="66"/>
+    <w:lsdException w:name="Medium Grid 1 Accent 2" w:uiPriority="67"/>
+    <w:lsdException w:name="Medium Grid 2 Accent 2" w:uiPriority="68"/>
+    <w:lsdException w:name="Medium Grid 3 Accent 2" w:uiPriority="69"/>
+    <w:lsdException w:name="Dark List Accent 2" w:uiPriority="70"/>
+    <w:lsdException w:name="Colorful Shading Accent 2" w:uiPriority="71"/>
+    <w:lsdException w:name="Colorful List Accent 2" w:uiPriority="72"/>
+    <w:lsdException w:name="Colorful Grid Accent 2" w:uiPriority="73"/>
+    <w:lsdException w:name="Light Shading Accent 3" w:uiPriority="60"/>
+    <w:lsdException w:name="Light List Accent 3" w:uiPriority="61"/>
+    <w:lsdException w:name="Light Grid Accent 3" w:uiPriority="62"/>
+    <w:lsdException w:name="Medium Shading 1 Accent 3" w:uiPriority="63"/>
+    <w:lsdException w:name="Medium Shading 2 Accent 3" w:uiPriority="64"/>
+    <w:lsdException w:name="Medium List 1 Accent 3" w:uiPriority="65"/>
+    <w:lsdException w:name="Medium List 2 Accent 3" w:uiPriority="66"/>
+    <w:lsdException w:name="Medium Grid 1 Accent 3" w:uiPriority="67"/>
+    <w:lsdException w:name="Medium Grid 2 Accent 3" w:uiPriority="68"/>
+    <w:lsdException w:name="Medium Grid 3 Accent 3" w:uiPriority="69"/>
+    <w:lsdException w:name="Dark List Accent 3" w:uiPriority="70"/>
+    <w:lsdException w:name="Colorful Shading Accent 3" w:uiPriority="71"/>
+    <w:lsdException w:name="Colorful List Accent 3" w:uiPriority="72"/>
+    <w:lsdException w:name="Colorful Grid Accent 3" w:uiPriority="73"/>
+    <w:lsdException w:name="Light Shading Accent 4" w:uiPriority="60"/>
+    <w:lsdException w:name="Light List Accent 4" w:uiPriority="61"/>
+    <w:lsdException w:name="Light Grid Accent 4" w:uiPriority="62"/>
+    <w:lsdException w:name="Medium Shading 1 Accent 4" w:uiPriority="63"/>
+    <w:lsdException w:name="Medium Shading 2 Accent 4" w:uiPriority="64"/>
+    <w:lsdException w:name="Medium List 1 Accent 4" w:uiPriority="65"/>
+    <w:lsdException w:name="Medium List 2 Accent 4" w:uiPriority="66"/>
+    <w:lsdException w:name="Medium Grid 1 Accent 4" w:uiPriority="67"/>
+    <w:lsdException w:name="Medium Grid 2 Accent 4" w:uiPriority="68"/>
+    <w:lsdException w:name="Medium Grid 3 Accent 4" w:uiPriority="69"/>
+    <w:lsdException w:name="Dark List Accent 4" w:uiPriority="70"/>
+    <w:lsdException w:name="Colorful Shading Accent 4" w:uiPriority="71"/>
+    <w:lsdException w:name="Colorful List Accent 4" w:uiPriority="72"/>
+    <w:lsdException w:name="Colorful Grid Accent 4" w:uiPriority="73"/>
+    <w:lsdException w:name="Light Shading Accent 5" w:uiPriority="60"/>
+    <w:lsdException w:name="Light List Accent 5" w:uiPriority="61"/>
+    <w:lsdException w:name="Light Grid Accent 5" w:uiPriority="62"/>
+    <w:lsdException w:name="Medium Shading 1 Accent 5" w:uiPriority="63"/>
+    <w:lsdException w:name="Medium Shading 2 Accent 5" w:uiPriority="64"/>
+    <w:lsdException w:name="Medium List 1 Accent 5" w:uiPriority="65"/>
+    <w:lsdException w:name="Medium List 2 Accent 5" w:uiPriority="66"/>
+    <w:lsdException w:name="Medium Grid 1 Accent 5" w:uiPriority="67"/>
+    <w:lsdException w:name="Medium Grid 2 Accent 5" w:uiPriority="68"/>
+    <w:lsdException w:name="Medium Grid 3 Accent 5" w:uiPriority="69"/>
+    <w:lsdException w:name="Dark List Accent 5" w:uiPriority="70"/>
+    <w:lsdException w:name="Colorful Shading Accent 5" w:uiPriority="71"/>
+    <w:lsdException w:name="Colorful List Accent 5" w:uiPriority="72"/>
+    <w:lsdException w:name="Colorful Grid Accent 5" w:uiPriority="73"/>
+    <w:lsdException w:name="Light Shading Accent 6" w:uiPriority="60"/>
+    <w:lsdException w:name="Light List Accent 6" w:uiPriority="61"/>
+    <w:lsdException w:name="Light Grid Accent 6" w:uiPriority="62"/>
+    <w:lsdException w:name="Medium Shading 1 Accent 6" w:uiPriority="63"/>
+    <w:lsdException w:name="Medium Shading 2 Accent 6" w:uiPriority="64"/>
+    <w:lsdException w:name="Medium List 1 Accent 6" w:uiPriority="65"/>
+    <w:lsdException w:name="Medium List 2 Accent 6" w:uiPriority="66"/>
+    <w:lsdException w:name="Medium Grid 1 Accent 6" w:uiPriority="67"/>
+    <w:lsdException w:name="Medium Grid 2 Accent 6" w:uiPriority="68"/>
+    <w:lsdException w:name="Medium Grid 3 Accent 6" w:uiPriority="69"/>
+    <w:lsdException w:name="Dark List Accent 6" w:uiPriority="70"/>
+    <w:lsdException w:name="Colorful Shading Accent 6" w:uiPriority="71"/>
+    <w:lsdException w:name="Colorful List Accent 6" w:uiPriority="72"/>
+    <w:lsdException w:name="Colorful Grid Accent 6" w:uiPriority="73"/>
+    <w:lsdException w:name="Subtle Emphasis" w:uiPriority="19" w:qFormat="1"/>
+    <w:lsdException w:name="Intense Emphasis" w:uiPriority="21" w:qFormat="1"/>
+    <w:lsdException w:name="Subtle Reference" w:uiPriority="31" w:qFormat="1"/>
+    <w:lsdException w:name="Intense Reference" w:uiPriority="32" w:qFormat="1"/>
+    <w:lsdException w:name="Book Title" w:uiPriority="33" w:qFormat="1"/>
+    <w:lsdException w:name="Bibliography" w:semiHidden="1" w:uiPriority="37" w:unhideWhenUsed="1"/>
+    <w:lsdException w:name="TOC Heading" w:semiHidden="1" w:uiPriority="39" w:unhideWhenUsed="1" w:qFormat="1"/>
+    <w:lsdException w:name="Plain Table 1" w:uiPriority="41"/>
+    <w:lsdException w:name="Plain Table 2" w:uiPriority="42"/>
+    <w:lsdException w:name="Plain Table 3" w:uiPriority="43"/>
+    <w:lsdException w:name="Plain Table 4" w:uiPriority="44"/>
+    <w:lsdException w:name="Plain Table 5" w:uiPriority="45"/>
+    <w:lsdException w:name="Grid Table Light" w:uiPriority="40"/>
+    <w:lsdException w:name="Grid Table 1 Light" w:uiPriority="46"/>
+    <w:lsdException w:name="Grid Table 2" w:uiPriority="47"/>
+    <w:lsdException w:name="Grid Table 3" w:uiPriority="48"/>
+    <w:lsdException w:name="Grid Table 4" w:uiPriority="49"/>
+    <w:lsdException w:name="Grid Table 5 Dark" w:uiPriority="50"/>
+    <w:lsdException w:name="Grid Table 6 Colorful" w:uiPriority="51"/>
+    <w:lsdException w:name="Grid Table 7 Colorful" w:uiPriority="52"/>
+    <w:lsdException w:name="Grid Table 1 Light Accent 1" w:uiPriority="46"/>
+    <w:lsdException w:name="Grid Table 2 Accent 1" w:uiPriority="47"/>
+    <w:lsdException w:name="Grid Table 3 Accent 1" w:uiPriority="48"/>
+    <w:lsdException w:name="Grid Table 4 Accent 1" w:uiPriority="49"/>
+    <w:lsdException w:name="Grid Table 5 Dark Accent 1" w:uiPriority="50"/>
+    <w:lsdException w:name="Grid Table 6 Colorful Accent 1" w:uiPriority="51"/>
+    <w:lsdException w:name="Grid Table 7 Colorful Accent 1" w:uiPriority="52"/>
+    <w:lsdException w:name="Grid Table 1 Light Accent 2" w:uiPriority="46"/>
+    <w:lsdException w:name="Grid Table 2 Accent 2" w:uiPriority="47"/>
+    <w:lsdException w:name="Grid Table 3 Accent 2" w:uiPriority="48"/>
+    <w:lsdException w:name="Grid Table 4 Accent 2" w:uiPriority="49"/>
+    <w:lsdException w:name="Grid Table 5 Dark Accent 2" w:uiPriority="50"/>
+    <w:lsdException w:name="Grid Table 6 Colorful Accent 2" w:uiPriority="51"/>
+    <w:lsdException w:name="Grid Table 7 Colorful Accent 2" w:uiPriority="52"/>
+    <w:lsdException w:name="Grid Table 1 Light Accent 3" w:uiPriority="46"/>
+    <w:lsdException w:name="Grid Table 2 Accent 3" w:uiPriority="47"/>
+    <w:lsdException w:name="Grid Table 3 Accent 3" w:uiPriority="48"/>
+    <w:lsdException w:name="Grid Table 4 Accent 3" w:uiPriority="49"/>
+    <w:lsdException w:name="Grid Table 5 Dark Accent 3" w:uiPriority="50"/>
+    <w:lsdException w:name="Grid Table 6 Colorful Accent 3" w:uiPriority="51"/>
+    <w:lsdException w:name="Grid Table 7 Colorful Accent 3" w:uiPriority="52"/>
+    <w:lsdException w:name="Grid Table 1 Light Accent 4" w:uiPriority="46"/>
+    <w:lsdException w:name="Grid Table 2 Accent 4" w:uiPriority="47"/>
+    <w:lsdException w:name="Grid Table 3 Accent 4" w:uiPriority="48"/>
+    <w:lsdException w:name="Grid Table 4 Accent 4" w:uiPriority="49"/>
+    <w:lsdException w:name="Grid Table 5 Dark Accent 4" w:uiPriority="50"/>
+    <w:lsdException w:name="Grid Table 6 Colorful Accent 4" w:uiPriority="51"/>
+    <w:lsdException w:name="Grid Table 7 Colorful Accent 4" w:uiPriority="52"/>
+    <w:lsdException w:name="Grid Table 1 Light Accent 5" w:uiPriority="46"/>
+    <w:lsdException w:name="Grid Table 2 Accent 5" w:uiPriority="47"/>
+    <w:lsdException w:name="Grid Table 3 Accent 5" w:uiPriority="48"/>
+    <w:lsdException w:name="Grid Table 4 Accent 5" w:uiPriority="49"/>
+    <w:lsdException w:name="Grid Table 5 Dark Accent 5" w:uiPriority="50"/>
+    <w:lsdException w:name="Grid Table 6 Colorful Accent 5" w:uiPriority="51"/>
+    <w:lsdException w:name="Grid Table 7 Colorful Accent 5" w:uiPriority="52"/>
+    <w:lsdException w:name="Grid Table 1 Light Accent 6" w:uiPriority="46"/>
+    <w:lsdException w:name="Grid Table 2 Accent 6" w:uiPriority="47"/>
+    <w:lsdException w:name="Grid Table 3 Accent 6" w:uiPriority="48"/>
+    <w:lsdException w:name="Grid Table 4 Accent 6" w:uiPriority="49"/>
+    <w:lsdException w:name="Grid Table 5 Dark Accent 6" w:uiPriority="50"/>
+    <w:lsdException w:name="Grid Table 6 Colorful Accent 6" w:uiPriority="51"/>
+    <w:lsdException w:name="Grid Table 7 Colorful Accent 6" w:uiPriority="52"/>
+    <w:lsdException w:name="List Table 1 Light" w:uiPriority="46"/>
+    <w:lsdException w:name="List Table 2" w:uiPriority="47"/>
+    <w:lsdException w:name="List Table 3" w:uiPriority="48"/>
+    <w:lsdException w:name="List Table 4" w:uiPriority="49"/>
+    <w:lsdException w:name="List Table 5 Dark" w:uiPriority="50"/>
+    <w:lsdException w:name="List Table 6 Colorful" w:uiPriority="51"/>
+    <w:lsdException w:name="List Table 7 Colorful" w:uiPriority="52"/>
+    <w:lsdException w:name="List Table 1 Light Accent 1" w:uiPriority="46"/>
+    <w:lsdException w:name="List Table 2 Accent 1" w:uiPriority="47"/>
+    <w:lsdException w:name="List Table 3 Accent 1" w:uiPriority="48"/>
+    <w:lsdException w:name="List Table 4 Accent 1" w:uiPriority="49"/>
+    <w:lsdException w:name="List Table 5 Dark Accent 1" w:uiPriority="50"/>
+    <w:lsdException w:name="List Table 6 Colorful Accent 1" w:uiPriority="51"/>
+    <w:lsdException w:name="List Table 7 Colorful Accent 1" w:uiPriority="52"/>
+    <w:lsdException w:name="List Table 1 Light Accent 2" w:uiPriority="46"/>
+    <w:lsdException w:name="List Table 2 Accent 2" w:uiPriority="47"/>
+    <w:lsdException w:name="List Table 3 Accent 2" w:uiPriority="48"/>
+    <w:lsdException w:name="List Table 4 Accent 2" w:uiPriority="49"/>
+    <w:lsdException w:name="List Table 5 Dark Accent 2" w:uiPriority="50"/>
+    <w:lsdException w:name="List Table 6 Colorful Accent 2" w:uiPriority="51"/>
+    <w:lsdException w:name="List Table 7 Colorful Accent 2" w:uiPriority="52"/>
+    <w:lsdException w:name="List Table 1 Light Accent 3" w:uiPriority="46"/>
+    <w:lsdException w:name="List Table 2 Accent 3" w:uiPriority="47"/>
+    <w:lsdException w:name="List Table 3 Accent 3" w:uiPriority="48"/>
+    <w:lsdException w:name="List Table 4 Accent 3" w:uiPriority="49"/>
+    <w:lsdException w:name="List Table 5 Dark Accent 3" w:uiPriority="50"/>
+    <w:lsdException w:name="List Table 6 Colorful Accent 3" w:uiPriority="51"/>
+    <w:lsdException w:name="List Table 7 Colorful Accent 3" w:uiPriority="52"/>
+    <w:lsdException w:name="List Table 1 Light Accent 4" w:uiPriority="46"/>
+    <w:lsdException w:name="List Table 2 Accent 4" w:uiPriority="47"/>
+    <w:lsdException w:name="List Table 3 Accent 4" w:uiPriority="48"/>
+    <w:lsdException w:name="List Table 4 Accent 4" w:uiPriority="49"/>
+    <w:lsdException w:name="List Table 5 Dark Accent 4" w:uiPriority="50"/>
+    <w:lsdException w:name="List Table 6 Colorful Accent 4" w:uiPriority="51"/>
+    <w:lsdException w:name="List Table 7 Colorful Accent 4" w:uiPriority="52"/>
+    <w:lsdException w:name="List Table 1 Light Accent 5" w:uiPriority="46"/>
+    <w:lsdException w:name="List Table 2 Accent 5" w:uiPriority="47"/>
+    <w:lsdException w:name="List Table 3 Accent 5" w:uiPriority="48"/>
+    <w:lsdException w:name="List Table 4 Accent 5" w:uiPriority="49"/>
+    <w:lsdException w:name="List Table 5 Dark Accent 5" w:uiPriority="50"/>
+    <w:lsdException w:name="List Table 6 Colorful Accent 5" w:uiPriority="51"/>
+    <w:lsdException w:name="List Table 7 Colorful Accent 5" w:uiPriority="52"/>
+    <w:lsdException w:name="List Table 1 Light Accent 6" w:uiPriority="46"/>
+    <w:lsdException w:name="List Table 2 Accent 6" w:uiPriority="47"/>
+    <w:lsdException w:name="List Table 3 Accent 6" w:uiPriority="48"/>
+    <w:lsdException w:name="List Table 4 Accent 6" w:uiPriority="49"/>
+    <w:lsdException w:name="List Table 5 Dark Accent 6" w:uiPriority="50"/>
+    <w:lsdException w:name="List Table 6 Colorful Accent 6" w:uiPriority="51"/>
+    <w:lsdException w:name="List Table 7 Colorful Accent 6" w:uiPriority="52"/>
+    <w:lsdException w:name="Mention" w:semiHidden="1" w:unhideWhenUsed="1"/>
+    <w:lsdException w:name="Smart Hyperlink" w:semiHidden="1" w:unhideWhenUsed="1"/>
+    <w:lsdException w:name="Hashtag" w:semiHidden="1" w:unhideWhenUsed="1"/>
+    <w:lsdException w:name="Unresolved Mention" w:semiHidden="1" w:unhideWhenUsed="1"/>
+    <w:lsdException w:name="Smart Link" w:semiHidden="1" w:unhideWhenUsed="1"/>
+  </w:latentStyles>
+  <w:style w:type="paragraph" w:default="1" w:styleId="Normal">
+    <w:name w:val="Normal"/>
     <w:qFormat/>
-    <w:rPr>
-      <w:sz w:val="56"/>
-      <w:szCs w:val="56"/>
-    </w:rPr>
   </w:style>
   <w:style w:type="paragraph" w:styleId="Heading1">
-    <w:name w:val="Heading 1"/>
-    <w:basedOn w:val="Normal"/>
-    <w:next w:val="Normal"/>
+    <w:name w:val="heading 1"/>
+    <w:uiPriority w:val="9"/>
     <w:qFormat/>
     <w:pPr>
       <w:keepNext/>
-      <w:spacing w:after="240" w:before="480"/>
+      <w:spacing w:before="480" w:after="240"/>
       <w:outlineLvl w:val="0"/>
     </w:pPr>
     <w:rPr>
@@ -3384,13 +3889,13 @@
     </w:rPr>
   </w:style>
   <w:style w:type="paragraph" w:styleId="Heading2">
-    <w:name w:val="Heading 2"/>
-    <w:basedOn w:val="Normal"/>
-    <w:next w:val="Normal"/>
+    <w:name w:val="heading 2"/>
+    <w:uiPriority w:val="9"/>
+    <w:unhideWhenUsed/>
     <w:qFormat/>
     <w:pPr>
       <w:keepNext/>
-      <w:spacing w:after="200" w:before="400"/>
+      <w:spacing w:before="400" w:after="200"/>
       <w:outlineLvl w:val="1"/>
     </w:pPr>
     <w:rPr>
@@ -3402,13 +3907,13 @@
     </w:rPr>
   </w:style>
   <w:style w:type="paragraph" w:styleId="Heading3">
-    <w:name w:val="Heading 3"/>
-    <w:basedOn w:val="Normal"/>
-    <w:next w:val="Normal"/>
+    <w:name w:val="heading 3"/>
+    <w:uiPriority w:val="9"/>
+    <w:unhideWhenUsed/>
     <w:qFormat/>
     <w:pPr>
       <w:keepNext/>
-      <w:spacing w:after="160" w:before="320"/>
+      <w:spacing w:before="320" w:after="160"/>
       <w:outlineLvl w:val="2"/>
     </w:pPr>
     <w:rPr>
@@ -3420,13 +3925,14 @@
     </w:rPr>
   </w:style>
   <w:style w:type="paragraph" w:styleId="Heading4">
-    <w:name w:val="Heading 4"/>
-    <w:basedOn w:val="Normal"/>
-    <w:next w:val="Normal"/>
+    <w:name w:val="heading 4"/>
+    <w:uiPriority w:val="9"/>
+    <w:semiHidden/>
+    <w:unhideWhenUsed/>
     <w:qFormat/>
     <w:pPr>
       <w:keepNext/>
-      <w:spacing w:after="140" w:before="280"/>
+      <w:spacing w:before="280" w:after="140"/>
       <w:outlineLvl w:val="3"/>
     </w:pPr>
     <w:rPr>
@@ -3438,13 +3944,14 @@
     </w:rPr>
   </w:style>
   <w:style w:type="paragraph" w:styleId="Heading5">
-    <w:name w:val="Heading 5"/>
-    <w:basedOn w:val="Normal"/>
-    <w:next w:val="Normal"/>
+    <w:name w:val="heading 5"/>
+    <w:uiPriority w:val="9"/>
+    <w:semiHidden/>
+    <w:unhideWhenUsed/>
     <w:qFormat/>
     <w:pPr>
       <w:keepNext/>
-      <w:spacing w:after="120" w:before="240"/>
+      <w:spacing w:before="240" w:after="120"/>
       <w:outlineLvl w:val="4"/>
     </w:pPr>
     <w:rPr>
@@ -3453,34 +3960,63 @@
       <w:i/>
       <w:iCs/>
       <w:color w:val="44546A"/>
-      <w:sz w:val="24"/>
-      <w:szCs w:val="24"/>
     </w:rPr>
   </w:style>
   <w:style w:type="paragraph" w:styleId="Heading6">
-    <w:name w:val="Heading 6"/>
-    <w:basedOn w:val="Normal"/>
-    <w:next w:val="Normal"/>
+    <w:name w:val="heading 6"/>
+    <w:uiPriority w:val="9"/>
+    <w:semiHidden/>
+    <w:unhideWhenUsed/>
     <w:qFormat/>
     <w:pPr>
       <w:keepNext/>
-      <w:spacing w:after="120" w:before="240"/>
+      <w:spacing w:before="240" w:after="120"/>
       <w:outlineLvl w:val="5"/>
     </w:pPr>
     <w:rPr>
-      <w:b w:val="false"/>
-      <w:bCs w:val="false"/>
       <w:i/>
       <w:iCs/>
       <w:color w:val="44546A"/>
-      <w:sz w:val="24"/>
-      <w:szCs w:val="24"/>
     </w:rPr>
   </w:style>
-  <w:style w:type="paragraph" w:styleId="Strong">
-    <w:name w:val="Strong"/>
-    <w:basedOn w:val="Normal"/>
-    <w:next w:val="Normal"/>
+  <w:style w:type="character" w:default="1" w:styleId="DefaultParagraphFont">
+    <w:name w:val="Default Paragraph Font"/>
+    <w:uiPriority w:val="1"/>
+    <w:semiHidden/>
+    <w:unhideWhenUsed/>
+  </w:style>
+  <w:style w:type="table" w:default="1" w:styleId="TableNormal">
+    <w:name w:val="Normal Table"/>
+    <w:uiPriority w:val="99"/>
+    <w:semiHidden/>
+    <w:unhideWhenUsed/>
+    <w:tblPr>
+      <w:tblInd w:w="0" w:type="dxa"/>
+      <w:tblCellMar>
+        <w:top w:w="0" w:type="dxa"/>
+        <w:left w:w="108" w:type="dxa"/>
+        <w:bottom w:w="0" w:type="dxa"/>
+        <w:right w:w="108" w:type="dxa"/>
+      </w:tblCellMar>
+    </w:tblPr>
+  </w:style>
+  <w:style w:type="numbering" w:default="1" w:styleId="NoList">
+    <w:name w:val="No List"/>
+    <w:uiPriority w:val="99"/>
+    <w:semiHidden/>
+    <w:unhideWhenUsed/>
+  </w:style>
+  <w:style w:type="paragraph" w:styleId="Title">
+    <w:name w:val="Title"/>
+    <w:uiPriority w:val="10"/>
+    <w:qFormat/>
+    <w:rPr>
+      <w:sz w:val="56"/>
+      <w:szCs w:val="56"/>
+    </w:rPr>
+  </w:style>
+  <w:style w:type="paragraph" w:customStyle="1" w:styleId="Strong1">
+    <w:name w:val="Strong1"/>
     <w:qFormat/>
     <w:rPr>
       <w:b/>
@@ -3489,12 +4025,10 @@
   </w:style>
   <w:style w:type="paragraph" w:styleId="ListParagraph">
     <w:name w:val="List Paragraph"/>
-    <w:basedOn w:val="Normal"/>
     <w:qFormat/>
   </w:style>
   <w:style w:type="character" w:styleId="Hyperlink">
     <w:name w:val="Hyperlink"/>
-    <w:basedOn w:val="DefaultParagraphFont"/>
     <w:uiPriority w:val="99"/>
     <w:unhideWhenUsed/>
     <w:rPr>
@@ -3504,7 +4038,6 @@
   </w:style>
   <w:style w:type="character" w:styleId="FootnoteReference">
     <w:name w:val="footnote reference"/>
-    <w:basedOn w:val="DefaultParagraphFont"/>
     <w:uiPriority w:val="99"/>
     <w:semiHidden/>
     <w:unhideWhenUsed/>
@@ -3514,22 +4047,17 @@
   </w:style>
   <w:style w:type="paragraph" w:styleId="FootnoteText">
     <w:name w:val="footnote text"/>
-    <w:basedOn w:val="Normal"/>
     <w:link w:val="FootnoteTextChar"/>
     <w:uiPriority w:val="99"/>
     <w:semiHidden/>
     <w:unhideWhenUsed/>
-    <w:pPr>
-      <w:spacing w:after="0" w:line="240" w:lineRule="auto"/>
-    </w:pPr>
     <w:rPr>
       <w:sz w:val="20"/>
       <w:szCs w:val="20"/>
     </w:rPr>
   </w:style>
-  <w:style w:type="character" w:styleId="FootnoteTextChar">
+  <w:style w:type="character" w:customStyle="1" w:styleId="FootnoteTextChar">
     <w:name w:val="Footnote Text Char"/>
-    <w:basedOn w:val="DefaultParagraphFont"/>
     <w:link w:val="FootnoteText"/>
     <w:uiPriority w:val="99"/>
     <w:semiHidden/>
@@ -3541,7 +4069,6 @@
   </w:style>
   <w:style w:type="character" w:styleId="EndnoteReference">
     <w:name w:val="endnote reference"/>
-    <w:basedOn w:val="DefaultParagraphFont"/>
     <w:uiPriority w:val="99"/>
     <w:semiHidden/>
     <w:unhideWhenUsed/>
@@ -3551,22 +4078,17 @@
   </w:style>
   <w:style w:type="paragraph" w:styleId="EndnoteText">
     <w:name w:val="endnote text"/>
-    <w:basedOn w:val="Normal"/>
     <w:link w:val="EndnoteTextChar"/>
     <w:uiPriority w:val="99"/>
     <w:semiHidden/>
     <w:unhideWhenUsed/>
-    <w:pPr>
-      <w:spacing w:after="0" w:line="240" w:lineRule="auto"/>
-    </w:pPr>
     <w:rPr>
       <w:sz w:val="20"/>
       <w:szCs w:val="20"/>
     </w:rPr>
   </w:style>
-  <w:style w:type="character" w:styleId="EndnoteTextChar">
+  <w:style w:type="character" w:customStyle="1" w:styleId="EndnoteTextChar">
     <w:name w:val="Endnote Text Char"/>
-    <w:basedOn w:val="DefaultParagraphFont"/>
     <w:link w:val="EndnoteText"/>
     <w:uiPriority w:val="99"/>
     <w:semiHidden/>
@@ -3576,64 +4098,53 @@
       <w:szCs w:val="20"/>
     </w:rPr>
   </w:style>
-  <w:style w:type="paragraph" w:styleId="MdSpace">
+  <w:style w:type="paragraph" w:customStyle="1" w:styleId="MdSpace">
     <w:name w:val="MdSpace"/>
-    <w:basedOn w:val="Normal"/>
-    <w:next w:val="Normal"/>
     <w:qFormat/>
-    <w:pPr>
-      <w:spacing w:after="0" w:before="0"/>
-    </w:pPr>
     <w:rPr>
       <w:sz w:val="12"/>
       <w:szCs w:val="12"/>
     </w:rPr>
   </w:style>
-  <w:style w:type="paragraph" w:styleId="MdCode">
+  <w:style w:type="paragraph" w:customStyle="1" w:styleId="MdCode">
     <w:name w:val="MdCode"/>
-    <w:basedOn w:val="Normal"/>
-    <w:next w:val="Normal"/>
     <w:qFormat/>
     <w:pPr>
       <w:pBdr>
-        <w:top w:val="single" w:color="A5A5A5" w:sz="1" w:space="8"/>
-        <w:bottom w:val="single" w:color="A5A5A5" w:sz="1" w:space="8"/>
-        <w:left w:val="single" w:color="A5A5A5" w:sz="1" w:space="8"/>
-        <w:right w:val="single" w:color="A5A5A5" w:sz="1" w:space="8"/>
+        <w:top w:val="single" w:sz="1" w:space="8" w:color="A5A5A5"/>
+        <w:left w:val="single" w:sz="1" w:space="8" w:color="A5A5A5"/>
+        <w:bottom w:val="single" w:sz="1" w:space="8" w:color="A5A5A5"/>
+        <w:right w:val="single" w:sz="1" w:space="8" w:color="A5A5A5"/>
       </w:pBdr>
-      <w:shd w:fill="f6f6f7"/>
-      <w:spacing w:after="200" w:before="200"/>
+      <w:shd w:val="clear" w:color="auto" w:fill="F6F6F7"/>
+      <w:spacing w:before="200" w:after="200"/>
     </w:pPr>
     <w:rPr>
-      <w:rFonts w:ascii="Courier New" w:cs="Courier New" w:eastAsia="Courier New" w:hAnsi="Courier New"/>
+      <w:rFonts w:ascii="Courier New" w:eastAsia="Courier New" w:hAnsi="Courier New" w:cs="Courier New"/>
       <w:color w:val="032F62"/>
       <w:sz w:val="22"/>
       <w:szCs w:val="22"/>
     </w:rPr>
   </w:style>
-  <w:style w:type="paragraph" w:styleId="MdHr">
+  <w:style w:type="paragraph" w:customStyle="1" w:styleId="MdHr">
     <w:name w:val="MdHr"/>
-    <w:basedOn w:val="Normal"/>
-    <w:next w:val="Normal"/>
     <w:qFormat/>
     <w:pPr>
       <w:pBdr>
-        <w:bottom w:val="single" w:color="D9D9D9" w:sz="1" w:space="1"/>
+        <w:bottom w:val="single" w:sz="1" w:space="1" w:color="D9D9D9"/>
       </w:pBdr>
-      <w:spacing w:after="240" w:before="240"/>
+      <w:spacing w:before="240" w:after="240"/>
     </w:pPr>
   </w:style>
-  <w:style w:type="paragraph" w:styleId="MdBlockquote">
+  <w:style w:type="paragraph" w:customStyle="1" w:styleId="MdBlockquote">
     <w:name w:val="MdBlockquote"/>
-    <w:basedOn w:val="Normal"/>
-    <w:next w:val="Normal"/>
     <w:qFormat/>
     <w:pPr>
       <w:pBdr>
-        <w:left w:val="single" w:color="666666" w:sz="20" w:space="12"/>
+        <w:left w:val="single" w:sz="20" w:space="12" w:color="666666"/>
       </w:pBdr>
-      <w:shd w:fill="F9F9F9"/>
-      <w:spacing w:after="200" w:before="200"/>
+      <w:shd w:val="clear" w:color="auto" w:fill="F9F9F9"/>
+      <w:spacing w:before="200" w:after="200"/>
       <w:ind w:left="360"/>
     </w:pPr>
     <w:rPr>
@@ -3642,92 +4153,72 @@
       <w:color w:val="666666"/>
     </w:rPr>
   </w:style>
-  <w:style w:type="paragraph" w:styleId="MdHtml">
+  <w:style w:type="paragraph" w:customStyle="1" w:styleId="MdHtml">
     <w:name w:val="MdHtml"/>
-    <w:basedOn w:val="Normal"/>
-    <w:next w:val="Normal"/>
     <w:qFormat/>
     <w:rPr>
-      <w:rFonts w:ascii="Courier New" w:cs="Courier New" w:eastAsia="Courier New" w:hAnsi="Courier New"/>
+      <w:rFonts w:ascii="Courier New" w:eastAsia="Courier New" w:hAnsi="Courier New" w:cs="Courier New"/>
       <w:color w:val="4472C4"/>
     </w:rPr>
   </w:style>
-  <w:style w:type="paragraph" w:styleId="MdDef">
+  <w:style w:type="paragraph" w:customStyle="1" w:styleId="MdDef">
     <w:name w:val="MdDef"/>
-    <w:basedOn w:val="Normal"/>
-    <w:next w:val="Normal"/>
     <w:qFormat/>
     <w:pPr>
       <w:ind w:left="720" w:hanging="360"/>
     </w:pPr>
   </w:style>
-  <w:style w:type="paragraph" w:styleId="MdParagraph">
+  <w:style w:type="paragraph" w:customStyle="1" w:styleId="MdParagraph">
     <w:name w:val="MdParagraph"/>
-    <w:basedOn w:val="Normal"/>
-    <w:next w:val="Normal"/>
     <w:qFormat/>
     <w:pPr>
-      <w:spacing w:after="120" w:before="120"/>
+      <w:spacing w:before="120" w:after="120"/>
     </w:pPr>
   </w:style>
-  <w:style w:type="paragraph" w:styleId="MdText">
+  <w:style w:type="paragraph" w:customStyle="1" w:styleId="MdText">
     <w:name w:val="MdText"/>
-    <w:basedOn w:val="Normal"/>
-    <w:next w:val="Normal"/>
     <w:qFormat/>
   </w:style>
-  <w:style w:type="paragraph" w:styleId="MdFootnote">
+  <w:style w:type="paragraph" w:customStyle="1" w:styleId="MdFootnote">
     <w:name w:val="MdFootnote"/>
-    <w:basedOn w:val="Normal"/>
-    <w:next w:val="Normal"/>
     <w:qFormat/>
     <w:rPr>
       <w:vertAlign w:val="superscript"/>
     </w:rPr>
   </w:style>
-  <w:style w:type="paragraph" w:styleId="MdListItem">
+  <w:style w:type="paragraph" w:customStyle="1" w:styleId="MdListItem">
     <w:name w:val="MdListItem"/>
-    <w:basedOn w:val="Normal"/>
-    <w:next w:val="Normal"/>
     <w:qFormat/>
     <w:pPr>
-      <w:spacing w:after="60" w:before="60"/>
+      <w:spacing w:before="60" w:after="60"/>
       <w:ind w:left="720" w:hanging="360"/>
     </w:pPr>
   </w:style>
-  <w:style w:type="paragraph" w:styleId="MdTable">
+  <w:style w:type="paragraph" w:customStyle="1" w:styleId="MdTable">
     <w:name w:val="MdTable"/>
-    <w:basedOn w:val="Normal"/>
-    <w:next w:val="Normal"/>
     <w:qFormat/>
     <w:pPr>
-      <w:spacing w:after="60" w:before="60"/>
+      <w:spacing w:before="60" w:after="60"/>
     </w:pPr>
   </w:style>
-  <w:style w:type="paragraph" w:styleId="MdTableHeader">
+  <w:style w:type="paragraph" w:customStyle="1" w:styleId="MdTableHeader">
     <w:name w:val="MdTableHeader"/>
-    <w:basedOn w:val="Normal"/>
-    <w:next w:val="Normal"/>
     <w:qFormat/>
     <w:rPr>
       <w:b/>
       <w:bCs/>
     </w:rPr>
   </w:style>
-  <w:style w:type="paragraph" w:styleId="MdTableCell">
+  <w:style w:type="paragraph" w:customStyle="1" w:styleId="MdTableCell">
     <w:name w:val="MdTableCell"/>
-    <w:basedOn w:val="Normal"/>
-    <w:next w:val="Normal"/>
     <w:qFormat/>
   </w:style>
-  <w:style w:type="paragraph" w:styleId="MdHeading1">
+  <w:style w:type="paragraph" w:customStyle="1" w:styleId="MdHeading1">
     <w:name w:val="MdHeading1"/>
-    <w:basedOn w:val="Normal"/>
-    <w:next w:val="Normal"/>
     <w:qFormat/>
     <w:pPr>
       <w:keepNext/>
-      <w:spacing w:after="240" w:before="480"/>
+      <w:spacing w:before="480" w:after="240"/>
       <w:outlineLvl w:val="0"/>
     </w:pPr>
     <w:rPr>
@@ -3738,14 +4229,12 @@
       <w:szCs w:val="36"/>
     </w:rPr>
   </w:style>
-  <w:style w:type="paragraph" w:styleId="MdHeading2">
+  <w:style w:type="paragraph" w:customStyle="1" w:styleId="MdHeading2">
     <w:name w:val="MdHeading2"/>
-    <w:basedOn w:val="Normal"/>
-    <w:next w:val="Normal"/>
     <w:qFormat/>
     <w:pPr>
       <w:keepNext/>
-      <w:spacing w:after="200" w:before="400"/>
+      <w:spacing w:before="400" w:after="200"/>
       <w:outlineLvl w:val="1"/>
     </w:pPr>
     <w:rPr>
@@ -3756,14 +4245,12 @@
       <w:szCs w:val="32"/>
     </w:rPr>
   </w:style>
-  <w:style w:type="paragraph" w:styleId="MdHeading3">
+  <w:style w:type="paragraph" w:customStyle="1" w:styleId="MdHeading3">
     <w:name w:val="MdHeading3"/>
-    <w:basedOn w:val="Normal"/>
-    <w:next w:val="Normal"/>
     <w:qFormat/>
     <w:pPr>
       <w:keepNext/>
-      <w:spacing w:after="160" w:before="320"/>
+      <w:spacing w:before="320" w:after="160"/>
       <w:outlineLvl w:val="2"/>
     </w:pPr>
     <w:rPr>
@@ -3774,14 +4261,12 @@
       <w:szCs w:val="28"/>
     </w:rPr>
   </w:style>
-  <w:style w:type="paragraph" w:styleId="MdHeading4">
+  <w:style w:type="paragraph" w:customStyle="1" w:styleId="MdHeading4">
     <w:name w:val="MdHeading4"/>
-    <w:basedOn w:val="Normal"/>
-    <w:next w:val="Normal"/>
     <w:qFormat/>
     <w:pPr>
       <w:keepNext/>
-      <w:spacing w:after="140" w:before="280"/>
+      <w:spacing w:before="280" w:after="140"/>
       <w:outlineLvl w:val="3"/>
     </w:pPr>
     <w:rPr>
@@ -3792,14 +4277,12 @@
       <w:szCs w:val="26"/>
     </w:rPr>
   </w:style>
-  <w:style w:type="paragraph" w:styleId="MdHeading5">
+  <w:style w:type="paragraph" w:customStyle="1" w:styleId="MdHeading5">
     <w:name w:val="MdHeading5"/>
-    <w:basedOn w:val="Normal"/>
-    <w:next w:val="Normal"/>
     <w:qFormat/>
     <w:pPr>
       <w:keepNext/>
-      <w:spacing w:after="120" w:before="240"/>
+      <w:spacing w:before="240" w:after="120"/>
       <w:outlineLvl w:val="4"/>
     </w:pPr>
     <w:rPr>
@@ -3808,46 +4291,34 @@
       <w:i/>
       <w:iCs/>
       <w:color w:val="44546A"/>
-      <w:sz w:val="24"/>
-      <w:szCs w:val="24"/>
     </w:rPr>
   </w:style>
-  <w:style w:type="paragraph" w:styleId="MdHeading6">
+  <w:style w:type="paragraph" w:customStyle="1" w:styleId="MdHeading6">
     <w:name w:val="MdHeading6"/>
-    <w:basedOn w:val="Normal"/>
-    <w:next w:val="Normal"/>
     <w:qFormat/>
     <w:pPr>
       <w:keepNext/>
-      <w:spacing w:after="120" w:before="240"/>
+      <w:spacing w:before="240" w:after="120"/>
       <w:outlineLvl w:val="5"/>
     </w:pPr>
     <w:rPr>
-      <w:b w:val="false"/>
-      <w:bCs w:val="false"/>
       <w:i/>
       <w:iCs/>
       <w:color w:val="44546A"/>
-      <w:sz w:val="24"/>
-      <w:szCs w:val="24"/>
     </w:rPr>
   </w:style>
-  <w:style w:type="character" w:styleId="MdTag">
+  <w:style w:type="character" w:customStyle="1" w:styleId="MdTag">
     <w:name w:val="MdTag"/>
-    <w:basedOn w:val="Normal"/>
-    <w:next w:val="Normal"/>
     <w:uiPriority w:val="99"/>
     <w:unhideWhenUsed/>
     <w:qFormat/>
     <w:rPr>
-      <w:rFonts w:ascii="Courier New" w:cs="Courier New" w:eastAsia="Courier New" w:hAnsi="Courier New"/>
+      <w:rFonts w:ascii="Courier New" w:eastAsia="Courier New" w:hAnsi="Courier New" w:cs="Courier New"/>
       <w:color w:val="ED7D31"/>
     </w:rPr>
   </w:style>
-  <w:style w:type="character" w:styleId="MdLink">
+  <w:style w:type="character" w:customStyle="1" w:styleId="MdLink">
     <w:name w:val="MdLink"/>
-    <w:basedOn w:val="Normal"/>
-    <w:next w:val="Normal"/>
     <w:uiPriority w:val="99"/>
     <w:unhideWhenUsed/>
     <w:qFormat/>
@@ -3856,10 +4327,8 @@
       <w:u w:val="single"/>
     </w:rPr>
   </w:style>
-  <w:style w:type="character" w:styleId="MdStrong">
+  <w:style w:type="character" w:customStyle="1" w:styleId="MdStrong">
     <w:name w:val="MdStrong"/>
-    <w:basedOn w:val="Normal"/>
-    <w:next w:val="Normal"/>
     <w:uiPriority w:val="99"/>
     <w:unhideWhenUsed/>
     <w:qFormat/>
@@ -3868,10 +4337,8 @@
       <w:bCs/>
     </w:rPr>
   </w:style>
-  <w:style w:type="character" w:styleId="MdEm">
+  <w:style w:type="character" w:customStyle="1" w:styleId="MdEm">
     <w:name w:val="MdEm"/>
-    <w:basedOn w:val="Normal"/>
-    <w:next w:val="Normal"/>
     <w:uiPriority w:val="99"/>
     <w:unhideWhenUsed/>
     <w:qFormat/>
@@ -3880,22 +4347,18 @@
       <w:iCs/>
     </w:rPr>
   </w:style>
-  <w:style w:type="character" w:styleId="MdCodespan">
+  <w:style w:type="character" w:customStyle="1" w:styleId="MdCodespan">
     <w:name w:val="MdCodespan"/>
-    <w:basedOn w:val="Normal"/>
-    <w:next w:val="Normal"/>
     <w:uiPriority w:val="99"/>
     <w:unhideWhenUsed/>
     <w:qFormat/>
     <w:rPr>
-      <w:rFonts w:ascii="Courier New" w:cs="Courier New" w:eastAsia="Courier New" w:hAnsi="Courier New"/>
+      <w:rFonts w:ascii="Courier New" w:eastAsia="Courier New" w:hAnsi="Courier New" w:cs="Courier New"/>
       <w:color w:val="70AD47"/>
     </w:rPr>
   </w:style>
-  <w:style w:type="character" w:styleId="MdDel">
+  <w:style w:type="character" w:customStyle="1" w:styleId="MdDel">
     <w:name w:val="MdDel"/>
-    <w:basedOn w:val="Normal"/>
-    <w:next w:val="Normal"/>
     <w:uiPriority w:val="99"/>
     <w:unhideWhenUsed/>
     <w:qFormat/>
@@ -3904,13 +4367,306 @@
       <w:color w:val="FF0000"/>
     </w:rPr>
   </w:style>
-  <w:style w:type="character" w:styleId="MdBr">
+  <w:style w:type="character" w:customStyle="1" w:styleId="MdBr">
     <w:name w:val="MdBr"/>
-    <w:basedOn w:val="Normal"/>
-    <w:next w:val="Normal"/>
     <w:uiPriority w:val="99"/>
     <w:unhideWhenUsed/>
     <w:qFormat/>
   </w:style>
 </w:styles>
+</file>
+
+<file path=word/theme/theme1.xml><?xml version="1.0" encoding="utf-8"?>
+<a:theme xmlns:a="http://schemas.openxmlformats.org/drawingml/2006/main" name="Office Theme">
+  <a:themeElements>
+    <a:clrScheme name="Office">
+      <a:dk1>
+        <a:sysClr val="windowText" lastClr="000000"/>
+      </a:dk1>
+      <a:lt1>
+        <a:sysClr val="window" lastClr="FFFFFF"/>
+      </a:lt1>
+      <a:dk2>
+        <a:srgbClr val="44546A"/>
+      </a:dk2>
+      <a:lt2>
+        <a:srgbClr val="E7E6E6"/>
+      </a:lt2>
+      <a:accent1>
+        <a:srgbClr val="4472C4"/>
+      </a:accent1>
+      <a:accent2>
+        <a:srgbClr val="ED7D31"/>
+      </a:accent2>
+      <a:accent3>
+        <a:srgbClr val="A5A5A5"/>
+      </a:accent3>
+      <a:accent4>
+        <a:srgbClr val="FFC000"/>
+      </a:accent4>
+      <a:accent5>
+        <a:srgbClr val="5B9BD5"/>
+      </a:accent5>
+      <a:accent6>
+        <a:srgbClr val="70AD47"/>
+      </a:accent6>
+      <a:hlink>
+        <a:srgbClr val="0563C1"/>
+      </a:hlink>
+      <a:folHlink>
+        <a:srgbClr val="954F72"/>
+      </a:folHlink>
+    </a:clrScheme>
+    <a:fontScheme name="Office">
+      <a:majorFont>
+        <a:latin typeface="Calibri Light" panose="020F0302020204030204"/>
+        <a:ea typeface=""/>
+        <a:cs typeface=""/>
+        <a:font script="Jpan" typeface="游ゴシック Light"/>
+        <a:font script="Hang" typeface="맑은 고딕"/>
+        <a:font script="Hans" typeface="等线 Light"/>
+        <a:font script="Hant" typeface="新細明體"/>
+        <a:font script="Arab" typeface="Times New Roman"/>
+        <a:font script="Hebr" typeface="Times New Roman"/>
+        <a:font script="Thai" typeface="Angsana New"/>
+        <a:font script="Ethi" typeface="Nyala"/>
+        <a:font script="Beng" typeface="Vrinda"/>
+        <a:font script="Gujr" typeface="Shruti"/>
+        <a:font script="Khmr" typeface="MoolBoran"/>
+        <a:font script="Knda" typeface="Tunga"/>
+        <a:font script="Guru" typeface="Raavi"/>
+        <a:font script="Cans" typeface="Euphemia"/>
+        <a:font script="Cher" typeface="Plantagenet Cherokee"/>
+        <a:font script="Yiii" typeface="Microsoft Yi Baiti"/>
+        <a:font script="Tibt" typeface="Microsoft Himalaya"/>
+        <a:font script="Thaa" typeface="MV Boli"/>
+        <a:font script="Deva" typeface="Mangal"/>
+        <a:font script="Telu" typeface="Gautami"/>
+        <a:font script="Taml" typeface="Latha"/>
+        <a:font script="Syrc" typeface="Estrangelo Edessa"/>
+        <a:font script="Orya" typeface="Kalinga"/>
+        <a:font script="Mlym" typeface="Kartika"/>
+        <a:font script="Laoo" typeface="DokChampa"/>
+        <a:font script="Sinh" typeface="Iskoola Pota"/>
+        <a:font script="Mong" typeface="Mongolian Baiti"/>
+        <a:font script="Viet" typeface="Times New Roman"/>
+        <a:font script="Uigh" typeface="Microsoft Uighur"/>
+        <a:font script="Geor" typeface="Sylfaen"/>
+        <a:font script="Armn" typeface="Arial"/>
+        <a:font script="Bugi" typeface="Leelawadee UI"/>
+        <a:font script="Bopo" typeface="Microsoft JhengHei"/>
+        <a:font script="Java" typeface="Javanese Text"/>
+        <a:font script="Lisu" typeface="Segoe UI"/>
+        <a:font script="Mymr" typeface="Myanmar Text"/>
+        <a:font script="Nkoo" typeface="Ebrima"/>
+        <a:font script="Olck" typeface="Nirmala UI"/>
+        <a:font script="Osma" typeface="Ebrima"/>
+        <a:font script="Phag" typeface="Phagspa"/>
+        <a:font script="Syrn" typeface="Estrangelo Edessa"/>
+        <a:font script="Syrj" typeface="Estrangelo Edessa"/>
+        <a:font script="Syre" typeface="Estrangelo Edessa"/>
+        <a:font script="Sora" typeface="Nirmala UI"/>
+        <a:font script="Tale" typeface="Microsoft Tai Le"/>
+        <a:font script="Talu" typeface="Microsoft New Tai Lue"/>
+        <a:font script="Tfng" typeface="Ebrima"/>
+      </a:majorFont>
+      <a:minorFont>
+        <a:latin typeface="Calibri" panose="020F0502020204030204"/>
+        <a:ea typeface=""/>
+        <a:cs typeface=""/>
+        <a:font script="Jpan" typeface="游明朝"/>
+        <a:font script="Hang" typeface="맑은 고딕"/>
+        <a:font script="Hans" typeface="等线"/>
+        <a:font script="Hant" typeface="新細明體"/>
+        <a:font script="Arab" typeface="Arial"/>
+        <a:font script="Hebr" typeface="Arial"/>
+        <a:font script="Thai" typeface="Cordia New"/>
+        <a:font script="Ethi" typeface="Nyala"/>
+        <a:font script="Beng" typeface="Vrinda"/>
+        <a:font script="Gujr" typeface="Shruti"/>
+        <a:font script="Khmr" typeface="DaunPenh"/>
+        <a:font script="Knda" typeface="Tunga"/>
+        <a:font script="Guru" typeface="Raavi"/>
+        <a:font script="Cans" typeface="Euphemia"/>
+        <a:font script="Cher" typeface="Plantagenet Cherokee"/>
+        <a:font script="Yiii" typeface="Microsoft Yi Baiti"/>
+        <a:font script="Tibt" typeface="Microsoft Himalaya"/>
+        <a:font script="Thaa" typeface="MV Boli"/>
+        <a:font script="Deva" typeface="Mangal"/>
+        <a:font script="Telu" typeface="Gautami"/>
+        <a:font script="Taml" typeface="Latha"/>
+        <a:font script="Syrc" typeface="Estrangelo Edessa"/>
+        <a:font script="Orya" typeface="Kalinga"/>
+        <a:font script="Mlym" typeface="Kartika"/>
+        <a:font script="Laoo" typeface="DokChampa"/>
+        <a:font script="Sinh" typeface="Iskoola Pota"/>
+        <a:font script="Mong" typeface="Mongolian Baiti"/>
+        <a:font script="Viet" typeface="Arial"/>
+        <a:font script="Uigh" typeface="Microsoft Uighur"/>
+        <a:font script="Geor" typeface="Sylfaen"/>
+        <a:font script="Armn" typeface="Arial"/>
+        <a:font script="Bugi" typeface="Leelawadee UI"/>
+        <a:font script="Bopo" typeface="Microsoft JhengHei"/>
+        <a:font script="Java" typeface="Javanese Text"/>
+        <a:font script="Lisu" typeface="Segoe UI"/>
+        <a:font script="Mymr" typeface="Myanmar Text"/>
+        <a:font script="Nkoo" typeface="Ebrima"/>
+        <a:font script="Olck" typeface="Nirmala UI"/>
+        <a:font script="Osma" typeface="Ebrima"/>
+        <a:font script="Phag" typeface="Phagspa"/>
+        <a:font script="Syrn" typeface="Estrangelo Edessa"/>
+        <a:font script="Syrj" typeface="Estrangelo Edessa"/>
+        <a:font script="Syre" typeface="Estrangelo Edessa"/>
+        <a:font script="Sora" typeface="Nirmala UI"/>
+        <a:font script="Tale" typeface="Microsoft Tai Le"/>
+        <a:font script="Talu" typeface="Microsoft New Tai Lue"/>
+        <a:font script="Tfng" typeface="Ebrima"/>
+      </a:minorFont>
+    </a:fontScheme>
+    <a:fmtScheme name="Office">
+      <a:fillStyleLst>
+        <a:solidFill>
+          <a:schemeClr val="phClr"/>
+        </a:solidFill>
+        <a:gradFill rotWithShape="1">
+          <a:gsLst>
+            <a:gs pos="0">
+              <a:schemeClr val="phClr">
+                <a:lumMod val="110000"/>
+                <a:satMod val="105000"/>
+                <a:tint val="67000"/>
+              </a:schemeClr>
+            </a:gs>
+            <a:gs pos="50000">
+              <a:schemeClr val="phClr">
+                <a:lumMod val="105000"/>
+                <a:satMod val="103000"/>
+                <a:tint val="73000"/>
+              </a:schemeClr>
+            </a:gs>
+            <a:gs pos="100000">
+              <a:schemeClr val="phClr">
+                <a:lumMod val="105000"/>
+                <a:satMod val="109000"/>
+                <a:tint val="81000"/>
+              </a:schemeClr>
+            </a:gs>
+          </a:gsLst>
+          <a:lin ang="5400000" scaled="0"/>
+        </a:gradFill>
+        <a:gradFill rotWithShape="1">
+          <a:gsLst>
+            <a:gs pos="0">
+              <a:schemeClr val="phClr">
+                <a:satMod val="103000"/>
+                <a:lumMod val="102000"/>
+                <a:tint val="94000"/>
+              </a:schemeClr>
+            </a:gs>
+            <a:gs pos="50000">
+              <a:schemeClr val="phClr">
+                <a:satMod val="110000"/>
+                <a:lumMod val="100000"/>
+                <a:shade val="100000"/>
+              </a:schemeClr>
+            </a:gs>
+            <a:gs pos="100000">
+              <a:schemeClr val="phClr">
+                <a:lumMod val="99000"/>
+                <a:satMod val="120000"/>
+                <a:shade val="78000"/>
+              </a:schemeClr>
+            </a:gs>
+          </a:gsLst>
+          <a:lin ang="5400000" scaled="0"/>
+        </a:gradFill>
+      </a:fillStyleLst>
+      <a:lnStyleLst>
+        <a:ln w="6350" cap="flat" cmpd="sng" algn="ctr">
+          <a:solidFill>
+            <a:schemeClr val="phClr"/>
+          </a:solidFill>
+          <a:prstDash val="solid"/>
+          <a:miter lim="800000"/>
+        </a:ln>
+        <a:ln w="12700" cap="flat" cmpd="sng" algn="ctr">
+          <a:solidFill>
+            <a:schemeClr val="phClr"/>
+          </a:solidFill>
+          <a:prstDash val="solid"/>
+          <a:miter lim="800000"/>
+        </a:ln>
+        <a:ln w="19050" cap="flat" cmpd="sng" algn="ctr">
+          <a:solidFill>
+            <a:schemeClr val="phClr"/>
+          </a:solidFill>
+          <a:prstDash val="solid"/>
+          <a:miter lim="800000"/>
+        </a:ln>
+      </a:lnStyleLst>
+      <a:effectStyleLst>
+        <a:effectStyle>
+          <a:effectLst/>
+        </a:effectStyle>
+        <a:effectStyle>
+          <a:effectLst/>
+        </a:effectStyle>
+        <a:effectStyle>
+          <a:effectLst>
+            <a:outerShdw blurRad="57150" dist="19050" dir="5400000" algn="ctr" rotWithShape="0">
+              <a:srgbClr val="000000">
+                <a:alpha val="63000"/>
+              </a:srgbClr>
+            </a:outerShdw>
+          </a:effectLst>
+        </a:effectStyle>
+      </a:effectStyleLst>
+      <a:bgFillStyleLst>
+        <a:solidFill>
+          <a:schemeClr val="phClr"/>
+        </a:solidFill>
+        <a:solidFill>
+          <a:schemeClr val="phClr">
+            <a:tint val="95000"/>
+            <a:satMod val="170000"/>
+          </a:schemeClr>
+        </a:solidFill>
+        <a:gradFill rotWithShape="1">
+          <a:gsLst>
+            <a:gs pos="0">
+              <a:schemeClr val="phClr">
+                <a:tint val="93000"/>
+                <a:satMod val="150000"/>
+                <a:shade val="98000"/>
+                <a:lumMod val="102000"/>
+              </a:schemeClr>
+            </a:gs>
+            <a:gs pos="50000">
+              <a:schemeClr val="phClr">
+                <a:tint val="98000"/>
+                <a:satMod val="130000"/>
+                <a:shade val="90000"/>
+                <a:lumMod val="103000"/>
+              </a:schemeClr>
+            </a:gs>
+            <a:gs pos="100000">
+              <a:schemeClr val="phClr">
+                <a:shade val="63000"/>
+                <a:satMod val="120000"/>
+              </a:schemeClr>
+            </a:gs>
+          </a:gsLst>
+          <a:lin ang="5400000" scaled="0"/>
+        </a:gradFill>
+      </a:bgFillStyleLst>
+    </a:fmtScheme>
+  </a:themeElements>
+  <a:objectDefaults/>
+  <a:extraClrSchemeLst/>
+  <a:extLst>
+    <a:ext uri="{05A4C25C-085E-4340-85A3-A5531E510DB2}">
+      <thm15:themeFamily xmlns:thm15="http://schemas.microsoft.com/office/thememl/2012/main" name="Office Theme" id="{62F939B6-93AF-4DB8-9C6B-D6C7DFDC589F}" vid="{4A3C46E8-61CC-4603-A589-7422A47A8E4A}"/>
+    </a:ext>
+  </a:extLst>
+</a:theme>
 </file>